--- a/CST simulation/Wilkinson power divider design and simulation.docx
+++ b/CST simulation/Wilkinson power divider design and simulation.docx
@@ -68,7 +68,7 @@
                     <pic:cNvPicPr/>
                   </pic:nvPicPr>
                   <pic:blipFill>
-                    <a:blip r:embed="rId6"/>
+                    <a:blip r:embed="rId8"/>
                     <a:stretch>
                       <a:fillRect/>
                     </a:stretch>
@@ -129,11 +129,16 @@
       <w:r>
         <w:t xml:space="preserve">dielectric constant </w:t>
       </w:r>
+      <w:proofErr w:type="gramStart"/>
       <w:r>
         <w:t>va</w:t>
       </w:r>
       <w:r>
-        <w:t>lue for calculating the impedance of microstrip:</w:t>
+        <w:t>lue</w:t>
+      </w:r>
+      <w:proofErr w:type="gramEnd"/>
+      <w:r>
+        <w:t xml:space="preserve"> for calculating the impedance of microstrip:</w:t>
       </w:r>
     </w:p>
     <w:p>
@@ -170,7 +175,7 @@
                     <pic:cNvPicPr/>
                   </pic:nvPicPr>
                   <pic:blipFill>
-                    <a:blip r:embed="rId7"/>
+                    <a:blip r:embed="rId9"/>
                     <a:stretch>
                       <a:fillRect/>
                     </a:stretch>
@@ -199,31 +204,18 @@
       <w:r>
         <w:t xml:space="preserve">Figure </w:t>
       </w:r>
-      <w:r>
-        <w:fldChar w:fldCharType="begin"/>
-      </w:r>
-      <w:r>
-        <w:instrText xml:space="preserve"> SEQ Figure \* ARABIC </w:instrText>
-      </w:r>
-      <w:r>
-        <w:fldChar w:fldCharType="separate"/>
-      </w:r>
-      <w:r>
-        <w:rPr>
-          <w:noProof/>
-        </w:rPr>
-        <w:t>1</w:t>
-      </w:r>
-      <w:r>
-        <w:rPr>
-          <w:noProof/>
-        </w:rPr>
-        <w:fldChar w:fldCharType="end"/>
-      </w:r>
+      <w:fldSimple w:instr=" SEQ Figure \* ARABIC ">
+        <w:r>
+          <w:rPr>
+            <w:noProof/>
+          </w:rPr>
+          <w:t>1</w:t>
+        </w:r>
+      </w:fldSimple>
       <w:r>
         <w:t xml:space="preserve">. </w:t>
       </w:r>
-      <w:hyperlink r:id="rId8" w:history="1">
+      <w:hyperlink r:id="rId10" w:history="1">
         <w:r>
           <w:rPr>
             <w:rStyle w:val="Hyperlink"/>
@@ -240,7 +232,15 @@
         <w:ind w:firstLine="720"/>
       </w:pPr>
       <w:r>
-        <w:t xml:space="preserve">(b). Data from CST software, which is 3.66 , as shown in </w:t>
+        <w:t xml:space="preserve">(b). Data from CST software, which is </w:t>
+      </w:r>
+      <w:proofErr w:type="gramStart"/>
+      <w:r>
+        <w:t>3.66 ,</w:t>
+      </w:r>
+      <w:proofErr w:type="gramEnd"/>
+      <w:r>
+        <w:t xml:space="preserve"> as shown in </w:t>
       </w:r>
       <w:r>
         <w:fldChar w:fldCharType="begin"/>
@@ -306,7 +306,7 @@
                     <pic:cNvPicPr/>
                   </pic:nvPicPr>
                   <pic:blipFill>
-                    <a:blip r:embed="rId9"/>
+                    <a:blip r:embed="rId11"/>
                     <a:stretch>
                       <a:fillRect/>
                     </a:stretch>
@@ -336,27 +336,14 @@
       <w:r>
         <w:t xml:space="preserve">Figure </w:t>
       </w:r>
-      <w:r>
-        <w:fldChar w:fldCharType="begin"/>
-      </w:r>
-      <w:r>
-        <w:instrText xml:space="preserve"> SEQ Figure \* ARABIC </w:instrText>
-      </w:r>
-      <w:r>
-        <w:fldChar w:fldCharType="separate"/>
-      </w:r>
-      <w:r>
-        <w:rPr>
-          <w:noProof/>
-        </w:rPr>
-        <w:t>2</w:t>
-      </w:r>
-      <w:r>
-        <w:rPr>
-          <w:noProof/>
-        </w:rPr>
-        <w:fldChar w:fldCharType="end"/>
-      </w:r>
+      <w:fldSimple w:instr=" SEQ Figure \* ARABIC ">
+        <w:r>
+          <w:rPr>
+            <w:noProof/>
+          </w:rPr>
+          <w:t>2</w:t>
+        </w:r>
+      </w:fldSimple>
       <w:bookmarkEnd w:id="0"/>
       <w:r>
         <w:t>. Dielectric constant from CST</w:t>
@@ -374,7 +361,15 @@
         <w:ind w:left="1080"/>
       </w:pPr>
       <w:r>
-        <w:t>Claude answer:</w:t>
+        <w:t xml:space="preserve">Claude </w:t>
+      </w:r>
+      <w:proofErr w:type="gramStart"/>
+      <w:r>
+        <w:t>answer</w:t>
+      </w:r>
+      <w:proofErr w:type="gramEnd"/>
+      <w:r>
+        <w:t>:</w:t>
       </w:r>
     </w:p>
     <w:p>
@@ -393,7 +388,15 @@
         <w:t>3.66</w:t>
       </w:r>
       <w:r>
-        <w:t xml:space="preserve"> — the value already loaded in your CST material (component1:solid1), not the 3.75 you're reading off the datasheet plot.</w:t>
+        <w:t xml:space="preserve"> — the value already loaded in your CST material (component</w:t>
+      </w:r>
+      <w:proofErr w:type="gramStart"/>
+      <w:r>
+        <w:t>1:solid</w:t>
+      </w:r>
+      <w:proofErr w:type="gramEnd"/>
+      <w:r>
+        <w:t>1), not the 3.75 you're reading off the datasheet plot.</w:t>
       </w:r>
     </w:p>
     <w:p>
@@ -415,7 +418,23 @@
           <w:b/>
           <w:bCs/>
         </w:rPr>
-        <w:t>The datasheet actually lists more than one Dk</w:t>
+        <w:t xml:space="preserve">The datasheet </w:t>
+      </w:r>
+      <w:proofErr w:type="gramStart"/>
+      <w:r>
+        <w:rPr>
+          <w:b/>
+          <w:bCs/>
+        </w:rPr>
+        <w:t>actually lists</w:t>
+      </w:r>
+      <w:proofErr w:type="gramEnd"/>
+      <w:r>
+        <w:rPr>
+          <w:b/>
+          <w:bCs/>
+        </w:rPr>
+        <w:t xml:space="preserve"> more than one Dk</w:t>
       </w:r>
       <w:r>
         <w:t>, and they're not interchangeable:</w:t>
@@ -455,7 +474,7 @@
       <w:r>
         <w:t xml:space="preserve"> method can potentially lower the actual dielectric constant due to the presence of an air gap. </w:t>
       </w:r>
-      <w:hyperlink r:id="rId10" w:tgtFrame="_blank" w:history="1">
+      <w:hyperlink r:id="rId12" w:tgtFrame="_blank" w:history="1">
         <w:proofErr w:type="spellStart"/>
         <w:r>
           <w:rPr>
@@ -484,7 +503,7 @@
       <w:r>
         <w:t xml:space="preserve"> — measured 8 to 40 GHz by the differential phase length method, and this is the number Rogers explicitly intends for circuit/impedance design. </w:t>
       </w:r>
-      <w:hyperlink r:id="rId11" w:tgtFrame="_blank" w:history="1">
+      <w:hyperlink r:id="rId13" w:tgtFrame="_blank" w:history="1">
         <w:r>
           <w:rPr>
             <w:rStyle w:val="Hyperlink"/>
@@ -533,7 +552,7 @@
       <w:r>
         <w:t xml:space="preserve">. Engineers who plug the lower process value into a solver systematically get traces too narrow and impedance too low: using 3.48 in an impedance calculator gives traces that are too narrow. </w:t>
       </w:r>
-      <w:hyperlink r:id="rId12" w:tgtFrame="_blank" w:history="1">
+      <w:hyperlink r:id="rId14" w:tgtFrame="_blank" w:history="1">
         <w:proofErr w:type="spellStart"/>
         <w:r>
           <w:rPr>
@@ -542,7 +561,7 @@
           <w:t>Medium</w:t>
         </w:r>
       </w:hyperlink>
-      <w:hyperlink r:id="rId13" w:tgtFrame="_blank" w:history="1">
+      <w:hyperlink r:id="rId15" w:tgtFrame="_blank" w:history="1">
         <w:r>
           <w:rPr>
             <w:rStyle w:val="Hyperlink"/>
@@ -562,19 +581,39 @@
           <w:b/>
           <w:bCs/>
         </w:rPr>
-        <w:t xml:space="preserve">On frequency </w:t>
-      </w:r>
+        <w:t xml:space="preserve">On </w:t>
+      </w:r>
+      <w:proofErr w:type="gramStart"/>
       <w:r>
         <w:rPr>
           <w:b/>
           <w:bCs/>
         </w:rPr>
+        <w:t xml:space="preserve">frequency </w:t>
+      </w:r>
+      <w:r>
+        <w:rPr>
+          <w:b/>
+          <w:bCs/>
+        </w:rPr>
         <w:t>:</w:t>
       </w:r>
       <w:r>
-        <w:t xml:space="preserve">RO4350B's Dk is intentionally very flat across the microwave band — RO4350B provides a stable Dk of 3.48 from 500 MHz to over 40 GHz with minimal variation versus frequency (the corresponding design-Dk figure being 3.66 over the same range). So you don't need to chase a frequency-corrected value for 7.1 GHz — 3.66 at 2 GHz and 3.66 at 7.1 GHz are the same design value; dispersion in this material over that span is small enough to ignore for a thin-microstrip Z₀ calculation. </w:t>
-      </w:r>
-      <w:hyperlink r:id="rId14" w:tgtFrame="_blank" w:history="1">
+        <w:t>RO</w:t>
+      </w:r>
+      <w:proofErr w:type="gramEnd"/>
+      <w:r>
+        <w:t xml:space="preserve">4350B's Dk is intentionally very flat across the microwave band — RO4350B provides a stable Dk of 3.48 from 500 MHz to over 40 GHz with minimal variation versus frequency (the corresponding design-Dk figure being 3.66 over the same range). </w:t>
+      </w:r>
+      <w:proofErr w:type="gramStart"/>
+      <w:r>
+        <w:t>So</w:t>
+      </w:r>
+      <w:proofErr w:type="gramEnd"/>
+      <w:r>
+        <w:t xml:space="preserve"> you don't need to chase a frequency-corrected value for 7.1 GHz — 3.66 at 2 GHz and 3.66 at 7.1 GHz are the same design value; dispersion in this material over that span is small enough to ignore for a thin-microstrip Z₀ calculation. </w:t>
+      </w:r>
+      <w:hyperlink r:id="rId16" w:tgtFrame="_blank" w:history="1">
         <w:proofErr w:type="spellStart"/>
         <w:r>
           <w:rPr>
@@ -684,7 +723,15 @@
         <w:pStyle w:val="ListParagraph"/>
       </w:pPr>
       <w:r>
-        <w:t>2. There are two different tool for calculating the impedance of microstrip: KiCAD and CST</w:t>
+        <w:t xml:space="preserve">2. There are two different </w:t>
+      </w:r>
+      <w:proofErr w:type="gramStart"/>
+      <w:r>
+        <w:t>tool</w:t>
+      </w:r>
+      <w:proofErr w:type="gramEnd"/>
+      <w:r>
+        <w:t xml:space="preserve"> for calculating the impedance of microstrip: KiCAD and CST</w:t>
       </w:r>
     </w:p>
     <w:p>
@@ -712,7 +759,7 @@
                     <pic:cNvPicPr/>
                   </pic:nvPicPr>
                   <pic:blipFill>
-                    <a:blip r:embed="rId15"/>
+                    <a:blip r:embed="rId17"/>
                     <a:stretch>
                       <a:fillRect/>
                     </a:stretch>
@@ -741,27 +788,14 @@
       <w:r>
         <w:t xml:space="preserve">Figure </w:t>
       </w:r>
-      <w:r>
-        <w:fldChar w:fldCharType="begin"/>
-      </w:r>
-      <w:r>
-        <w:instrText xml:space="preserve"> SEQ Figure \* ARABIC </w:instrText>
-      </w:r>
-      <w:r>
-        <w:fldChar w:fldCharType="separate"/>
-      </w:r>
-      <w:r>
-        <w:rPr>
-          <w:noProof/>
-        </w:rPr>
-        <w:t>3</w:t>
-      </w:r>
-      <w:r>
-        <w:rPr>
-          <w:noProof/>
-        </w:rPr>
-        <w:fldChar w:fldCharType="end"/>
-      </w:r>
+      <w:fldSimple w:instr=" SEQ Figure \* ARABIC ">
+        <w:r>
+          <w:rPr>
+            <w:noProof/>
+          </w:rPr>
+          <w:t>3</w:t>
+        </w:r>
+      </w:fldSimple>
       <w:r>
         <w:t xml:space="preserve">. Calculator tools in </w:t>
       </w:r>
@@ -797,7 +831,7 @@
                     <pic:cNvPicPr/>
                   </pic:nvPicPr>
                   <pic:blipFill>
-                    <a:blip r:embed="rId16"/>
+                    <a:blip r:embed="rId18"/>
                     <a:stretch>
                       <a:fillRect/>
                     </a:stretch>
@@ -837,7 +871,7 @@
                     <pic:cNvPicPr/>
                   </pic:nvPicPr>
                   <pic:blipFill>
-                    <a:blip r:embed="rId17"/>
+                    <a:blip r:embed="rId19"/>
                     <a:stretch>
                       <a:fillRect/>
                     </a:stretch>
@@ -866,27 +900,14 @@
       <w:r>
         <w:t xml:space="preserve">Figure </w:t>
       </w:r>
-      <w:r>
-        <w:fldChar w:fldCharType="begin"/>
-      </w:r>
-      <w:r>
-        <w:instrText xml:space="preserve"> SEQ Figure \* ARABIC </w:instrText>
-      </w:r>
-      <w:r>
-        <w:fldChar w:fldCharType="separate"/>
-      </w:r>
-      <w:r>
-        <w:rPr>
-          <w:noProof/>
-        </w:rPr>
-        <w:t>4</w:t>
-      </w:r>
-      <w:r>
-        <w:rPr>
-          <w:noProof/>
-        </w:rPr>
-        <w:fldChar w:fldCharType="end"/>
-      </w:r>
+      <w:fldSimple w:instr=" SEQ Figure \* ARABIC ">
+        <w:r>
+          <w:rPr>
+            <w:noProof/>
+          </w:rPr>
+          <w:t>4</w:t>
+        </w:r>
+      </w:fldSimple>
       <w:r>
         <w:t>. Impedance calculation tool from CST</w:t>
       </w:r>
@@ -940,7 +961,7 @@
       <w:r>
         <w:t xml:space="preserve"> (refer to </w:t>
       </w:r>
-      <w:hyperlink r:id="rId18" w:history="1">
+      <w:hyperlink r:id="rId20" w:history="1">
         <w:r>
           <w:rPr>
             <w:rStyle w:val="Hyperlink"/>
@@ -970,7 +991,7 @@
         <w:rPr>
           <w:noProof/>
         </w:rPr>
-        <w:t>14</w:t>
+        <w:t>12</w:t>
       </w:r>
       <w:r>
         <w:fldChar w:fldCharType="end"/>
@@ -988,27 +1009,14 @@
       <w:r>
         <w:t xml:space="preserve">Table </w:t>
       </w:r>
-      <w:r>
-        <w:fldChar w:fldCharType="begin"/>
-      </w:r>
-      <w:r>
-        <w:instrText xml:space="preserve"> SEQ Table \* ARABIC </w:instrText>
-      </w:r>
-      <w:r>
-        <w:fldChar w:fldCharType="separate"/>
-      </w:r>
-      <w:r>
-        <w:rPr>
-          <w:noProof/>
-        </w:rPr>
-        <w:t>1</w:t>
-      </w:r>
-      <w:r>
-        <w:rPr>
-          <w:noProof/>
-        </w:rPr>
-        <w:fldChar w:fldCharType="end"/>
-      </w:r>
+      <w:fldSimple w:instr=" SEQ Table \* ARABIC ">
+        <w:r>
+          <w:rPr>
+            <w:noProof/>
+          </w:rPr>
+          <w:t>1</w:t>
+        </w:r>
+      </w:fldSimple>
       <w:r>
         <w:t xml:space="preserve">. Trace width and length on each stage (4 stage), calculated from CST </w:t>
       </w:r>
@@ -1302,7 +1310,7 @@
                     <pic:cNvPicPr/>
                   </pic:nvPicPr>
                   <pic:blipFill>
-                    <a:blip r:embed="rId19"/>
+                    <a:blip r:embed="rId21"/>
                     <a:stretch>
                       <a:fillRect/>
                     </a:stretch>
@@ -1354,7 +1362,7 @@
                     <pic:cNvPicPr/>
                   </pic:nvPicPr>
                   <pic:blipFill>
-                    <a:blip r:embed="rId20"/>
+                    <a:blip r:embed="rId22"/>
                     <a:stretch>
                       <a:fillRect/>
                     </a:stretch>
@@ -1400,7 +1408,7 @@
                     <pic:cNvPicPr/>
                   </pic:nvPicPr>
                   <pic:blipFill>
-                    <a:blip r:embed="rId21"/>
+                    <a:blip r:embed="rId23"/>
                     <a:stretch>
                       <a:fillRect/>
                     </a:stretch>
@@ -1471,7 +1479,7 @@
       <w:r>
         <w:t>(</w:t>
       </w:r>
-      <w:hyperlink r:id="rId22" w:history="1">
+      <w:hyperlink r:id="rId24" w:history="1">
         <w:r>
           <w:rPr>
             <w:rStyle w:val="Hyperlink"/>
@@ -1500,7 +1508,15 @@
         <w:t xml:space="preserve"> SMD pad with size 25.2mil * 21.26 mil and place the center on (0, 20.08) mil</w:t>
       </w:r>
       <w:r>
-        <w:t xml:space="preserve"> and (0, -20.08)mil.</w:t>
+        <w:t xml:space="preserve"> and (0, -20.</w:t>
+      </w:r>
+      <w:proofErr w:type="gramStart"/>
+      <w:r>
+        <w:t>08)mil</w:t>
+      </w:r>
+      <w:proofErr w:type="gramEnd"/>
+      <w:r>
+        <w:t>.</w:t>
       </w:r>
     </w:p>
     <w:p>
@@ -1548,7 +1564,7 @@
         <w:rPr>
           <w:noProof/>
         </w:rPr>
-        <w:t>6</w:t>
+        <w:t>5</w:t>
       </w:r>
       <w:r>
         <w:fldChar w:fldCharType="end"/>
@@ -1583,7 +1599,7 @@
                     <pic:cNvPicPr/>
                   </pic:nvPicPr>
                   <pic:blipFill>
-                    <a:blip r:embed="rId23"/>
+                    <a:blip r:embed="rId25"/>
                     <a:stretch>
                       <a:fillRect/>
                     </a:stretch>
@@ -1612,27 +1628,14 @@
       <w:r>
         <w:t xml:space="preserve">Figure </w:t>
       </w:r>
-      <w:r>
-        <w:fldChar w:fldCharType="begin"/>
-      </w:r>
-      <w:r>
-        <w:instrText xml:space="preserve"> SEQ Figure \* ARABIC </w:instrText>
-      </w:r>
-      <w:r>
-        <w:fldChar w:fldCharType="separate"/>
-      </w:r>
-      <w:r>
-        <w:rPr>
-          <w:noProof/>
-        </w:rPr>
-        <w:t>5</w:t>
-      </w:r>
-      <w:r>
-        <w:rPr>
-          <w:noProof/>
-        </w:rPr>
-        <w:fldChar w:fldCharType="end"/>
-      </w:r>
+      <w:fldSimple w:instr=" SEQ Figure \* ARABIC ">
+        <w:r>
+          <w:rPr>
+            <w:noProof/>
+          </w:rPr>
+          <w:t>5</w:t>
+        </w:r>
+      </w:fldSimple>
       <w:bookmarkEnd w:id="1"/>
       <w:r>
         <w:t>. Trace coordinate calculation for Wilkinson Power Divider</w:t>
@@ -1678,7 +1681,7 @@
                     <pic:cNvPicPr/>
                   </pic:nvPicPr>
                   <pic:blipFill>
-                    <a:blip r:embed="rId24"/>
+                    <a:blip r:embed="rId26"/>
                     <a:stretch>
                       <a:fillRect/>
                     </a:stretch>
@@ -1706,27 +1709,14 @@
       <w:r>
         <w:t xml:space="preserve">Figure </w:t>
       </w:r>
-      <w:r>
-        <w:fldChar w:fldCharType="begin"/>
-      </w:r>
-      <w:r>
-        <w:instrText xml:space="preserve"> SEQ Figure \* ARABIC </w:instrText>
-      </w:r>
-      <w:r>
-        <w:fldChar w:fldCharType="separate"/>
-      </w:r>
-      <w:r>
-        <w:rPr>
-          <w:noProof/>
-        </w:rPr>
-        <w:t>6</w:t>
-      </w:r>
-      <w:r>
-        <w:rPr>
-          <w:noProof/>
-        </w:rPr>
-        <w:fldChar w:fldCharType="end"/>
-      </w:r>
+      <w:fldSimple w:instr=" SEQ Figure \* ARABIC ">
+        <w:r>
+          <w:rPr>
+            <w:noProof/>
+          </w:rPr>
+          <w:t>6</w:t>
+        </w:r>
+      </w:fldSimple>
       <w:r>
         <w:t>. The coordinate of the ring on the first stage</w:t>
       </w:r>
@@ -1762,7 +1752,7 @@
                     <pic:cNvPicPr/>
                   </pic:nvPicPr>
                   <pic:blipFill>
-                    <a:blip r:embed="rId25"/>
+                    <a:blip r:embed="rId27"/>
                     <a:stretch>
                       <a:fillRect/>
                     </a:stretch>
@@ -1790,27 +1780,14 @@
       <w:r>
         <w:t xml:space="preserve">Figure </w:t>
       </w:r>
-      <w:r>
-        <w:fldChar w:fldCharType="begin"/>
-      </w:r>
-      <w:r>
-        <w:instrText xml:space="preserve"> SEQ Figure \* ARABIC </w:instrText>
-      </w:r>
-      <w:r>
-        <w:fldChar w:fldCharType="separate"/>
-      </w:r>
-      <w:r>
-        <w:rPr>
-          <w:noProof/>
-        </w:rPr>
-        <w:t>7</w:t>
-      </w:r>
-      <w:r>
-        <w:rPr>
-          <w:noProof/>
-        </w:rPr>
-        <w:fldChar w:fldCharType="end"/>
-      </w:r>
+      <w:fldSimple w:instr=" SEQ Figure \* ARABIC ">
+        <w:r>
+          <w:rPr>
+            <w:noProof/>
+          </w:rPr>
+          <w:t>7</w:t>
+        </w:r>
+      </w:fldSimple>
       <w:r>
         <w:t xml:space="preserve">. The arc setup in the </w:t>
       </w:r>
@@ -1863,7 +1840,7 @@
                     <pic:cNvPicPr/>
                   </pic:nvPicPr>
                   <pic:blipFill>
-                    <a:blip r:embed="rId26"/>
+                    <a:blip r:embed="rId28"/>
                     <a:stretch>
                       <a:fillRect/>
                     </a:stretch>
@@ -1907,13 +1884,21 @@
       </w:r>
       <w:proofErr w:type="spellEnd"/>
       <w:r>
-        <w:t xml:space="preserve"> (Width_T0, Width_T0)</w:t>
+        <w:t xml:space="preserve"> (Width_T0, Width_T0</w:t>
+      </w:r>
+      <w:proofErr w:type="gramStart"/>
+      <w:r>
+        <w:t>)</w:t>
       </w:r>
       <w:r>
         <w:t>.</w:t>
       </w:r>
       <w:r>
-        <w:t xml:space="preserve">This completes the </w:t>
+        <w:t>This</w:t>
+      </w:r>
+      <w:proofErr w:type="gramEnd"/>
+      <w:r>
+        <w:t xml:space="preserve"> completes the </w:t>
       </w:r>
     </w:p>
     <w:p>
@@ -1950,7 +1935,7 @@
                     <pic:cNvPicPr/>
                   </pic:nvPicPr>
                   <pic:blipFill>
-                    <a:blip r:embed="rId27" cstate="print">
+                    <a:blip r:embed="rId29" cstate="print">
                       <a:extLst>
                         <a:ext uri="{28A0092B-C50C-407E-A947-70E740481C1C}">
                           <a14:useLocalDpi xmlns:a14="http://schemas.microsoft.com/office/drawing/2010/main" val="0"/>
@@ -2010,7 +1995,7 @@
                     <pic:cNvPicPr/>
                   </pic:nvPicPr>
                   <pic:blipFill>
-                    <a:blip r:embed="rId28">
+                    <a:blip r:embed="rId30">
                       <a:extLst>
                         <a:ext uri="{28A0092B-C50C-407E-A947-70E740481C1C}">
                           <a14:useLocalDpi xmlns:a14="http://schemas.microsoft.com/office/drawing/2010/main" val="0"/>
@@ -2083,7 +2068,7 @@
                     <pic:cNvPicPr/>
                   </pic:nvPicPr>
                   <pic:blipFill>
-                    <a:blip r:embed="rId29"/>
+                    <a:blip r:embed="rId31"/>
                     <a:stretch>
                       <a:fillRect/>
                     </a:stretch>
@@ -2119,7 +2104,15 @@
         </w:numPr>
       </w:pPr>
       <w:r>
-        <w:t xml:space="preserve">Repeat the step c, d for the </w:t>
+        <w:t xml:space="preserve">Repeat </w:t>
+      </w:r>
+      <w:proofErr w:type="gramStart"/>
+      <w:r>
+        <w:t>the step</w:t>
+      </w:r>
+      <w:proofErr w:type="gramEnd"/>
+      <w:r>
+        <w:t xml:space="preserve"> c, d for the </w:t>
       </w:r>
       <w:r>
         <w:t>second</w:t>
@@ -2173,7 +2166,7 @@
                     <pic:cNvPicPr/>
                   </pic:nvPicPr>
                   <pic:blipFill>
-                    <a:blip r:embed="rId30"/>
+                    <a:blip r:embed="rId32"/>
                     <a:stretch>
                       <a:fillRect/>
                     </a:stretch>
@@ -2203,7 +2196,15 @@
         </w:numPr>
       </w:pPr>
       <w:r>
-        <w:t>Add two SMD pad with size 25.2mil * 21.26 mil and place the center on (X_2R, 20.08) mil and (X_2R, -20.</w:t>
+        <w:t xml:space="preserve">Add two SMD </w:t>
+      </w:r>
+      <w:proofErr w:type="gramStart"/>
+      <w:r>
+        <w:t>pad</w:t>
+      </w:r>
+      <w:proofErr w:type="gramEnd"/>
+      <w:r>
+        <w:t xml:space="preserve"> with size 25.2mil * 21.26 mil and place the center on (X_2R, 20.08) mil and (X_2R, -20.</w:t>
       </w:r>
       <w:r>
         <w:t>08) mil</w:t>
@@ -2224,11 +2225,16 @@
         <w:t xml:space="preserve">Keep the same steps </w:t>
       </w:r>
       <w:proofErr w:type="spellStart"/>
+      <w:proofErr w:type="gramStart"/>
       <w:r>
         <w:t>f,</w:t>
       </w:r>
       <w:r>
-        <w:t>c,d</w:t>
+        <w:t>c</w:t>
+      </w:r>
+      <w:proofErr w:type="gramEnd"/>
+      <w:r>
+        <w:t>,d</w:t>
       </w:r>
       <w:proofErr w:type="spellEnd"/>
       <w:r>
@@ -2241,6 +2247,7 @@
         <w:t xml:space="preserve"> and </w:t>
       </w:r>
       <w:proofErr w:type="spellStart"/>
+      <w:proofErr w:type="gramStart"/>
       <w:r>
         <w:t>h</w:t>
       </w:r>
@@ -2248,6 +2255,7 @@
         <w:t>,i</w:t>
       </w:r>
       <w:proofErr w:type="spellEnd"/>
+      <w:proofErr w:type="gramEnd"/>
       <w:r>
         <w:t xml:space="preserve">* for the rest of the rings until all the rings finish. </w:t>
       </w:r>
@@ -2264,6 +2272,7 @@
         <w:t xml:space="preserve">After finishing all the </w:t>
       </w:r>
       <w:proofErr w:type="spellStart"/>
+      <w:proofErr w:type="gramStart"/>
       <w:r>
         <w:t>rings,</w:t>
       </w:r>
@@ -2271,6 +2280,7 @@
         <w:t>create</w:t>
       </w:r>
       <w:proofErr w:type="spellEnd"/>
+      <w:proofErr w:type="gramEnd"/>
       <w:r>
         <w:t xml:space="preserve"> 50 Ohm traces which line up on the R resistors, taking care that none of the trace falls in the gap between the resistor pads or inside the arc. The other end of the trace should extend to Y= </w:t>
       </w:r>
@@ -2281,7 +2291,23 @@
         <w:t>±</w:t>
       </w:r>
       <w:r>
-        <w:t>36 mil, adjusting the X-point (integer value please!) so that you have a roughly 90 degree angle between this trace and the arc. Place the output pads on the end of these traces.</w:t>
+        <w:t xml:space="preserve">36 mil, adjusting the X-point (integer value please!) so that you have a roughly </w:t>
+      </w:r>
+      <w:proofErr w:type="gramStart"/>
+      <w:r>
+        <w:t>90 degree</w:t>
+      </w:r>
+      <w:proofErr w:type="gramEnd"/>
+      <w:r>
+        <w:t xml:space="preserve"> angle between this trace and the arc. Place the output pads </w:t>
+      </w:r>
+      <w:proofErr w:type="gramStart"/>
+      <w:r>
+        <w:t>on</w:t>
+      </w:r>
+      <w:proofErr w:type="gramEnd"/>
+      <w:r>
+        <w:t xml:space="preserve"> the end of these traces.</w:t>
       </w:r>
     </w:p>
     <w:p>
@@ -2309,7 +2335,7 @@
                     <pic:cNvPicPr/>
                   </pic:nvPicPr>
                   <pic:blipFill>
-                    <a:blip r:embed="rId31"/>
+                    <a:blip r:embed="rId33"/>
                     <a:stretch>
                       <a:fillRect/>
                     </a:stretch>
@@ -2368,7 +2394,7 @@
                     <pic:cNvPicPr/>
                   </pic:nvPicPr>
                   <pic:blipFill>
-                    <a:blip r:embed="rId32"/>
+                    <a:blip r:embed="rId34"/>
                     <a:stretch>
                       <a:fillRect/>
                     </a:stretch>
@@ -2439,13 +2465,23 @@
       </w:r>
       <w:proofErr w:type="spellEnd"/>
       <w:r>
-        <w:t xml:space="preserve">, only  need </w:t>
+        <w:t xml:space="preserve">, </w:t>
+      </w:r>
+      <w:proofErr w:type="gramStart"/>
+      <w:r>
+        <w:t>only  need</w:t>
+      </w:r>
+      <w:proofErr w:type="gramEnd"/>
+      <w:r>
+        <w:t xml:space="preserve"> </w:t>
       </w:r>
       <w:proofErr w:type="spellStart"/>
+      <w:proofErr w:type="gramStart"/>
       <w:r>
         <w:t>F.Cu</w:t>
       </w:r>
       <w:proofErr w:type="spellEnd"/>
+      <w:proofErr w:type="gramEnd"/>
       <w:r>
         <w:t xml:space="preserve"> layer</w:t>
       </w:r>
@@ -2475,7 +2511,7 @@
                     <pic:cNvPicPr/>
                   </pic:nvPicPr>
                   <pic:blipFill>
-                    <a:blip r:embed="rId33"/>
+                    <a:blip r:embed="rId35"/>
                     <a:stretch>
                       <a:fillRect/>
                     </a:stretch>
@@ -2527,7 +2563,7 @@
                     <pic:cNvPicPr/>
                   </pic:nvPicPr>
                   <pic:blipFill>
-                    <a:blip r:embed="rId34"/>
+                    <a:blip r:embed="rId36"/>
                     <a:stretch>
                       <a:fillRect/>
                     </a:stretch>
@@ -2607,7 +2643,7 @@
                     <pic:cNvPicPr/>
                   </pic:nvPicPr>
                   <pic:blipFill>
-                    <a:blip r:embed="rId35"/>
+                    <a:blip r:embed="rId37"/>
                     <a:stretch>
                       <a:fillRect/>
                     </a:stretch>
@@ -2654,7 +2690,7 @@
                     <pic:cNvPicPr/>
                   </pic:nvPicPr>
                   <pic:blipFill>
-                    <a:blip r:embed="rId36"/>
+                    <a:blip r:embed="rId38"/>
                     <a:stretch>
                       <a:fillRect/>
                     </a:stretch>
@@ -2702,7 +2738,7 @@
                     <pic:cNvPicPr/>
                   </pic:nvPicPr>
                   <pic:blipFill>
-                    <a:blip r:embed="rId37"/>
+                    <a:blip r:embed="rId39"/>
                     <a:stretch>
                       <a:fillRect/>
                     </a:stretch>
@@ -2784,6 +2820,7 @@
       </w:pPr>
       <w:r>
         <w:rPr>
+          <w:noProof/>
           <w:color w:val="44546A" w:themeColor="text2"/>
           <w:sz w:val="18"/>
           <w:szCs w:val="18"/>
@@ -2804,7 +2841,7 @@
                     <pic:cNvPicPr/>
                   </pic:nvPicPr>
                   <pic:blipFill>
-                    <a:blip r:embed="rId38"/>
+                    <a:blip r:embed="rId40"/>
                     <a:stretch>
                       <a:fillRect/>
                     </a:stretch>
@@ -2895,6 +2932,9 @@
     </w:p>
     <w:p>
       <w:r>
+        <w:rPr>
+          <w:noProof/>
+        </w:rPr>
         <w:lastRenderedPageBreak/>
         <w:drawing>
           <wp:inline distT="0" distB="0" distL="0" distR="0" wp14:anchorId="37B59B95" wp14:editId="1C9BF848">
@@ -2912,7 +2952,7 @@
                     <pic:cNvPicPr/>
                   </pic:nvPicPr>
                   <pic:blipFill>
-                    <a:blip r:embed="rId39"/>
+                    <a:blip r:embed="rId41"/>
                     <a:stretch>
                       <a:fillRect/>
                     </a:stretch>
@@ -2947,6 +2987,9 @@
     </w:p>
     <w:p>
       <w:r>
+        <w:rPr>
+          <w:noProof/>
+        </w:rPr>
         <w:drawing>
           <wp:inline distT="0" distB="0" distL="0" distR="0" wp14:anchorId="422606ED" wp14:editId="39B74E3F">
             <wp:extent cx="5943600" cy="3429635"/>
@@ -2963,7 +3006,7 @@
                     <pic:cNvPicPr/>
                   </pic:nvPicPr>
                   <pic:blipFill>
-                    <a:blip r:embed="rId40"/>
+                    <a:blip r:embed="rId42"/>
                     <a:stretch>
                       <a:fillRect/>
                     </a:stretch>
@@ -2986,6 +3029,9 @@
     </w:p>
     <w:p>
       <w:r>
+        <w:rPr>
+          <w:noProof/>
+        </w:rPr>
         <w:lastRenderedPageBreak/>
         <w:drawing>
           <wp:inline distT="0" distB="0" distL="0" distR="0" wp14:anchorId="51704E16" wp14:editId="70B3A8EC">
@@ -3003,7 +3049,7 @@
                     <pic:cNvPicPr/>
                   </pic:nvPicPr>
                   <pic:blipFill>
-                    <a:blip r:embed="rId41"/>
+                    <a:blip r:embed="rId43"/>
                     <a:stretch>
                       <a:fillRect/>
                     </a:stretch>
@@ -3042,6 +3088,9 @@
         <w:ind w:left="1080"/>
       </w:pPr>
       <w:r>
+        <w:rPr>
+          <w:noProof/>
+        </w:rPr>
         <w:drawing>
           <wp:inline distT="0" distB="0" distL="0" distR="0" wp14:anchorId="2CE05723" wp14:editId="2591B65E">
             <wp:extent cx="5943600" cy="3974465"/>
@@ -3058,7 +3107,7 @@
                     <pic:cNvPicPr/>
                   </pic:nvPicPr>
                   <pic:blipFill>
-                    <a:blip r:embed="rId42"/>
+                    <a:blip r:embed="rId44"/>
                     <a:stretch>
                       <a:fillRect/>
                     </a:stretch>
@@ -3081,6 +3130,9 @@
     </w:p>
     <w:p>
       <w:r>
+        <w:rPr>
+          <w:noProof/>
+        </w:rPr>
         <w:lastRenderedPageBreak/>
         <w:drawing>
           <wp:inline distT="0" distB="0" distL="0" distR="0" wp14:anchorId="3BB7DB9F" wp14:editId="6AB5A6D7">
@@ -3098,7 +3150,7 @@
                     <pic:cNvPicPr/>
                   </pic:nvPicPr>
                   <pic:blipFill>
-                    <a:blip r:embed="rId43"/>
+                    <a:blip r:embed="rId45"/>
                     <a:stretch>
                       <a:fillRect/>
                     </a:stretch>
@@ -3146,6 +3198,9 @@
         <w:ind w:left="1080"/>
       </w:pPr>
       <w:r>
+        <w:rPr>
+          <w:noProof/>
+        </w:rPr>
         <w:drawing>
           <wp:inline distT="0" distB="0" distL="0" distR="0" wp14:anchorId="2D3F515F" wp14:editId="5B48B7BA">
             <wp:extent cx="3171700" cy="3166617"/>
@@ -3162,7 +3217,7 @@
                     <pic:cNvPicPr/>
                   </pic:nvPicPr>
                   <pic:blipFill>
-                    <a:blip r:embed="rId44"/>
+                    <a:blip r:embed="rId46"/>
                     <a:stretch>
                       <a:fillRect/>
                     </a:stretch>
@@ -3185,6 +3240,9 @@
     </w:p>
     <w:p>
       <w:r>
+        <w:rPr>
+          <w:noProof/>
+        </w:rPr>
         <w:lastRenderedPageBreak/>
         <w:drawing>
           <wp:inline distT="0" distB="0" distL="0" distR="0" wp14:anchorId="6353A747" wp14:editId="033A5401">
@@ -3202,7 +3260,7 @@
                     <pic:cNvPicPr/>
                   </pic:nvPicPr>
                   <pic:blipFill>
-                    <a:blip r:embed="rId45"/>
+                    <a:blip r:embed="rId47"/>
                     <a:stretch>
                       <a:fillRect/>
                     </a:stretch>
@@ -3226,6 +3284,9 @@
     <w:p/>
     <w:p>
       <w:r>
+        <w:rPr>
+          <w:noProof/>
+        </w:rPr>
         <w:drawing>
           <wp:inline distT="0" distB="0" distL="0" distR="0" wp14:anchorId="17CC1156" wp14:editId="716D3C47">
             <wp:extent cx="4686300" cy="3071629"/>
@@ -3242,7 +3303,7 @@
                     <pic:cNvPicPr/>
                   </pic:nvPicPr>
                   <pic:blipFill>
-                    <a:blip r:embed="rId46"/>
+                    <a:blip r:embed="rId48"/>
                     <a:stretch>
                       <a:fillRect/>
                     </a:stretch>
@@ -3275,10 +3336,12 @@
         <w:t xml:space="preserve">Set the boundary conditions in </w:t>
       </w:r>
       <w:proofErr w:type="spellStart"/>
+      <w:proofErr w:type="gramStart"/>
       <w:r>
         <w:t>Simulation,Boundaries</w:t>
       </w:r>
       <w:proofErr w:type="spellEnd"/>
+      <w:proofErr w:type="gramEnd"/>
     </w:p>
     <w:p>
       <w:pPr>
@@ -3289,6 +3352,9 @@
     <w:p/>
     <w:p>
       <w:r>
+        <w:rPr>
+          <w:noProof/>
+        </w:rPr>
         <w:lastRenderedPageBreak/>
         <w:drawing>
           <wp:inline distT="0" distB="0" distL="0" distR="0" wp14:anchorId="6E007DA7" wp14:editId="1E458494">
@@ -3306,7 +3372,7 @@
                     <pic:cNvPicPr/>
                   </pic:nvPicPr>
                   <pic:blipFill>
-                    <a:blip r:embed="rId47"/>
+                    <a:blip r:embed="rId49"/>
                     <a:stretch>
                       <a:fillRect/>
                     </a:stretch>
@@ -3345,6 +3411,9 @@
         <w:ind w:left="1080"/>
       </w:pPr>
       <w:r>
+        <w:rPr>
+          <w:noProof/>
+        </w:rPr>
         <w:drawing>
           <wp:inline distT="0" distB="0" distL="0" distR="0" wp14:anchorId="4821159A" wp14:editId="4EF1446C">
             <wp:extent cx="4743450" cy="4136329"/>
@@ -3361,7 +3430,7 @@
                     <pic:cNvPicPr/>
                   </pic:nvPicPr>
                   <pic:blipFill>
-                    <a:blip r:embed="rId48"/>
+                    <a:blip r:embed="rId50"/>
                     <a:stretch>
                       <a:fillRect/>
                     </a:stretch>
@@ -3401,6 +3470,9 @@
         <w:ind w:left="1080"/>
       </w:pPr>
       <w:r>
+        <w:rPr>
+          <w:noProof/>
+        </w:rPr>
         <w:lastRenderedPageBreak/>
         <w:drawing>
           <wp:anchor distT="0" distB="0" distL="114300" distR="114300" simplePos="0" relativeHeight="251660288" behindDoc="0" locked="0" layoutInCell="1" allowOverlap="1" wp14:anchorId="60095A2D" wp14:editId="1CECE9D1">
@@ -3426,7 +3498,7 @@
                     <pic:cNvPicPr/>
                   </pic:nvPicPr>
                   <pic:blipFill>
-                    <a:blip r:embed="rId49">
+                    <a:blip r:embed="rId51">
                       <a:extLst>
                         <a:ext uri="{28A0092B-C50C-407E-A947-70E740481C1C}">
                           <a14:useLocalDpi xmlns:a14="http://schemas.microsoft.com/office/drawing/2010/main" val="0"/>
@@ -3475,33 +3547,50 @@
       <w:r>
         <w:t xml:space="preserve">Figure </w:t>
       </w:r>
-      <w:r>
-        <w:fldChar w:fldCharType="begin"/>
-      </w:r>
-      <w:r>
-        <w:instrText xml:space="preserve"> SEQ Figure \* ARABIC </w:instrText>
-      </w:r>
-      <w:r>
-        <w:fldChar w:fldCharType="separate"/>
-      </w:r>
+      <w:fldSimple w:instr=" SEQ Figure \* ARABIC ">
+        <w:r>
+          <w:rPr>
+            <w:noProof/>
+          </w:rPr>
+          <w:t>8</w:t>
+        </w:r>
+      </w:fldSimple>
+      <w:r>
+        <w:t xml:space="preserve">.Simulation results with R1 = 330 </w:t>
+      </w:r>
+      <w:proofErr w:type="gramStart"/>
+      <w:r>
+        <w:t>ohm,R</w:t>
+      </w:r>
+      <w:proofErr w:type="gramEnd"/>
+      <w:r>
+        <w:t xml:space="preserve">2=200 </w:t>
+      </w:r>
+      <w:proofErr w:type="gramStart"/>
+      <w:r>
+        <w:t>ohm,R</w:t>
+      </w:r>
+      <w:proofErr w:type="gramEnd"/>
+      <w:r>
+        <w:t xml:space="preserve">3=100 </w:t>
+      </w:r>
+      <w:proofErr w:type="gramStart"/>
+      <w:r>
+        <w:t>ohm,R</w:t>
+      </w:r>
+      <w:proofErr w:type="gramEnd"/>
+      <w:r>
+        <w:t>4=100 ohm</w:t>
+      </w:r>
+    </w:p>
+    <w:p>
+      <w:pPr>
+        <w:keepNext/>
+      </w:pPr>
       <w:r>
         <w:rPr>
           <w:noProof/>
         </w:rPr>
-        <w:t>8</w:t>
-      </w:r>
-      <w:r>
-        <w:fldChar w:fldCharType="end"/>
-      </w:r>
-      <w:r>
-        <w:t>.Simulation results with R1 = 330 ohm,R2=200 ohm,R3=100 ohm,R4=100 ohm</w:t>
-      </w:r>
-    </w:p>
-    <w:p>
-      <w:pPr>
-        <w:keepNext/>
-      </w:pPr>
-      <w:r>
         <w:drawing>
           <wp:inline distT="0" distB="0" distL="0" distR="0" wp14:anchorId="102607AB" wp14:editId="245EBCC2">
             <wp:extent cx="5943600" cy="2679065"/>
@@ -3518,7 +3607,7 @@
                     <pic:cNvPicPr/>
                   </pic:nvPicPr>
                   <pic:blipFill>
-                    <a:blip r:embed="rId50"/>
+                    <a:blip r:embed="rId52"/>
                     <a:stretch>
                       <a:fillRect/>
                     </a:stretch>
@@ -3546,36 +3635,53 @@
       <w:r>
         <w:t xml:space="preserve">Figure </w:t>
       </w:r>
-      <w:r>
-        <w:fldChar w:fldCharType="begin"/>
-      </w:r>
-      <w:r>
-        <w:instrText xml:space="preserve"> SEQ Figure \* ARABIC </w:instrText>
-      </w:r>
-      <w:r>
-        <w:fldChar w:fldCharType="separate"/>
-      </w:r>
+      <w:fldSimple w:instr=" SEQ Figure \* ARABIC ">
+        <w:r>
+          <w:rPr>
+            <w:noProof/>
+          </w:rPr>
+          <w:t>9</w:t>
+        </w:r>
+      </w:fldSimple>
+      <w:r>
+        <w:t>.</w:t>
+      </w:r>
+      <w:r>
+        <w:t xml:space="preserve">Simulation results with R1 = 330 </w:t>
+      </w:r>
+      <w:proofErr w:type="gramStart"/>
+      <w:r>
+        <w:t>ohm,R</w:t>
+      </w:r>
+      <w:proofErr w:type="gramEnd"/>
+      <w:r>
+        <w:t xml:space="preserve">2=200 </w:t>
+      </w:r>
+      <w:proofErr w:type="gramStart"/>
+      <w:r>
+        <w:t>ohm,R</w:t>
+      </w:r>
+      <w:proofErr w:type="gramEnd"/>
+      <w:r>
+        <w:t xml:space="preserve">3=100 </w:t>
+      </w:r>
+      <w:proofErr w:type="gramStart"/>
+      <w:r>
+        <w:t>ohm,R</w:t>
+      </w:r>
+      <w:proofErr w:type="gramEnd"/>
+      <w:r>
+        <w:t>4=100 ohm</w:t>
+      </w:r>
+    </w:p>
+    <w:p>
+      <w:pPr>
+        <w:keepNext/>
+      </w:pPr>
       <w:r>
         <w:rPr>
           <w:noProof/>
         </w:rPr>
-        <w:t>9</w:t>
-      </w:r>
-      <w:r>
-        <w:fldChar w:fldCharType="end"/>
-      </w:r>
-      <w:r>
-        <w:t>.</w:t>
-      </w:r>
-      <w:r>
-        <w:t>Simulation results with R1 = 330 ohm,R2=200 ohm,R3=100 ohm,R4=100 ohm</w:t>
-      </w:r>
-    </w:p>
-    <w:p>
-      <w:pPr>
-        <w:keepNext/>
-      </w:pPr>
-      <w:r>
         <w:lastRenderedPageBreak/>
         <w:drawing>
           <wp:inline distT="0" distB="0" distL="0" distR="0" wp14:anchorId="24AC57E5" wp14:editId="18B74953">
@@ -3593,7 +3699,7 @@
                     <pic:cNvPicPr/>
                   </pic:nvPicPr>
                   <pic:blipFill>
-                    <a:blip r:embed="rId51"/>
+                    <a:blip r:embed="rId53"/>
                     <a:stretch>
                       <a:fillRect/>
                     </a:stretch>
@@ -3621,24 +3727,14 @@
       <w:r>
         <w:t xml:space="preserve">Figure </w:t>
       </w:r>
-      <w:r>
-        <w:fldChar w:fldCharType="begin"/>
-      </w:r>
-      <w:r>
-        <w:instrText xml:space="preserve"> SEQ Figure \* ARABIC </w:instrText>
-      </w:r>
-      <w:r>
-        <w:fldChar w:fldCharType="separate"/>
-      </w:r>
-      <w:r>
-        <w:rPr>
-          <w:noProof/>
-        </w:rPr>
-        <w:t>10</w:t>
-      </w:r>
-      <w:r>
-        <w:fldChar w:fldCharType="end"/>
-      </w:r>
+      <w:fldSimple w:instr=" SEQ Figure \* ARABIC ">
+        <w:r>
+          <w:rPr>
+            <w:noProof/>
+          </w:rPr>
+          <w:t>10</w:t>
+        </w:r>
+      </w:fldSimple>
       <w:r>
         <w:t xml:space="preserve">. </w:t>
       </w:r>
@@ -3649,7 +3745,31 @@
         <w:t>20</w:t>
       </w:r>
       <w:r>
-        <w:t>0 ohm,R2=200 ohm,R3=100 ohm,R4=100 ohm</w:t>
+        <w:t xml:space="preserve">0 </w:t>
+      </w:r>
+      <w:proofErr w:type="gramStart"/>
+      <w:r>
+        <w:t>ohm,R</w:t>
+      </w:r>
+      <w:proofErr w:type="gramEnd"/>
+      <w:r>
+        <w:t xml:space="preserve">2=200 </w:t>
+      </w:r>
+      <w:proofErr w:type="gramStart"/>
+      <w:r>
+        <w:t>ohm,R</w:t>
+      </w:r>
+      <w:proofErr w:type="gramEnd"/>
+      <w:r>
+        <w:t xml:space="preserve">3=100 </w:t>
+      </w:r>
+      <w:proofErr w:type="gramStart"/>
+      <w:r>
+        <w:t>ohm,R</w:t>
+      </w:r>
+      <w:proofErr w:type="gramEnd"/>
+      <w:r>
+        <w:t>4=100 ohm</w:t>
       </w:r>
     </w:p>
     <w:p/>
@@ -3672,7 +3792,15 @@
         </w:numPr>
       </w:pPr>
       <w:r>
-        <w:t>The VCO frequencies on 8 channels</w:t>
+        <w:t xml:space="preserve">The VCO frequencies </w:t>
+      </w:r>
+      <w:proofErr w:type="gramStart"/>
+      <w:r>
+        <w:t>on</w:t>
+      </w:r>
+      <w:proofErr w:type="gramEnd"/>
+      <w:r>
+        <w:t xml:space="preserve"> 8 channels</w:t>
       </w:r>
     </w:p>
     <w:p>
@@ -3683,577 +3811,31 @@
       <w:r>
         <w:t xml:space="preserve">Table </w:t>
       </w:r>
-      <w:r>
-        <w:fldChar w:fldCharType="begin"/>
-      </w:r>
-      <w:r>
-        <w:instrText xml:space="preserve"> SEQ Table \* ARABIC </w:instrText>
-      </w:r>
-      <w:r>
-        <w:fldChar w:fldCharType="separate"/>
-      </w:r>
+      <w:fldSimple w:instr=" SEQ Table \* ARABIC ">
+        <w:r>
+          <w:rPr>
+            <w:noProof/>
+          </w:rPr>
+          <w:t>2</w:t>
+        </w:r>
+      </w:fldSimple>
+      <w:r>
+        <w:t>. VCO frequencies distribution</w:t>
+      </w:r>
+    </w:p>
+    <w:p>
       <w:r>
         <w:rPr>
           <w:noProof/>
         </w:rPr>
-        <w:t>3</w:t>
-      </w:r>
-      <w:r>
-        <w:rPr>
-          <w:noProof/>
-        </w:rPr>
-        <w:fldChar w:fldCharType="end"/>
-      </w:r>
-      <w:r>
-        <w:t>. VCO frequencies distribution</w:t>
-      </w:r>
-    </w:p>
-    <w:tbl>
-      <w:tblPr>
-        <w:tblW w:w="9360" w:type="dxa"/>
-        <w:tblBorders>
-          <w:top w:val="single" w:sz="8" w:space="0" w:color="000000"/>
-          <w:left w:val="single" w:sz="8" w:space="0" w:color="000000"/>
-          <w:bottom w:val="single" w:sz="8" w:space="0" w:color="000000"/>
-          <w:right w:val="single" w:sz="8" w:space="0" w:color="000000"/>
-          <w:insideH w:val="single" w:sz="8" w:space="0" w:color="000000"/>
-          <w:insideV w:val="single" w:sz="8" w:space="0" w:color="000000"/>
-        </w:tblBorders>
-        <w:tblLayout w:type="fixed"/>
-        <w:tblLook w:val="0600" w:firstRow="0" w:lastRow="0" w:firstColumn="0" w:lastColumn="0" w:noHBand="1" w:noVBand="1"/>
-      </w:tblPr>
-      <w:tblGrid>
-        <w:gridCol w:w="1040"/>
-        <w:gridCol w:w="1040"/>
-        <w:gridCol w:w="1040"/>
-        <w:gridCol w:w="1040"/>
-        <w:gridCol w:w="1040"/>
-        <w:gridCol w:w="1040"/>
-        <w:gridCol w:w="1040"/>
-        <w:gridCol w:w="1040"/>
-        <w:gridCol w:w="1040"/>
-      </w:tblGrid>
-      <w:tr>
-        <w:tc>
-          <w:tcPr>
-            <w:tcW w:w="1040" w:type="dxa"/>
-            <w:tcMar>
-              <w:top w:w="100" w:type="dxa"/>
-              <w:left w:w="100" w:type="dxa"/>
-              <w:bottom w:w="100" w:type="dxa"/>
-              <w:right w:w="100" w:type="dxa"/>
-            </w:tcMar>
-          </w:tcPr>
-          <w:p>
-            <w:pPr>
-              <w:widowControl w:val="0"/>
-              <w:pBdr>
-                <w:top w:val="nil"/>
-                <w:left w:val="nil"/>
-                <w:bottom w:val="nil"/>
-                <w:right w:val="nil"/>
-                <w:between w:val="nil"/>
-              </w:pBdr>
-              <w:spacing w:line="240" w:lineRule="auto"/>
-            </w:pPr>
-            <w:r>
-              <w:t>Channel</w:t>
-            </w:r>
-          </w:p>
-        </w:tc>
-        <w:tc>
-          <w:tcPr>
-            <w:tcW w:w="1040" w:type="dxa"/>
-            <w:tcMar>
-              <w:top w:w="100" w:type="dxa"/>
-              <w:left w:w="100" w:type="dxa"/>
-              <w:bottom w:w="100" w:type="dxa"/>
-              <w:right w:w="100" w:type="dxa"/>
-            </w:tcMar>
-          </w:tcPr>
-          <w:p>
-            <w:pPr>
-              <w:widowControl w:val="0"/>
-              <w:pBdr>
-                <w:top w:val="nil"/>
-                <w:left w:val="nil"/>
-                <w:bottom w:val="nil"/>
-                <w:right w:val="nil"/>
-                <w:between w:val="nil"/>
-              </w:pBdr>
-              <w:spacing w:line="240" w:lineRule="auto"/>
-            </w:pPr>
-            <w:r>
-              <w:t>CH1</w:t>
-            </w:r>
-          </w:p>
-        </w:tc>
-        <w:tc>
-          <w:tcPr>
-            <w:tcW w:w="1040" w:type="dxa"/>
-            <w:tcMar>
-              <w:top w:w="100" w:type="dxa"/>
-              <w:left w:w="100" w:type="dxa"/>
-              <w:bottom w:w="100" w:type="dxa"/>
-              <w:right w:w="100" w:type="dxa"/>
-            </w:tcMar>
-          </w:tcPr>
-          <w:p>
-            <w:pPr>
-              <w:widowControl w:val="0"/>
-              <w:pBdr>
-                <w:top w:val="nil"/>
-                <w:left w:val="nil"/>
-                <w:bottom w:val="nil"/>
-                <w:right w:val="nil"/>
-                <w:between w:val="nil"/>
-              </w:pBdr>
-              <w:spacing w:line="240" w:lineRule="auto"/>
-            </w:pPr>
-            <w:r>
-              <w:t>CH2</w:t>
-            </w:r>
-          </w:p>
-        </w:tc>
-        <w:tc>
-          <w:tcPr>
-            <w:tcW w:w="1040" w:type="dxa"/>
-            <w:tcMar>
-              <w:top w:w="100" w:type="dxa"/>
-              <w:left w:w="100" w:type="dxa"/>
-              <w:bottom w:w="100" w:type="dxa"/>
-              <w:right w:w="100" w:type="dxa"/>
-            </w:tcMar>
-          </w:tcPr>
-          <w:p>
-            <w:pPr>
-              <w:widowControl w:val="0"/>
-              <w:pBdr>
-                <w:top w:val="nil"/>
-                <w:left w:val="nil"/>
-                <w:bottom w:val="nil"/>
-                <w:right w:val="nil"/>
-                <w:between w:val="nil"/>
-              </w:pBdr>
-              <w:spacing w:line="240" w:lineRule="auto"/>
-            </w:pPr>
-            <w:r>
-              <w:t>CH3</w:t>
-            </w:r>
-          </w:p>
-        </w:tc>
-        <w:tc>
-          <w:tcPr>
-            <w:tcW w:w="1040" w:type="dxa"/>
-            <w:tcMar>
-              <w:top w:w="100" w:type="dxa"/>
-              <w:left w:w="100" w:type="dxa"/>
-              <w:bottom w:w="100" w:type="dxa"/>
-              <w:right w:w="100" w:type="dxa"/>
-            </w:tcMar>
-          </w:tcPr>
-          <w:p>
-            <w:pPr>
-              <w:widowControl w:val="0"/>
-              <w:pBdr>
-                <w:top w:val="nil"/>
-                <w:left w:val="nil"/>
-                <w:bottom w:val="nil"/>
-                <w:right w:val="nil"/>
-                <w:between w:val="nil"/>
-              </w:pBdr>
-              <w:spacing w:line="240" w:lineRule="auto"/>
-            </w:pPr>
-            <w:r>
-              <w:t>CH4</w:t>
-            </w:r>
-          </w:p>
-        </w:tc>
-        <w:tc>
-          <w:tcPr>
-            <w:tcW w:w="1040" w:type="dxa"/>
-            <w:tcMar>
-              <w:top w:w="100" w:type="dxa"/>
-              <w:left w:w="100" w:type="dxa"/>
-              <w:bottom w:w="100" w:type="dxa"/>
-              <w:right w:w="100" w:type="dxa"/>
-            </w:tcMar>
-          </w:tcPr>
-          <w:p>
-            <w:pPr>
-              <w:widowControl w:val="0"/>
-              <w:pBdr>
-                <w:top w:val="nil"/>
-                <w:left w:val="nil"/>
-                <w:bottom w:val="nil"/>
-                <w:right w:val="nil"/>
-                <w:between w:val="nil"/>
-              </w:pBdr>
-              <w:spacing w:line="240" w:lineRule="auto"/>
-            </w:pPr>
-            <w:r>
-              <w:t>CH5</w:t>
-            </w:r>
-          </w:p>
-        </w:tc>
-        <w:tc>
-          <w:tcPr>
-            <w:tcW w:w="1040" w:type="dxa"/>
-            <w:tcMar>
-              <w:top w:w="100" w:type="dxa"/>
-              <w:left w:w="100" w:type="dxa"/>
-              <w:bottom w:w="100" w:type="dxa"/>
-              <w:right w:w="100" w:type="dxa"/>
-            </w:tcMar>
-          </w:tcPr>
-          <w:p>
-            <w:pPr>
-              <w:widowControl w:val="0"/>
-              <w:pBdr>
-                <w:top w:val="nil"/>
-                <w:left w:val="nil"/>
-                <w:bottom w:val="nil"/>
-                <w:right w:val="nil"/>
-                <w:between w:val="nil"/>
-              </w:pBdr>
-              <w:spacing w:line="240" w:lineRule="auto"/>
-            </w:pPr>
-            <w:r>
-              <w:t>CH6</w:t>
-            </w:r>
-          </w:p>
-        </w:tc>
-        <w:tc>
-          <w:tcPr>
-            <w:tcW w:w="1040" w:type="dxa"/>
-            <w:tcMar>
-              <w:top w:w="100" w:type="dxa"/>
-              <w:left w:w="100" w:type="dxa"/>
-              <w:bottom w:w="100" w:type="dxa"/>
-              <w:right w:w="100" w:type="dxa"/>
-            </w:tcMar>
-          </w:tcPr>
-          <w:p>
-            <w:pPr>
-              <w:widowControl w:val="0"/>
-              <w:pBdr>
-                <w:top w:val="nil"/>
-                <w:left w:val="nil"/>
-                <w:bottom w:val="nil"/>
-                <w:right w:val="nil"/>
-                <w:between w:val="nil"/>
-              </w:pBdr>
-              <w:spacing w:line="240" w:lineRule="auto"/>
-            </w:pPr>
-            <w:r>
-              <w:t>CH7</w:t>
-            </w:r>
-          </w:p>
-        </w:tc>
-        <w:tc>
-          <w:tcPr>
-            <w:tcW w:w="1040" w:type="dxa"/>
-            <w:tcMar>
-              <w:top w:w="100" w:type="dxa"/>
-              <w:left w:w="100" w:type="dxa"/>
-              <w:bottom w:w="100" w:type="dxa"/>
-              <w:right w:w="100" w:type="dxa"/>
-            </w:tcMar>
-          </w:tcPr>
-          <w:p>
-            <w:pPr>
-              <w:widowControl w:val="0"/>
-              <w:pBdr>
-                <w:top w:val="nil"/>
-                <w:left w:val="nil"/>
-                <w:bottom w:val="nil"/>
-                <w:right w:val="nil"/>
-                <w:between w:val="nil"/>
-              </w:pBdr>
-              <w:spacing w:line="240" w:lineRule="auto"/>
-            </w:pPr>
-            <w:r>
-              <w:t>CH8</w:t>
-            </w:r>
-          </w:p>
-        </w:tc>
-      </w:tr>
-      <w:tr>
-        <w:trPr>
-          <w:trHeight w:val="672"/>
-        </w:trPr>
-        <w:tc>
-          <w:tcPr>
-            <w:tcW w:w="1040" w:type="dxa"/>
-            <w:tcMar>
-              <w:top w:w="100" w:type="dxa"/>
-              <w:left w:w="100" w:type="dxa"/>
-              <w:bottom w:w="100" w:type="dxa"/>
-              <w:right w:w="100" w:type="dxa"/>
-            </w:tcMar>
-          </w:tcPr>
-          <w:p>
-            <w:pPr>
-              <w:widowControl w:val="0"/>
-              <w:pBdr>
-                <w:top w:val="nil"/>
-                <w:left w:val="nil"/>
-                <w:bottom w:val="nil"/>
-                <w:right w:val="nil"/>
-                <w:between w:val="nil"/>
-              </w:pBdr>
-              <w:spacing w:line="240" w:lineRule="auto"/>
-              <w:rPr>
-                <w:sz w:val="18"/>
-                <w:szCs w:val="18"/>
-              </w:rPr>
-            </w:pPr>
-            <w:r>
-              <w:rPr>
-                <w:sz w:val="18"/>
-                <w:szCs w:val="18"/>
-              </w:rPr>
-              <w:t>Center frequency (GHz)</w:t>
-            </w:r>
-          </w:p>
-        </w:tc>
-        <w:tc>
-          <w:tcPr>
-            <w:tcW w:w="1040" w:type="dxa"/>
-            <w:tcMar>
-              <w:top w:w="100" w:type="dxa"/>
-              <w:left w:w="100" w:type="dxa"/>
-              <w:bottom w:w="100" w:type="dxa"/>
-              <w:right w:w="100" w:type="dxa"/>
-            </w:tcMar>
-          </w:tcPr>
-          <w:p>
-            <w:pPr>
-              <w:widowControl w:val="0"/>
-              <w:pBdr>
-                <w:top w:val="nil"/>
-                <w:left w:val="nil"/>
-                <w:bottom w:val="nil"/>
-                <w:right w:val="nil"/>
-                <w:between w:val="nil"/>
-              </w:pBdr>
-              <w:spacing w:line="240" w:lineRule="auto"/>
-            </w:pPr>
-            <w:r>
-              <w:t xml:space="preserve">2.40 </w:t>
-            </w:r>
-          </w:p>
-        </w:tc>
-        <w:tc>
-          <w:tcPr>
-            <w:tcW w:w="1040" w:type="dxa"/>
-            <w:tcMar>
-              <w:top w:w="100" w:type="dxa"/>
-              <w:left w:w="100" w:type="dxa"/>
-              <w:bottom w:w="100" w:type="dxa"/>
-              <w:right w:w="100" w:type="dxa"/>
-            </w:tcMar>
-          </w:tcPr>
-          <w:p>
-            <w:pPr>
-              <w:widowControl w:val="0"/>
-              <w:pBdr>
-                <w:top w:val="nil"/>
-                <w:left w:val="nil"/>
-                <w:bottom w:val="nil"/>
-                <w:right w:val="nil"/>
-                <w:between w:val="nil"/>
-              </w:pBdr>
-              <w:spacing w:line="240" w:lineRule="auto"/>
-            </w:pPr>
-            <w:r>
-              <w:t>3.76</w:t>
-            </w:r>
-          </w:p>
-        </w:tc>
-        <w:tc>
-          <w:tcPr>
-            <w:tcW w:w="1040" w:type="dxa"/>
-            <w:tcMar>
-              <w:top w:w="100" w:type="dxa"/>
-              <w:left w:w="100" w:type="dxa"/>
-              <w:bottom w:w="100" w:type="dxa"/>
-              <w:right w:w="100" w:type="dxa"/>
-            </w:tcMar>
-          </w:tcPr>
-          <w:p>
-            <w:pPr>
-              <w:widowControl w:val="0"/>
-              <w:pBdr>
-                <w:top w:val="nil"/>
-                <w:left w:val="nil"/>
-                <w:bottom w:val="nil"/>
-                <w:right w:val="nil"/>
-                <w:between w:val="nil"/>
-              </w:pBdr>
-              <w:spacing w:line="240" w:lineRule="auto"/>
-            </w:pPr>
-            <w:r>
-              <w:t>5.11</w:t>
-            </w:r>
-          </w:p>
-        </w:tc>
-        <w:tc>
-          <w:tcPr>
-            <w:tcW w:w="1040" w:type="dxa"/>
-            <w:tcMar>
-              <w:top w:w="100" w:type="dxa"/>
-              <w:left w:w="100" w:type="dxa"/>
-              <w:bottom w:w="100" w:type="dxa"/>
-              <w:right w:w="100" w:type="dxa"/>
-            </w:tcMar>
-          </w:tcPr>
-          <w:p>
-            <w:pPr>
-              <w:widowControl w:val="0"/>
-              <w:pBdr>
-                <w:top w:val="nil"/>
-                <w:left w:val="nil"/>
-                <w:bottom w:val="nil"/>
-                <w:right w:val="nil"/>
-                <w:between w:val="nil"/>
-              </w:pBdr>
-              <w:spacing w:line="240" w:lineRule="auto"/>
-            </w:pPr>
-            <w:r>
-              <w:t>6.47</w:t>
-            </w:r>
-          </w:p>
-        </w:tc>
-        <w:tc>
-          <w:tcPr>
-            <w:tcW w:w="1040" w:type="dxa"/>
-            <w:tcMar>
-              <w:top w:w="100" w:type="dxa"/>
-              <w:left w:w="100" w:type="dxa"/>
-              <w:bottom w:w="100" w:type="dxa"/>
-              <w:right w:w="100" w:type="dxa"/>
-            </w:tcMar>
-          </w:tcPr>
-          <w:p>
-            <w:pPr>
-              <w:widowControl w:val="0"/>
-              <w:pBdr>
-                <w:top w:val="nil"/>
-                <w:left w:val="nil"/>
-                <w:bottom w:val="nil"/>
-                <w:right w:val="nil"/>
-                <w:between w:val="nil"/>
-              </w:pBdr>
-              <w:spacing w:line="240" w:lineRule="auto"/>
-            </w:pPr>
-            <w:r>
-              <w:t>7.83</w:t>
-            </w:r>
-          </w:p>
-        </w:tc>
-        <w:tc>
-          <w:tcPr>
-            <w:tcW w:w="1040" w:type="dxa"/>
-            <w:tcMar>
-              <w:top w:w="100" w:type="dxa"/>
-              <w:left w:w="100" w:type="dxa"/>
-              <w:bottom w:w="100" w:type="dxa"/>
-              <w:right w:w="100" w:type="dxa"/>
-            </w:tcMar>
-          </w:tcPr>
-          <w:p>
-            <w:pPr>
-              <w:widowControl w:val="0"/>
-              <w:pBdr>
-                <w:top w:val="nil"/>
-                <w:left w:val="nil"/>
-                <w:bottom w:val="nil"/>
-                <w:right w:val="nil"/>
-                <w:between w:val="nil"/>
-              </w:pBdr>
-              <w:spacing w:line="240" w:lineRule="auto"/>
-            </w:pPr>
-            <w:r>
-              <w:t>9.19</w:t>
-            </w:r>
-          </w:p>
-        </w:tc>
-        <w:tc>
-          <w:tcPr>
-            <w:tcW w:w="1040" w:type="dxa"/>
-            <w:tcMar>
-              <w:top w:w="100" w:type="dxa"/>
-              <w:left w:w="100" w:type="dxa"/>
-              <w:bottom w:w="100" w:type="dxa"/>
-              <w:right w:w="100" w:type="dxa"/>
-            </w:tcMar>
-          </w:tcPr>
-          <w:p>
-            <w:pPr>
-              <w:widowControl w:val="0"/>
-              <w:pBdr>
-                <w:top w:val="nil"/>
-                <w:left w:val="nil"/>
-                <w:bottom w:val="nil"/>
-                <w:right w:val="nil"/>
-                <w:between w:val="nil"/>
-              </w:pBdr>
-              <w:spacing w:line="240" w:lineRule="auto"/>
-            </w:pPr>
-            <w:r>
-              <w:t>10.54</w:t>
-            </w:r>
-          </w:p>
-        </w:tc>
-        <w:tc>
-          <w:tcPr>
-            <w:tcW w:w="1040" w:type="dxa"/>
-            <w:tcMar>
-              <w:top w:w="100" w:type="dxa"/>
-              <w:left w:w="100" w:type="dxa"/>
-              <w:bottom w:w="100" w:type="dxa"/>
-              <w:right w:w="100" w:type="dxa"/>
-            </w:tcMar>
-          </w:tcPr>
-          <w:p>
-            <w:pPr>
-              <w:widowControl w:val="0"/>
-              <w:pBdr>
-                <w:top w:val="nil"/>
-                <w:left w:val="nil"/>
-                <w:bottom w:val="nil"/>
-                <w:right w:val="nil"/>
-                <w:between w:val="nil"/>
-              </w:pBdr>
-              <w:spacing w:line="240" w:lineRule="auto"/>
-            </w:pPr>
-            <w:r>
-              <w:t>11.90</w:t>
-            </w:r>
-          </w:p>
-        </w:tc>
-      </w:tr>
-    </w:tbl>
-    <w:p/>
-    <w:p>
-      <w:pPr>
-        <w:keepNext/>
-        <w:jc w:val="center"/>
-      </w:pPr>
-      <w:r>
-        <w:rPr>
-          <w:noProof/>
-        </w:rPr>
-        <w:lastRenderedPageBreak/>
         <w:drawing>
-          <wp:inline distT="0" distB="0" distL="0" distR="0" wp14:anchorId="7E3CD1E8" wp14:editId="35D85312">
-            <wp:extent cx="4114667" cy="3731370"/>
+          <wp:inline distT="0" distB="0" distL="0" distR="0" wp14:anchorId="206A58A6" wp14:editId="511D4F10">
+            <wp:extent cx="5943600" cy="938530"/>
             <wp:effectExtent l="0" t="0" r="0" b="0"/>
-            <wp:docPr id="32" name="Picture 31">
+            <wp:docPr id="3" name="Picture 2">
               <a:extLst xmlns:a="http://schemas.openxmlformats.org/drawingml/2006/main">
                 <a:ext uri="{FF2B5EF4-FFF2-40B4-BE49-F238E27FC236}">
-                  <a16:creationId xmlns:a16="http://schemas.microsoft.com/office/drawing/2014/main" id="{D8EAFE7F-3861-A55D-848C-7E461AC335C0}"/>
+                  <a16:creationId xmlns:a16="http://schemas.microsoft.com/office/drawing/2014/main" id="{CA4A7A78-398B-87BB-052B-398C6208C402}"/>
                 </a:ext>
               </a:extLst>
             </wp:docPr>
@@ -4264,10 +3846,10 @@
               <a:graphicData uri="http://schemas.openxmlformats.org/drawingml/2006/picture">
                 <pic:pic xmlns:pic="http://schemas.openxmlformats.org/drawingml/2006/picture">
                   <pic:nvPicPr>
-                    <pic:cNvPr id="32" name="Picture 31">
+                    <pic:cNvPr id="3" name="Picture 2">
                       <a:extLst>
                         <a:ext uri="{FF2B5EF4-FFF2-40B4-BE49-F238E27FC236}">
-                          <a16:creationId xmlns:a16="http://schemas.microsoft.com/office/drawing/2014/main" id="{D8EAFE7F-3861-A55D-848C-7E461AC335C0}"/>
+                          <a16:creationId xmlns:a16="http://schemas.microsoft.com/office/drawing/2014/main" id="{CA4A7A78-398B-87BB-052B-398C6208C402}"/>
                         </a:ext>
                       </a:extLst>
                     </pic:cNvPr>
@@ -4276,7 +3858,7 @@
                     </pic:cNvPicPr>
                   </pic:nvPicPr>
                   <pic:blipFill>
-                    <a:blip r:embed="rId52"/>
+                    <a:blip r:embed="rId54"/>
                     <a:stretch>
                       <a:fillRect/>
                     </a:stretch>
@@ -4284,7 +3866,7 @@
                   <pic:spPr>
                     <a:xfrm>
                       <a:off x="0" y="0"/>
-                      <a:ext cx="4118510" cy="3734855"/>
+                      <a:ext cx="5943600" cy="938530"/>
                     </a:xfrm>
                     <a:prstGeom prst="rect">
                       <a:avLst/>
@@ -4299,71 +3881,180 @@
     </w:p>
     <w:p>
       <w:pPr>
+        <w:keepNext/>
+        <w:jc w:val="center"/>
+      </w:pPr>
+      <w:r>
+        <w:rPr>
+          <w:noProof/>
+        </w:rPr>
+        <w:lastRenderedPageBreak/>
+        <w:drawing>
+          <wp:inline distT="0" distB="0" distL="0" distR="0" wp14:anchorId="016C3E22" wp14:editId="309860BD">
+            <wp:extent cx="5432007" cy="4925995"/>
+            <wp:effectExtent l="0" t="0" r="0" b="0"/>
+            <wp:docPr id="17" name="Picture 16">
+              <a:extLst xmlns:a="http://schemas.openxmlformats.org/drawingml/2006/main">
+                <a:ext uri="{FF2B5EF4-FFF2-40B4-BE49-F238E27FC236}">
+                  <a16:creationId xmlns:a16="http://schemas.microsoft.com/office/drawing/2014/main" id="{D18590D7-03C9-8C56-0891-E2A8D532966A}"/>
+                </a:ext>
+              </a:extLst>
+            </wp:docPr>
+            <wp:cNvGraphicFramePr>
+              <a:graphicFrameLocks xmlns:a="http://schemas.openxmlformats.org/drawingml/2006/main" noChangeAspect="1"/>
+            </wp:cNvGraphicFramePr>
+            <a:graphic xmlns:a="http://schemas.openxmlformats.org/drawingml/2006/main">
+              <a:graphicData uri="http://schemas.openxmlformats.org/drawingml/2006/picture">
+                <pic:pic xmlns:pic="http://schemas.openxmlformats.org/drawingml/2006/picture">
+                  <pic:nvPicPr>
+                    <pic:cNvPr id="17" name="Picture 16">
+                      <a:extLst>
+                        <a:ext uri="{FF2B5EF4-FFF2-40B4-BE49-F238E27FC236}">
+                          <a16:creationId xmlns:a16="http://schemas.microsoft.com/office/drawing/2014/main" id="{D18590D7-03C9-8C56-0891-E2A8D532966A}"/>
+                        </a:ext>
+                      </a:extLst>
+                    </pic:cNvPr>
+                    <pic:cNvPicPr>
+                      <a:picLocks noChangeAspect="1"/>
+                    </pic:cNvPicPr>
+                  </pic:nvPicPr>
+                  <pic:blipFill>
+                    <a:blip r:embed="rId55"/>
+                    <a:stretch>
+                      <a:fillRect/>
+                    </a:stretch>
+                  </pic:blipFill>
+                  <pic:spPr>
+                    <a:xfrm>
+                      <a:off x="0" y="0"/>
+                      <a:ext cx="5432007" cy="4925995"/>
+                    </a:xfrm>
+                    <a:prstGeom prst="rect">
+                      <a:avLst/>
+                    </a:prstGeom>
+                  </pic:spPr>
+                </pic:pic>
+              </a:graphicData>
+            </a:graphic>
+          </wp:inline>
+        </w:drawing>
+      </w:r>
+    </w:p>
+    <w:p>
+      <w:pPr>
         <w:pStyle w:val="Caption"/>
         <w:jc w:val="center"/>
       </w:pPr>
       <w:r>
         <w:t xml:space="preserve">Figure </w:t>
       </w:r>
-      <w:r>
-        <w:fldChar w:fldCharType="begin"/>
-      </w:r>
-      <w:r>
-        <w:instrText xml:space="preserve"> SEQ Figure \* ARABIC </w:instrText>
-      </w:r>
-      <w:r>
-        <w:fldChar w:fldCharType="separate"/>
-      </w:r>
-      <w:r>
+      <w:fldSimple w:instr=" SEQ Figure \* ARABIC ">
+        <w:r>
+          <w:rPr>
+            <w:noProof/>
+          </w:rPr>
+          <w:t>11</w:t>
+        </w:r>
+      </w:fldSimple>
+      <w:r>
+        <w:t xml:space="preserve">. </w:t>
+      </w:r>
+      <w:r>
+        <w:t>WPD setup on RF board</w:t>
+      </w:r>
+    </w:p>
+    <w:p>
+      <w:r>
+        <w:t>WPD</w:t>
+      </w:r>
+      <w:proofErr w:type="gramStart"/>
+      <w:r>
+        <w:t>1 :</w:t>
+      </w:r>
+      <w:proofErr w:type="gramEnd"/>
+      <w:r>
+        <w:t xml:space="preserve"> 1.9 – 6.5 GHz,4 rings</w:t>
+      </w:r>
+    </w:p>
+    <w:p>
+      <w:r>
+        <w:t>WPD</w:t>
+      </w:r>
+      <w:proofErr w:type="gramStart"/>
+      <w:r>
+        <w:t>3 :</w:t>
+      </w:r>
+      <w:proofErr w:type="gramEnd"/>
+      <w:r>
+        <w:t xml:space="preserve"> 1.9 – 3.7 GHz,2 rings </w:t>
+      </w:r>
+    </w:p>
+    <w:p>
+      <w:r>
+        <w:t>WPD4: 4.7 – 6.5 GHz,2 rings</w:t>
+      </w:r>
+    </w:p>
+    <w:p>
+      <w:r>
+        <w:t>WPD</w:t>
+      </w:r>
+      <w:proofErr w:type="gramStart"/>
+      <w:r>
+        <w:t>2 :</w:t>
+      </w:r>
+      <w:proofErr w:type="gramEnd"/>
+      <w:r>
+        <w:t xml:space="preserve"> 7.5 – 12.40GHz,4 rings</w:t>
+      </w:r>
+    </w:p>
+    <w:p>
+      <w:r>
+        <w:t>WPD</w:t>
+      </w:r>
+      <w:proofErr w:type="gramStart"/>
+      <w:r>
+        <w:t>5 :</w:t>
+      </w:r>
+      <w:proofErr w:type="gramEnd"/>
+      <w:r>
+        <w:t xml:space="preserve"> 7.5 – 9.36 GHz,2 rings</w:t>
+      </w:r>
+    </w:p>
+    <w:p>
+      <w:r>
+        <w:t>WPD</w:t>
+      </w:r>
+      <w:proofErr w:type="gramStart"/>
+      <w:r>
+        <w:t>6 :</w:t>
+      </w:r>
+      <w:proofErr w:type="gramEnd"/>
+      <w:r>
+        <w:t xml:space="preserve"> 10.36 – 12.40 GHz,2 rings</w:t>
+      </w:r>
+    </w:p>
+    <w:p/>
+    <w:p/>
+    <w:p/>
+    <w:p/>
+    <w:p/>
+    <w:p/>
+    <w:p>
+      <w:pPr>
         <w:rPr>
           <w:noProof/>
         </w:rPr>
-        <w:t>11</w:t>
-      </w:r>
-      <w:r>
-        <w:rPr>
-          <w:noProof/>
-        </w:rPr>
-        <w:fldChar w:fldCharType="end"/>
-      </w:r>
-      <w:r>
-        <w:t xml:space="preserve">. </w:t>
-      </w:r>
-      <w:r>
-        <w:t>WPD setup on RF board</w:t>
-      </w:r>
-    </w:p>
-    <w:p>
-      <w:r>
-        <w:t>WPD1 : 2.4-6.47 GHz</w:t>
-      </w:r>
-    </w:p>
-    <w:p>
-      <w:r>
-        <w:t>WPD2:7.83-11.9 GHz</w:t>
-      </w:r>
-    </w:p>
-    <w:p>
-      <w:r>
-        <w:t>WPD3: 2.4 – 3.76GHz</w:t>
-      </w:r>
-    </w:p>
-    <w:p>
-      <w:r>
-        <w:t>WPD4:5.11-6.47 GHz</w:t>
-      </w:r>
-    </w:p>
-    <w:p>
-      <w:r>
-        <w:t>WPD5:7.83-9.19 GHz</w:t>
-      </w:r>
-    </w:p>
-    <w:p>
-      <w:r>
-        <w:t>WPD6:10.54-11.9GHz</w:t>
-      </w:r>
-    </w:p>
-    <w:p/>
+      </w:pPr>
+      <w:r>
+        <w:t>WPD1 design (</w:t>
+      </w:r>
+      <w:r>
+        <w:t>1.9 – 6.5</w:t>
+      </w:r>
+      <w:r>
+        <w:t>GHz)</w:t>
+      </w:r>
+    </w:p>
     <w:p>
       <w:pPr>
         <w:pStyle w:val="Caption"/>
@@ -4385,7 +4076,7 @@
         <w:rPr>
           <w:noProof/>
         </w:rPr>
-        <w:t>2</w:t>
+        <w:t>4</w:t>
       </w:r>
       <w:r>
         <w:rPr>
@@ -4394,7 +4085,13 @@
         <w:fldChar w:fldCharType="end"/>
       </w:r>
       <w:r>
-        <w:t>. Trace width and length for 4 stages</w:t>
+        <w:t>. Trace width and length for WPD1(</w:t>
+      </w:r>
+      <w:r>
+        <w:t>Updated value</w:t>
+      </w:r>
+      <w:r>
+        <w:t>)</w:t>
       </w:r>
     </w:p>
     <w:tbl>
@@ -4459,7 +4156,10 @@
               <w:jc w:val="center"/>
             </w:pPr>
             <w:r>
-              <w:t>52.55</w:t>
+              <w:t>52.</w:t>
+            </w:r>
+            <w:r>
+              <w:t>73</w:t>
             </w:r>
           </w:p>
         </w:tc>
@@ -4472,7 +4172,7 @@
               <w:jc w:val="center"/>
             </w:pPr>
             <w:r>
-              <w:t>38.65</w:t>
+              <w:t>38.40</w:t>
             </w:r>
           </w:p>
         </w:tc>
@@ -4485,7 +4185,7 @@
               <w:jc w:val="center"/>
             </w:pPr>
             <w:r>
-              <w:t>395.82</w:t>
+              <w:t>4.1807e+02</w:t>
             </w:r>
           </w:p>
         </w:tc>
@@ -4500,7 +4200,10 @@
               <w:jc w:val="center"/>
             </w:pPr>
             <w:r>
-              <w:t>62.47</w:t>
+              <w:t>62.</w:t>
+            </w:r>
+            <w:r>
+              <w:t>64</w:t>
             </w:r>
           </w:p>
         </w:tc>
@@ -4513,7 +4216,7 @@
               <w:jc w:val="center"/>
             </w:pPr>
             <w:r>
-              <w:t>28.05</w:t>
+              <w:t>27.88</w:t>
             </w:r>
           </w:p>
         </w:tc>
@@ -4526,7 +4229,7 @@
               <w:jc w:val="center"/>
             </w:pPr>
             <w:r>
-              <w:t>400.46</w:t>
+              <w:t>4.2296e+02</w:t>
             </w:r>
           </w:p>
         </w:tc>
@@ -4541,7 +4244,13 @@
               <w:jc w:val="center"/>
             </w:pPr>
             <w:r>
-              <w:t>80.04</w:t>
+              <w:t>79</w:t>
+            </w:r>
+            <w:r>
+              <w:t>.</w:t>
+            </w:r>
+            <w:r>
+              <w:t>82</w:t>
             </w:r>
           </w:p>
         </w:tc>
@@ -4554,7 +4263,7 @@
               <w:jc w:val="center"/>
             </w:pPr>
             <w:r>
-              <w:t>16.28</w:t>
+              <w:t>16.375</w:t>
             </w:r>
           </w:p>
         </w:tc>
@@ -4567,7 +4276,7 @@
               <w:jc w:val="center"/>
             </w:pPr>
             <w:r>
-              <w:t>407.40</w:t>
+              <w:t>4.3013e+02</w:t>
             </w:r>
           </w:p>
         </w:tc>
@@ -4582,7 +4291,13 @@
               <w:jc w:val="center"/>
             </w:pPr>
             <w:r>
-              <w:t>95.14</w:t>
+              <w:t>94</w:t>
+            </w:r>
+            <w:r>
+              <w:t>.</w:t>
+            </w:r>
+            <w:r>
+              <w:t>83</w:t>
             </w:r>
           </w:p>
         </w:tc>
@@ -4595,7 +4310,7 @@
               <w:jc w:val="center"/>
             </w:pPr>
             <w:r>
-              <w:t>10.15</w:t>
+              <w:t>10.25</w:t>
             </w:r>
           </w:p>
         </w:tc>
@@ -4608,7 +4323,7 @@
               <w:jc w:val="center"/>
             </w:pPr>
             <w:r>
-              <w:t>411.76</w:t>
+              <w:t>4.3472e+02</w:t>
             </w:r>
           </w:p>
         </w:tc>
@@ -4658,26 +4373,11 @@
     <w:p/>
     <w:p>
       <w:r>
-        <w:t>WPD1 design</w:t>
-      </w:r>
-      <w:r>
-        <w:t xml:space="preserve"> (2.4-6.47 GHz)</w:t>
-      </w:r>
-    </w:p>
-    <w:p>
-      <w:pPr>
-        <w:keepNext/>
-      </w:pPr>
-      <w:r>
-        <w:rPr>
-          <w:noProof/>
-        </w:rPr>
-        <w:lastRenderedPageBreak/>
         <w:drawing>
-          <wp:inline distT="0" distB="0" distL="0" distR="0" wp14:anchorId="1305981F" wp14:editId="24EB3F42">
-            <wp:extent cx="5943600" cy="2984500"/>
-            <wp:effectExtent l="0" t="0" r="0" b="6350"/>
-            <wp:docPr id="679334293" name="Picture 1"/>
+          <wp:inline distT="0" distB="0" distL="0" distR="0" wp14:anchorId="3FF75C9F" wp14:editId="1493802F">
+            <wp:extent cx="5943600" cy="2860675"/>
+            <wp:effectExtent l="0" t="0" r="0" b="0"/>
+            <wp:docPr id="67995368" name="Picture 1"/>
             <wp:cNvGraphicFramePr>
               <a:graphicFrameLocks xmlns:a="http://schemas.openxmlformats.org/drawingml/2006/main" noChangeAspect="1"/>
             </wp:cNvGraphicFramePr>
@@ -4685,11 +4385,11 @@
               <a:graphicData uri="http://schemas.openxmlformats.org/drawingml/2006/picture">
                 <pic:pic xmlns:pic="http://schemas.openxmlformats.org/drawingml/2006/picture">
                   <pic:nvPicPr>
-                    <pic:cNvPr id="679334293" name=""/>
+                    <pic:cNvPr id="67995368" name=""/>
                     <pic:cNvPicPr/>
                   </pic:nvPicPr>
                   <pic:blipFill>
-                    <a:blip r:embed="rId53"/>
+                    <a:blip r:embed="rId56"/>
                     <a:stretch>
                       <a:fillRect/>
                     </a:stretch>
@@ -4697,7 +4397,7 @@
                   <pic:spPr>
                     <a:xfrm>
                       <a:off x="0" y="0"/>
-                      <a:ext cx="5943600" cy="2984500"/>
+                      <a:ext cx="5943600" cy="2860675"/>
                     </a:xfrm>
                     <a:prstGeom prst="rect">
                       <a:avLst/>
@@ -4714,7 +4414,6 @@
       <w:pPr>
         <w:pStyle w:val="Caption"/>
       </w:pPr>
-      <w:bookmarkStart w:id="2" w:name="_Ref238945362"/>
       <w:r>
         <w:t xml:space="preserve">Figure </w:t>
       </w:r>
@@ -4739,21 +4438,1208 @@
         </w:rPr>
         <w:fldChar w:fldCharType="end"/>
       </w:r>
-      <w:bookmarkEnd w:id="2"/>
       <w:r>
         <w:t>. WPD1 parameters</w:t>
       </w:r>
+      <w:r>
+        <w:t xml:space="preserve"> (update)</w:t>
+      </w:r>
     </w:p>
     <w:p>
       <w:pPr>
         <w:keepNext/>
       </w:pPr>
+      <w:r>
+        <w:lastRenderedPageBreak/>
+        <w:drawing>
+          <wp:inline distT="0" distB="0" distL="0" distR="0" wp14:anchorId="0A67207F" wp14:editId="7E7EA2D7">
+            <wp:extent cx="5943600" cy="3289300"/>
+            <wp:effectExtent l="0" t="0" r="0" b="6350"/>
+            <wp:docPr id="376610352" name="Picture 1"/>
+            <wp:cNvGraphicFramePr>
+              <a:graphicFrameLocks xmlns:a="http://schemas.openxmlformats.org/drawingml/2006/main" noChangeAspect="1"/>
+            </wp:cNvGraphicFramePr>
+            <a:graphic xmlns:a="http://schemas.openxmlformats.org/drawingml/2006/main">
+              <a:graphicData uri="http://schemas.openxmlformats.org/drawingml/2006/picture">
+                <pic:pic xmlns:pic="http://schemas.openxmlformats.org/drawingml/2006/picture">
+                  <pic:nvPicPr>
+                    <pic:cNvPr id="376610352" name=""/>
+                    <pic:cNvPicPr/>
+                  </pic:nvPicPr>
+                  <pic:blipFill>
+                    <a:blip r:embed="rId57"/>
+                    <a:stretch>
+                      <a:fillRect/>
+                    </a:stretch>
+                  </pic:blipFill>
+                  <pic:spPr>
+                    <a:xfrm>
+                      <a:off x="0" y="0"/>
+                      <a:ext cx="5943600" cy="3289300"/>
+                    </a:xfrm>
+                    <a:prstGeom prst="rect">
+                      <a:avLst/>
+                    </a:prstGeom>
+                  </pic:spPr>
+                </pic:pic>
+              </a:graphicData>
+            </a:graphic>
+          </wp:inline>
+        </w:drawing>
+      </w:r>
     </w:p>
     <w:p>
       <w:pPr>
         <w:pStyle w:val="Caption"/>
       </w:pPr>
-    </w:p>
+      <w:r>
+        <w:t xml:space="preserve">Figure </w:t>
+      </w:r>
+      <w:fldSimple w:instr=" SEQ Figure \* ARABIC ">
+        <w:r>
+          <w:rPr>
+            <w:noProof/>
+          </w:rPr>
+          <w:t>13</w:t>
+        </w:r>
+      </w:fldSimple>
+      <w:r>
+        <w:rPr>
+          <w:rFonts w:hint="eastAsia"/>
+        </w:rPr>
+        <w:t>. WPD_4Ring_4200_RO4350B (In PDG footprint)</w:t>
+      </w:r>
+    </w:p>
+    <w:p/>
+    <w:p>
+      <w:pPr>
+        <w:keepNext/>
+      </w:pPr>
+      <w:r>
+        <w:drawing>
+          <wp:inline distT="0" distB="0" distL="0" distR="0" wp14:anchorId="0FB19D7F" wp14:editId="03F047FA">
+            <wp:extent cx="5943600" cy="2569210"/>
+            <wp:effectExtent l="0" t="0" r="0" b="2540"/>
+            <wp:docPr id="356993824" name="Picture 1"/>
+            <wp:cNvGraphicFramePr>
+              <a:graphicFrameLocks xmlns:a="http://schemas.openxmlformats.org/drawingml/2006/main" noChangeAspect="1"/>
+            </wp:cNvGraphicFramePr>
+            <a:graphic xmlns:a="http://schemas.openxmlformats.org/drawingml/2006/main">
+              <a:graphicData uri="http://schemas.openxmlformats.org/drawingml/2006/picture">
+                <pic:pic xmlns:pic="http://schemas.openxmlformats.org/drawingml/2006/picture">
+                  <pic:nvPicPr>
+                    <pic:cNvPr id="356993824" name=""/>
+                    <pic:cNvPicPr/>
+                  </pic:nvPicPr>
+                  <pic:blipFill>
+                    <a:blip r:embed="rId58"/>
+                    <a:stretch>
+                      <a:fillRect/>
+                    </a:stretch>
+                  </pic:blipFill>
+                  <pic:spPr>
+                    <a:xfrm>
+                      <a:off x="0" y="0"/>
+                      <a:ext cx="5943600" cy="2569210"/>
+                    </a:xfrm>
+                    <a:prstGeom prst="rect">
+                      <a:avLst/>
+                    </a:prstGeom>
+                  </pic:spPr>
+                </pic:pic>
+              </a:graphicData>
+            </a:graphic>
+          </wp:inline>
+        </w:drawing>
+      </w:r>
+    </w:p>
+    <w:p>
+      <w:pPr>
+        <w:pStyle w:val="Caption"/>
+      </w:pPr>
+      <w:r>
+        <w:t xml:space="preserve">Figure </w:t>
+      </w:r>
+      <w:fldSimple w:instr=" SEQ Figure \* ARABIC ">
+        <w:r>
+          <w:rPr>
+            <w:noProof/>
+          </w:rPr>
+          <w:t>14</w:t>
+        </w:r>
+      </w:fldSimple>
+      <w:r>
+        <w:rPr>
+          <w:rFonts w:hint="eastAsia"/>
+        </w:rPr>
+        <w:t>. CST simulation with R1 =330,</w:t>
+      </w:r>
+      <w:r>
+        <w:rPr>
+          <w:rFonts w:hint="eastAsia"/>
+        </w:rPr>
+        <w:t xml:space="preserve"> </w:t>
+      </w:r>
+      <w:r>
+        <w:rPr>
+          <w:rFonts w:hint="eastAsia"/>
+        </w:rPr>
+        <w:t>R2 = 200,</w:t>
+      </w:r>
+      <w:r>
+        <w:rPr>
+          <w:rFonts w:hint="eastAsia"/>
+        </w:rPr>
+        <w:t xml:space="preserve"> </w:t>
+      </w:r>
+      <w:r>
+        <w:rPr>
+          <w:rFonts w:hint="eastAsia"/>
+        </w:rPr>
+        <w:t>R3 = 100, R4 = 100</w:t>
+      </w:r>
+    </w:p>
+    <w:p>
+      <w:pPr>
+        <w:keepNext/>
+      </w:pPr>
+      <w:r>
+        <w:lastRenderedPageBreak/>
+        <w:drawing>
+          <wp:inline distT="0" distB="0" distL="0" distR="0" wp14:anchorId="6D2CED15" wp14:editId="711BF9AB">
+            <wp:extent cx="5943600" cy="2517775"/>
+            <wp:effectExtent l="0" t="0" r="0" b="0"/>
+            <wp:docPr id="90128175" name="Picture 1"/>
+            <wp:cNvGraphicFramePr>
+              <a:graphicFrameLocks xmlns:a="http://schemas.openxmlformats.org/drawingml/2006/main" noChangeAspect="1"/>
+            </wp:cNvGraphicFramePr>
+            <a:graphic xmlns:a="http://schemas.openxmlformats.org/drawingml/2006/main">
+              <a:graphicData uri="http://schemas.openxmlformats.org/drawingml/2006/picture">
+                <pic:pic xmlns:pic="http://schemas.openxmlformats.org/drawingml/2006/picture">
+                  <pic:nvPicPr>
+                    <pic:cNvPr id="90128175" name=""/>
+                    <pic:cNvPicPr/>
+                  </pic:nvPicPr>
+                  <pic:blipFill>
+                    <a:blip r:embed="rId59"/>
+                    <a:stretch>
+                      <a:fillRect/>
+                    </a:stretch>
+                  </pic:blipFill>
+                  <pic:spPr>
+                    <a:xfrm>
+                      <a:off x="0" y="0"/>
+                      <a:ext cx="5943600" cy="2517775"/>
+                    </a:xfrm>
+                    <a:prstGeom prst="rect">
+                      <a:avLst/>
+                    </a:prstGeom>
+                  </pic:spPr>
+                </pic:pic>
+              </a:graphicData>
+            </a:graphic>
+          </wp:inline>
+        </w:drawing>
+      </w:r>
+    </w:p>
+    <w:p>
+      <w:pPr>
+        <w:pStyle w:val="Caption"/>
+      </w:pPr>
+      <w:r>
+        <w:t xml:space="preserve">Figure </w:t>
+      </w:r>
+      <w:fldSimple w:instr=" SEQ Figure \* ARABIC ">
+        <w:r>
+          <w:rPr>
+            <w:noProof/>
+          </w:rPr>
+          <w:t>15</w:t>
+        </w:r>
+      </w:fldSimple>
+      <w:r>
+        <w:rPr>
+          <w:rFonts w:hint="eastAsia"/>
+        </w:rPr>
+        <w:t>.</w:t>
+      </w:r>
+      <w:r>
+        <w:t>CST simulation with R1 =</w:t>
+      </w:r>
+      <w:r>
+        <w:rPr>
+          <w:rFonts w:hint="eastAsia"/>
+        </w:rPr>
+        <w:t>22</w:t>
+      </w:r>
+      <w:r>
+        <w:t>0,</w:t>
+      </w:r>
+      <w:r>
+        <w:rPr>
+          <w:rFonts w:hint="eastAsia"/>
+        </w:rPr>
+        <w:t xml:space="preserve"> </w:t>
+      </w:r>
+      <w:r>
+        <w:t xml:space="preserve">R2 = </w:t>
+      </w:r>
+      <w:proofErr w:type="gramStart"/>
+      <w:r>
+        <w:t>200,R</w:t>
+      </w:r>
+      <w:proofErr w:type="gramEnd"/>
+      <w:r>
+        <w:t>3 = 100, R4 = 100</w:t>
+      </w:r>
+    </w:p>
+    <w:p/>
+    <w:p>
+      <w:pPr>
+        <w:rPr>
+          <w:noProof/>
+        </w:rPr>
+      </w:pPr>
+      <w:r>
+        <w:t>WPD</w:t>
+      </w:r>
+      <w:r>
+        <w:rPr>
+          <w:rFonts w:hint="eastAsia"/>
+        </w:rPr>
+        <w:t>5</w:t>
+      </w:r>
+      <w:r>
+        <w:t xml:space="preserve"> </w:t>
+      </w:r>
+      <w:r>
+        <w:t>7.5 – 9.36 GHz,2 rings</w:t>
+      </w:r>
+    </w:p>
+    <w:p>
+      <w:pPr>
+        <w:pStyle w:val="Caption"/>
+        <w:keepNext/>
+      </w:pPr>
+      <w:r>
+        <w:t xml:space="preserve">Table </w:t>
+      </w:r>
+      <w:r>
+        <w:fldChar w:fldCharType="begin"/>
+      </w:r>
+      <w:r>
+        <w:instrText xml:space="preserve"> SEQ Table \* ARABIC </w:instrText>
+      </w:r>
+      <w:r>
+        <w:fldChar w:fldCharType="separate"/>
+      </w:r>
+      <w:r>
+        <w:rPr>
+          <w:noProof/>
+        </w:rPr>
+        <w:t>5</w:t>
+      </w:r>
+      <w:r>
+        <w:rPr>
+          <w:noProof/>
+        </w:rPr>
+        <w:fldChar w:fldCharType="end"/>
+      </w:r>
+      <w:r>
+        <w:t>. Trace width and length for WPD</w:t>
+      </w:r>
+      <w:r>
+        <w:rPr>
+          <w:rFonts w:hint="eastAsia"/>
+        </w:rPr>
+        <w:t>5</w:t>
+      </w:r>
+    </w:p>
+    <w:tbl>
+      <w:tblPr>
+        <w:tblStyle w:val="TableGrid"/>
+        <w:tblW w:w="0" w:type="auto"/>
+        <w:tblLook w:val="04A0" w:firstRow="1" w:lastRow="0" w:firstColumn="1" w:lastColumn="0" w:noHBand="0" w:noVBand="1"/>
+      </w:tblPr>
+      <w:tblGrid>
+        <w:gridCol w:w="3116"/>
+        <w:gridCol w:w="3117"/>
+        <w:gridCol w:w="3117"/>
+      </w:tblGrid>
+      <w:tr>
+        <w:tc>
+          <w:tcPr>
+            <w:tcW w:w="3116" w:type="dxa"/>
+          </w:tcPr>
+          <w:p>
+            <w:pPr>
+              <w:jc w:val="center"/>
+            </w:pPr>
+            <w:r>
+              <w:t>Z0(90 degree)</w:t>
+            </w:r>
+          </w:p>
+        </w:tc>
+        <w:tc>
+          <w:tcPr>
+            <w:tcW w:w="3117" w:type="dxa"/>
+          </w:tcPr>
+          <w:p>
+            <w:pPr>
+              <w:jc w:val="center"/>
+            </w:pPr>
+            <w:r>
+              <w:t>W(mil)</w:t>
+            </w:r>
+          </w:p>
+        </w:tc>
+        <w:tc>
+          <w:tcPr>
+            <w:tcW w:w="3117" w:type="dxa"/>
+          </w:tcPr>
+          <w:p>
+            <w:pPr>
+              <w:jc w:val="center"/>
+            </w:pPr>
+            <w:r>
+              <w:t>L(mil)</w:t>
+            </w:r>
+          </w:p>
+        </w:tc>
+      </w:tr>
+      <w:tr>
+        <w:tc>
+          <w:tcPr>
+            <w:tcW w:w="3116" w:type="dxa"/>
+          </w:tcPr>
+          <w:p>
+            <w:pPr>
+              <w:jc w:val="center"/>
+              <w:rPr>
+                <w:rFonts w:hint="eastAsia"/>
+              </w:rPr>
+            </w:pPr>
+            <w:r>
+              <w:rPr>
+                <w:rFonts w:hint="eastAsia"/>
+              </w:rPr>
+              <w:t>59.5</w:t>
+            </w:r>
+          </w:p>
+        </w:tc>
+        <w:tc>
+          <w:tcPr>
+            <w:tcW w:w="3117" w:type="dxa"/>
+          </w:tcPr>
+          <w:p>
+            <w:pPr>
+              <w:jc w:val="center"/>
+            </w:pPr>
+            <w:r>
+              <w:t>30.86</w:t>
+            </w:r>
+          </w:p>
+        </w:tc>
+        <w:tc>
+          <w:tcPr>
+            <w:tcW w:w="3117" w:type="dxa"/>
+          </w:tcPr>
+          <w:p>
+            <w:pPr>
+              <w:jc w:val="center"/>
+            </w:pPr>
+            <w:r>
+              <w:t>2.0997e+02</w:t>
+            </w:r>
+          </w:p>
+        </w:tc>
+      </w:tr>
+      <w:tr>
+        <w:tc>
+          <w:tcPr>
+            <w:tcW w:w="3116" w:type="dxa"/>
+          </w:tcPr>
+          <w:p>
+            <w:pPr>
+              <w:jc w:val="center"/>
+              <w:rPr>
+                <w:rFonts w:hint="eastAsia"/>
+              </w:rPr>
+            </w:pPr>
+            <w:r>
+              <w:rPr>
+                <w:rFonts w:hint="eastAsia"/>
+              </w:rPr>
+              <w:t>84.03</w:t>
+            </w:r>
+          </w:p>
+        </w:tc>
+        <w:tc>
+          <w:tcPr>
+            <w:tcW w:w="3117" w:type="dxa"/>
+          </w:tcPr>
+          <w:p>
+            <w:pPr>
+              <w:jc w:val="center"/>
+              <w:rPr>
+                <w:rFonts w:hint="eastAsia"/>
+              </w:rPr>
+            </w:pPr>
+            <w:r>
+              <w:rPr>
+                <w:rFonts w:hint="eastAsia"/>
+              </w:rPr>
+              <w:t>14.4</w:t>
+            </w:r>
+          </w:p>
+        </w:tc>
+        <w:tc>
+          <w:tcPr>
+            <w:tcW w:w="3117" w:type="dxa"/>
+          </w:tcPr>
+          <w:p>
+            <w:pPr>
+              <w:jc w:val="center"/>
+            </w:pPr>
+            <w:r>
+              <w:t>2.1499e+02</w:t>
+            </w:r>
+          </w:p>
+        </w:tc>
+      </w:tr>
+      <w:tr>
+        <w:tc>
+          <w:tcPr>
+            <w:tcW w:w="3116" w:type="dxa"/>
+          </w:tcPr>
+          <w:p>
+            <w:pPr>
+              <w:jc w:val="center"/>
+            </w:pPr>
+            <w:r>
+              <w:t>50</w:t>
+            </w:r>
+          </w:p>
+        </w:tc>
+        <w:tc>
+          <w:tcPr>
+            <w:tcW w:w="3117" w:type="dxa"/>
+          </w:tcPr>
+          <w:p>
+            <w:pPr>
+              <w:jc w:val="center"/>
+            </w:pPr>
+            <w:r>
+              <w:t>42</w:t>
+            </w:r>
+          </w:p>
+        </w:tc>
+        <w:tc>
+          <w:tcPr>
+            <w:tcW w:w="3117" w:type="dxa"/>
+          </w:tcPr>
+          <w:p>
+            <w:pPr>
+              <w:jc w:val="center"/>
+            </w:pPr>
+            <w:r>
+              <w:t>**</w:t>
+            </w:r>
+          </w:p>
+        </w:tc>
+      </w:tr>
+    </w:tbl>
+    <w:p/>
+    <w:p>
+      <w:r>
+        <w:drawing>
+          <wp:inline distT="0" distB="0" distL="0" distR="0" wp14:anchorId="2704228C" wp14:editId="2BCAF179">
+            <wp:extent cx="5943600" cy="2983865"/>
+            <wp:effectExtent l="0" t="0" r="0" b="6985"/>
+            <wp:docPr id="51631047" name="Picture 1"/>
+            <wp:cNvGraphicFramePr>
+              <a:graphicFrameLocks xmlns:a="http://schemas.openxmlformats.org/drawingml/2006/main" noChangeAspect="1"/>
+            </wp:cNvGraphicFramePr>
+            <a:graphic xmlns:a="http://schemas.openxmlformats.org/drawingml/2006/main">
+              <a:graphicData uri="http://schemas.openxmlformats.org/drawingml/2006/picture">
+                <pic:pic xmlns:pic="http://schemas.openxmlformats.org/drawingml/2006/picture">
+                  <pic:nvPicPr>
+                    <pic:cNvPr id="51631047" name=""/>
+                    <pic:cNvPicPr/>
+                  </pic:nvPicPr>
+                  <pic:blipFill>
+                    <a:blip r:embed="rId60"/>
+                    <a:stretch>
+                      <a:fillRect/>
+                    </a:stretch>
+                  </pic:blipFill>
+                  <pic:spPr>
+                    <a:xfrm>
+                      <a:off x="0" y="0"/>
+                      <a:ext cx="5943600" cy="2983865"/>
+                    </a:xfrm>
+                    <a:prstGeom prst="rect">
+                      <a:avLst/>
+                    </a:prstGeom>
+                  </pic:spPr>
+                </pic:pic>
+              </a:graphicData>
+            </a:graphic>
+          </wp:inline>
+        </w:drawing>
+      </w:r>
+    </w:p>
+    <w:p>
+      <w:pPr>
+        <w:pStyle w:val="Caption"/>
+      </w:pPr>
+      <w:r>
+        <w:t xml:space="preserve">Figure </w:t>
+      </w:r>
+      <w:r>
+        <w:fldChar w:fldCharType="begin"/>
+      </w:r>
+      <w:r>
+        <w:instrText xml:space="preserve"> SEQ Figure \* ARABIC </w:instrText>
+      </w:r>
+      <w:r>
+        <w:fldChar w:fldCharType="separate"/>
+      </w:r>
+      <w:r>
+        <w:rPr>
+          <w:noProof/>
+        </w:rPr>
+        <w:t>16</w:t>
+      </w:r>
+      <w:r>
+        <w:rPr>
+          <w:noProof/>
+        </w:rPr>
+        <w:fldChar w:fldCharType="end"/>
+      </w:r>
+      <w:r>
+        <w:t xml:space="preserve">. </w:t>
+      </w:r>
+      <w:r>
+        <w:t>WPD</w:t>
+      </w:r>
+      <w:r>
+        <w:rPr>
+          <w:rFonts w:hint="eastAsia"/>
+        </w:rPr>
+        <w:t>5</w:t>
+      </w:r>
+      <w:r>
+        <w:t xml:space="preserve"> parameters </w:t>
+      </w:r>
+    </w:p>
+    <w:p>
+      <w:r>
+        <w:lastRenderedPageBreak/>
+        <w:drawing>
+          <wp:inline distT="0" distB="0" distL="0" distR="0" wp14:anchorId="7E766DBD" wp14:editId="205CE439">
+            <wp:extent cx="4867954" cy="4372585"/>
+            <wp:effectExtent l="0" t="0" r="8890" b="9525"/>
+            <wp:docPr id="1059003348" name="Picture 1"/>
+            <wp:cNvGraphicFramePr>
+              <a:graphicFrameLocks xmlns:a="http://schemas.openxmlformats.org/drawingml/2006/main" noChangeAspect="1"/>
+            </wp:cNvGraphicFramePr>
+            <a:graphic xmlns:a="http://schemas.openxmlformats.org/drawingml/2006/main">
+              <a:graphicData uri="http://schemas.openxmlformats.org/drawingml/2006/picture">
+                <pic:pic xmlns:pic="http://schemas.openxmlformats.org/drawingml/2006/picture">
+                  <pic:nvPicPr>
+                    <pic:cNvPr id="1059003348" name=""/>
+                    <pic:cNvPicPr/>
+                  </pic:nvPicPr>
+                  <pic:blipFill>
+                    <a:blip r:embed="rId61"/>
+                    <a:stretch>
+                      <a:fillRect/>
+                    </a:stretch>
+                  </pic:blipFill>
+                  <pic:spPr>
+                    <a:xfrm>
+                      <a:off x="0" y="0"/>
+                      <a:ext cx="4867954" cy="4372585"/>
+                    </a:xfrm>
+                    <a:prstGeom prst="rect">
+                      <a:avLst/>
+                    </a:prstGeom>
+                  </pic:spPr>
+                </pic:pic>
+              </a:graphicData>
+            </a:graphic>
+          </wp:inline>
+        </w:drawing>
+      </w:r>
+    </w:p>
+    <w:p>
+      <w:pPr>
+        <w:keepNext/>
+      </w:pPr>
+      <w:r>
+        <w:drawing>
+          <wp:inline distT="0" distB="0" distL="0" distR="0" wp14:anchorId="17FEE5C1" wp14:editId="4626F643">
+            <wp:extent cx="5943600" cy="2625725"/>
+            <wp:effectExtent l="0" t="0" r="0" b="3175"/>
+            <wp:docPr id="370512616" name="Picture 1"/>
+            <wp:cNvGraphicFramePr>
+              <a:graphicFrameLocks xmlns:a="http://schemas.openxmlformats.org/drawingml/2006/main" noChangeAspect="1"/>
+            </wp:cNvGraphicFramePr>
+            <a:graphic xmlns:a="http://schemas.openxmlformats.org/drawingml/2006/main">
+              <a:graphicData uri="http://schemas.openxmlformats.org/drawingml/2006/picture">
+                <pic:pic xmlns:pic="http://schemas.openxmlformats.org/drawingml/2006/picture">
+                  <pic:nvPicPr>
+                    <pic:cNvPr id="370512616" name=""/>
+                    <pic:cNvPicPr/>
+                  </pic:nvPicPr>
+                  <pic:blipFill>
+                    <a:blip r:embed="rId62"/>
+                    <a:stretch>
+                      <a:fillRect/>
+                    </a:stretch>
+                  </pic:blipFill>
+                  <pic:spPr>
+                    <a:xfrm>
+                      <a:off x="0" y="0"/>
+                      <a:ext cx="5943600" cy="2625725"/>
+                    </a:xfrm>
+                    <a:prstGeom prst="rect">
+                      <a:avLst/>
+                    </a:prstGeom>
+                  </pic:spPr>
+                </pic:pic>
+              </a:graphicData>
+            </a:graphic>
+          </wp:inline>
+        </w:drawing>
+      </w:r>
+    </w:p>
+    <w:p>
+      <w:pPr>
+        <w:pStyle w:val="Caption"/>
+        <w:rPr>
+          <w:rFonts w:hint="eastAsia"/>
+        </w:rPr>
+      </w:pPr>
+      <w:r>
+        <w:t xml:space="preserve">Figure </w:t>
+      </w:r>
+      <w:fldSimple w:instr=" SEQ Figure \* ARABIC ">
+        <w:r>
+          <w:rPr>
+            <w:noProof/>
+          </w:rPr>
+          <w:t>17</w:t>
+        </w:r>
+      </w:fldSimple>
+      <w:r>
+        <w:rPr>
+          <w:rFonts w:hint="eastAsia"/>
+        </w:rPr>
+        <w:t>. The S parameters with vertical output arms</w:t>
+      </w:r>
+    </w:p>
+    <w:p>
+      <w:pPr>
+        <w:rPr>
+          <w:rFonts w:hint="eastAsia"/>
+        </w:rPr>
+      </w:pPr>
+    </w:p>
+    <w:p/>
+    <w:p/>
+    <w:p>
+      <w:r>
+        <w:drawing>
+          <wp:inline distT="0" distB="0" distL="0" distR="0" wp14:anchorId="52D69106" wp14:editId="0C867C4F">
+            <wp:extent cx="5315692" cy="5096586"/>
+            <wp:effectExtent l="0" t="0" r="0" b="8890"/>
+            <wp:docPr id="1251533717" name="Picture 1"/>
+            <wp:cNvGraphicFramePr>
+              <a:graphicFrameLocks xmlns:a="http://schemas.openxmlformats.org/drawingml/2006/main" noChangeAspect="1"/>
+            </wp:cNvGraphicFramePr>
+            <a:graphic xmlns:a="http://schemas.openxmlformats.org/drawingml/2006/main">
+              <a:graphicData uri="http://schemas.openxmlformats.org/drawingml/2006/picture">
+                <pic:pic xmlns:pic="http://schemas.openxmlformats.org/drawingml/2006/picture">
+                  <pic:nvPicPr>
+                    <pic:cNvPr id="1251533717" name=""/>
+                    <pic:cNvPicPr/>
+                  </pic:nvPicPr>
+                  <pic:blipFill>
+                    <a:blip r:embed="rId63"/>
+                    <a:stretch>
+                      <a:fillRect/>
+                    </a:stretch>
+                  </pic:blipFill>
+                  <pic:spPr>
+                    <a:xfrm>
+                      <a:off x="0" y="0"/>
+                      <a:ext cx="5315692" cy="5096586"/>
+                    </a:xfrm>
+                    <a:prstGeom prst="rect">
+                      <a:avLst/>
+                    </a:prstGeom>
+                  </pic:spPr>
+                </pic:pic>
+              </a:graphicData>
+            </a:graphic>
+          </wp:inline>
+        </w:drawing>
+      </w:r>
+    </w:p>
+    <w:p>
+      <w:pPr>
+        <w:keepNext/>
+      </w:pPr>
+      <w:r>
+        <w:lastRenderedPageBreak/>
+        <w:drawing>
+          <wp:inline distT="0" distB="0" distL="0" distR="0" wp14:anchorId="458F36EB" wp14:editId="457DB291">
+            <wp:extent cx="5943600" cy="2602230"/>
+            <wp:effectExtent l="0" t="0" r="0" b="7620"/>
+            <wp:docPr id="502361042" name="Picture 1"/>
+            <wp:cNvGraphicFramePr>
+              <a:graphicFrameLocks xmlns:a="http://schemas.openxmlformats.org/drawingml/2006/main" noChangeAspect="1"/>
+            </wp:cNvGraphicFramePr>
+            <a:graphic xmlns:a="http://schemas.openxmlformats.org/drawingml/2006/main">
+              <a:graphicData uri="http://schemas.openxmlformats.org/drawingml/2006/picture">
+                <pic:pic xmlns:pic="http://schemas.openxmlformats.org/drawingml/2006/picture">
+                  <pic:nvPicPr>
+                    <pic:cNvPr id="502361042" name=""/>
+                    <pic:cNvPicPr/>
+                  </pic:nvPicPr>
+                  <pic:blipFill>
+                    <a:blip r:embed="rId64"/>
+                    <a:stretch>
+                      <a:fillRect/>
+                    </a:stretch>
+                  </pic:blipFill>
+                  <pic:spPr>
+                    <a:xfrm>
+                      <a:off x="0" y="0"/>
+                      <a:ext cx="5943600" cy="2602230"/>
+                    </a:xfrm>
+                    <a:prstGeom prst="rect">
+                      <a:avLst/>
+                    </a:prstGeom>
+                  </pic:spPr>
+                </pic:pic>
+              </a:graphicData>
+            </a:graphic>
+          </wp:inline>
+        </w:drawing>
+      </w:r>
+    </w:p>
+    <w:p>
+      <w:pPr>
+        <w:pStyle w:val="Caption"/>
+        <w:rPr>
+          <w:rFonts w:hint="eastAsia"/>
+        </w:rPr>
+      </w:pPr>
+      <w:r>
+        <w:t xml:space="preserve">Figure </w:t>
+      </w:r>
+      <w:fldSimple w:instr=" SEQ Figure \* ARABIC ">
+        <w:r>
+          <w:rPr>
+            <w:noProof/>
+          </w:rPr>
+          <w:t>18</w:t>
+        </w:r>
+      </w:fldSimple>
+      <w:r>
+        <w:t xml:space="preserve">. The S parameters with </w:t>
+      </w:r>
+      <w:r>
+        <w:rPr>
+          <w:rFonts w:hint="eastAsia"/>
+        </w:rPr>
+        <w:t>tilt</w:t>
+      </w:r>
+      <w:r>
+        <w:t xml:space="preserve"> output </w:t>
+      </w:r>
+      <w:r>
+        <w:rPr>
+          <w:rFonts w:hint="eastAsia"/>
+        </w:rPr>
+        <w:t>arm</w:t>
+      </w:r>
+    </w:p>
+    <w:p>
+      <w:pPr>
+        <w:pStyle w:val="Caption"/>
+      </w:pPr>
+    </w:p>
+    <w:p>
+      <w:r>
+        <w:t>WPD</w:t>
+      </w:r>
+      <w:r>
+        <w:rPr>
+          <w:rFonts w:hint="eastAsia"/>
+        </w:rPr>
+        <w:t>6</w:t>
+      </w:r>
+      <w:r>
+        <w:t xml:space="preserve"> </w:t>
+      </w:r>
+      <w:r>
+        <w:t>10.3 – 12.</w:t>
+      </w:r>
+      <w:r>
+        <w:rPr>
+          <w:rFonts w:hint="eastAsia"/>
+        </w:rPr>
+        <w:t>5</w:t>
+      </w:r>
+      <w:r>
+        <w:t>0 GHz,2 rings</w:t>
+      </w:r>
+    </w:p>
+    <w:p>
+      <w:pPr>
+        <w:rPr>
+          <w:noProof/>
+        </w:rPr>
+      </w:pPr>
+    </w:p>
+    <w:p>
+      <w:pPr>
+        <w:pStyle w:val="Caption"/>
+        <w:keepNext/>
+      </w:pPr>
+      <w:r>
+        <w:t xml:space="preserve">Table </w:t>
+      </w:r>
+      <w:r>
+        <w:fldChar w:fldCharType="begin"/>
+      </w:r>
+      <w:r>
+        <w:instrText xml:space="preserve"> SEQ Table \* ARABIC </w:instrText>
+      </w:r>
+      <w:r>
+        <w:fldChar w:fldCharType="separate"/>
+      </w:r>
+      <w:r>
+        <w:rPr>
+          <w:noProof/>
+        </w:rPr>
+        <w:t>5</w:t>
+      </w:r>
+      <w:r>
+        <w:rPr>
+          <w:noProof/>
+        </w:rPr>
+        <w:fldChar w:fldCharType="end"/>
+      </w:r>
+      <w:r>
+        <w:t>. Trace width and length for WPD</w:t>
+      </w:r>
+      <w:r>
+        <w:rPr>
+          <w:rFonts w:hint="eastAsia"/>
+        </w:rPr>
+        <w:t>6</w:t>
+      </w:r>
+    </w:p>
+    <w:tbl>
+      <w:tblPr>
+        <w:tblStyle w:val="TableGrid"/>
+        <w:tblW w:w="0" w:type="auto"/>
+        <w:tblLook w:val="04A0" w:firstRow="1" w:lastRow="0" w:firstColumn="1" w:lastColumn="0" w:noHBand="0" w:noVBand="1"/>
+      </w:tblPr>
+      <w:tblGrid>
+        <w:gridCol w:w="3116"/>
+        <w:gridCol w:w="3117"/>
+        <w:gridCol w:w="3117"/>
+      </w:tblGrid>
+      <w:tr>
+        <w:tc>
+          <w:tcPr>
+            <w:tcW w:w="3116" w:type="dxa"/>
+          </w:tcPr>
+          <w:p>
+            <w:pPr>
+              <w:jc w:val="center"/>
+            </w:pPr>
+            <w:r>
+              <w:t>Z0(90 degree)</w:t>
+            </w:r>
+          </w:p>
+        </w:tc>
+        <w:tc>
+          <w:tcPr>
+            <w:tcW w:w="3117" w:type="dxa"/>
+          </w:tcPr>
+          <w:p>
+            <w:pPr>
+              <w:jc w:val="center"/>
+            </w:pPr>
+            <w:r>
+              <w:t>W(mil)</w:t>
+            </w:r>
+          </w:p>
+        </w:tc>
+        <w:tc>
+          <w:tcPr>
+            <w:tcW w:w="3117" w:type="dxa"/>
+          </w:tcPr>
+          <w:p>
+            <w:pPr>
+              <w:jc w:val="center"/>
+            </w:pPr>
+            <w:r>
+              <w:t>L(mil)</w:t>
+            </w:r>
+          </w:p>
+        </w:tc>
+      </w:tr>
+      <w:tr>
+        <w:tc>
+          <w:tcPr>
+            <w:tcW w:w="3116" w:type="dxa"/>
+          </w:tcPr>
+          <w:p>
+            <w:pPr>
+              <w:jc w:val="center"/>
+              <w:rPr>
+                <w:rFonts w:hint="eastAsia"/>
+              </w:rPr>
+            </w:pPr>
+            <w:r>
+              <w:rPr>
+                <w:rFonts w:hint="eastAsia"/>
+              </w:rPr>
+              <w:t>59.</w:t>
+            </w:r>
+            <w:r>
+              <w:rPr>
+                <w:rFonts w:hint="eastAsia"/>
+              </w:rPr>
+              <w:t>49</w:t>
+            </w:r>
+          </w:p>
+        </w:tc>
+        <w:tc>
+          <w:tcPr>
+            <w:tcW w:w="3117" w:type="dxa"/>
+          </w:tcPr>
+          <w:p>
+            <w:pPr>
+              <w:jc w:val="center"/>
+              <w:rPr>
+                <w:rFonts w:hint="eastAsia"/>
+              </w:rPr>
+            </w:pPr>
+            <w:r>
+              <w:t>30.8</w:t>
+            </w:r>
+            <w:r>
+              <w:rPr>
+                <w:rFonts w:hint="eastAsia"/>
+              </w:rPr>
+              <w:t>7</w:t>
+            </w:r>
+          </w:p>
+        </w:tc>
+        <w:tc>
+          <w:tcPr>
+            <w:tcW w:w="3117" w:type="dxa"/>
+          </w:tcPr>
+          <w:p>
+            <w:pPr>
+              <w:jc w:val="center"/>
+            </w:pPr>
+            <w:r>
+              <w:t>1.5527e+02</w:t>
+            </w:r>
+          </w:p>
+        </w:tc>
+      </w:tr>
+      <w:tr>
+        <w:tc>
+          <w:tcPr>
+            <w:tcW w:w="3116" w:type="dxa"/>
+          </w:tcPr>
+          <w:p>
+            <w:pPr>
+              <w:jc w:val="center"/>
+              <w:rPr>
+                <w:rFonts w:hint="eastAsia"/>
+              </w:rPr>
+            </w:pPr>
+            <w:r>
+              <w:rPr>
+                <w:rFonts w:hint="eastAsia"/>
+              </w:rPr>
+              <w:t>84.0</w:t>
+            </w:r>
+            <w:r>
+              <w:rPr>
+                <w:rFonts w:hint="eastAsia"/>
+              </w:rPr>
+              <w:t>5</w:t>
+            </w:r>
+          </w:p>
+        </w:tc>
+        <w:tc>
+          <w:tcPr>
+            <w:tcW w:w="3117" w:type="dxa"/>
+          </w:tcPr>
+          <w:p>
+            <w:pPr>
+              <w:jc w:val="center"/>
+              <w:rPr>
+                <w:rFonts w:hint="eastAsia"/>
+              </w:rPr>
+            </w:pPr>
+            <w:r>
+              <w:t>14.39</w:t>
+            </w:r>
+          </w:p>
+        </w:tc>
+        <w:tc>
+          <w:tcPr>
+            <w:tcW w:w="3117" w:type="dxa"/>
+          </w:tcPr>
+          <w:p>
+            <w:pPr>
+              <w:jc w:val="center"/>
+            </w:pPr>
+            <w:r>
+              <w:t>1.5899e+02</w:t>
+            </w:r>
+          </w:p>
+        </w:tc>
+      </w:tr>
+      <w:tr>
+        <w:tc>
+          <w:tcPr>
+            <w:tcW w:w="3116" w:type="dxa"/>
+          </w:tcPr>
+          <w:p>
+            <w:pPr>
+              <w:jc w:val="center"/>
+            </w:pPr>
+            <w:r>
+              <w:t>50</w:t>
+            </w:r>
+          </w:p>
+        </w:tc>
+        <w:tc>
+          <w:tcPr>
+            <w:tcW w:w="3117" w:type="dxa"/>
+          </w:tcPr>
+          <w:p>
+            <w:pPr>
+              <w:jc w:val="center"/>
+            </w:pPr>
+            <w:r>
+              <w:t>42</w:t>
+            </w:r>
+          </w:p>
+        </w:tc>
+        <w:tc>
+          <w:tcPr>
+            <w:tcW w:w="3117" w:type="dxa"/>
+          </w:tcPr>
+          <w:p>
+            <w:pPr>
+              <w:jc w:val="center"/>
+            </w:pPr>
+            <w:r>
+              <w:t>**</w:t>
+            </w:r>
+          </w:p>
+        </w:tc>
+      </w:tr>
+    </w:tbl>
+    <w:p/>
+    <w:p>
+      <w:r>
+        <w:drawing>
+          <wp:inline distT="0" distB="0" distL="0" distR="0" wp14:anchorId="45569F25" wp14:editId="6AD9F0A5">
+            <wp:extent cx="5943600" cy="3025775"/>
+            <wp:effectExtent l="0" t="0" r="0" b="3175"/>
+            <wp:docPr id="558701736" name="Picture 1"/>
+            <wp:cNvGraphicFramePr>
+              <a:graphicFrameLocks xmlns:a="http://schemas.openxmlformats.org/drawingml/2006/main" noChangeAspect="1"/>
+            </wp:cNvGraphicFramePr>
+            <a:graphic xmlns:a="http://schemas.openxmlformats.org/drawingml/2006/main">
+              <a:graphicData uri="http://schemas.openxmlformats.org/drawingml/2006/picture">
+                <pic:pic xmlns:pic="http://schemas.openxmlformats.org/drawingml/2006/picture">
+                  <pic:nvPicPr>
+                    <pic:cNvPr id="558701736" name=""/>
+                    <pic:cNvPicPr/>
+                  </pic:nvPicPr>
+                  <pic:blipFill>
+                    <a:blip r:embed="rId65"/>
+                    <a:stretch>
+                      <a:fillRect/>
+                    </a:stretch>
+                  </pic:blipFill>
+                  <pic:spPr>
+                    <a:xfrm>
+                      <a:off x="0" y="0"/>
+                      <a:ext cx="5943600" cy="3025775"/>
+                    </a:xfrm>
+                    <a:prstGeom prst="rect">
+                      <a:avLst/>
+                    </a:prstGeom>
+                  </pic:spPr>
+                </pic:pic>
+              </a:graphicData>
+            </a:graphic>
+          </wp:inline>
+        </w:drawing>
+      </w:r>
+    </w:p>
+    <w:p>
+      <w:pPr>
+        <w:pStyle w:val="Caption"/>
+      </w:pPr>
+      <w:r>
+        <w:lastRenderedPageBreak/>
+        <w:t xml:space="preserve">Figure </w:t>
+      </w:r>
+      <w:r>
+        <w:fldChar w:fldCharType="begin"/>
+      </w:r>
+      <w:r>
+        <w:instrText xml:space="preserve"> SEQ Figure \* ARABIC </w:instrText>
+      </w:r>
+      <w:r>
+        <w:fldChar w:fldCharType="separate"/>
+      </w:r>
+      <w:r>
+        <w:rPr>
+          <w:noProof/>
+        </w:rPr>
+        <w:t>19</w:t>
+      </w:r>
+      <w:r>
+        <w:rPr>
+          <w:noProof/>
+        </w:rPr>
+        <w:fldChar w:fldCharType="end"/>
+      </w:r>
+      <w:r>
+        <w:t>. WPD</w:t>
+      </w:r>
+      <w:r>
+        <w:rPr>
+          <w:rFonts w:hint="eastAsia"/>
+        </w:rPr>
+        <w:t>6</w:t>
+      </w:r>
+      <w:r>
+        <w:t xml:space="preserve"> parameters </w:t>
+      </w:r>
+    </w:p>
+    <w:p/>
     <w:sectPr>
       <w:pgSz w:w="12240" w:h="15840"/>
       <w:pgMar w:top="1440" w:right="1440" w:bottom="1440" w:left="1440" w:header="720" w:footer="720" w:gutter="0"/>
@@ -4762,6 +5648,56 @@
     </w:sectPr>
   </w:body>
 </w:document>
+</file>
+
+<file path=word/endnotes.xml><?xml version="1.0" encoding="utf-8"?>
+<w:endnotes xmlns:wpc="http://schemas.microsoft.com/office/word/2010/wordprocessingCanvas" xmlns:cx="http://schemas.microsoft.com/office/drawing/2014/chartex" xmlns:cx1="http://schemas.microsoft.com/office/drawing/2015/9/8/chartex" xmlns:cx2="http://schemas.microsoft.com/office/drawing/2015/10/21/chartex" xmlns:cx3="http://schemas.microsoft.com/office/drawing/2016/5/9/chartex" xmlns:cx4="http://schemas.microsoft.com/office/drawing/2016/5/10/chartex" xmlns:cx5="http://schemas.microsoft.com/office/drawing/2016/5/11/chartex" xmlns:cx6="http://schemas.microsoft.com/office/drawing/2016/5/12/chartex" xmlns:cx7="http://schemas.microsoft.com/office/drawing/2016/5/13/chartex" xmlns:cx8="http://schemas.microsoft.com/office/drawing/2016/5/14/chartex" xmlns:mc="http://schemas.openxmlformats.org/markup-compatibility/2006" xmlns:aink="http://schemas.microsoft.com/office/drawing/2016/ink" xmlns:am3d="http://schemas.microsoft.com/office/drawing/2017/model3d" xmlns:o="urn:schemas-microsoft-com:office:office" xmlns:oel="http://schemas.microsoft.com/office/2019/extlst" xmlns:r="http://schemas.openxmlformats.org/officeDocument/2006/relationships" xmlns:m="http://schemas.openxmlformats.org/officeDocument/2006/math" xmlns:v="urn:schemas-microsoft-com:vml" xmlns:wp14="http://schemas.microsoft.com/office/word/2010/wordprocessingDrawing" xmlns:wp="http://schemas.openxmlformats.org/drawingml/2006/wordprocessingDrawing" xmlns:w10="urn:schemas-microsoft-com:office:word" xmlns:w="http://schemas.openxmlformats.org/wordprocessingml/2006/main" xmlns:w14="http://schemas.microsoft.com/office/word/2010/wordml" xmlns:w15="http://schemas.microsoft.com/office/word/2012/wordml" xmlns:w16cex="http://schemas.microsoft.com/office/word/2018/wordml/cex" xmlns:w16cid="http://schemas.microsoft.com/office/word/2016/wordml/cid" xmlns:w16="http://schemas.microsoft.com/office/word/2018/wordml" xmlns:w16du="http://schemas.microsoft.com/office/word/2023/wordml/word16du" xmlns:w16sdtdh="http://schemas.microsoft.com/office/word/2020/wordml/sdtdatahash" xmlns:w16sdtfl="http://schemas.microsoft.com/office/word/2024/wordml/sdtformatlock" xmlns:w16se="http://schemas.microsoft.com/office/word/2015/wordml/symex" xmlns:wpg="http://schemas.microsoft.com/office/word/2010/wordprocessingGroup" xmlns:wpi="http://schemas.microsoft.com/office/word/2010/wordprocessingInk" xmlns:wne="http://schemas.microsoft.com/office/word/2006/wordml" xmlns:wps="http://schemas.microsoft.com/office/word/2010/wordprocessingShape" mc:Ignorable="w14 w15 w16se w16cid w16 w16cex w16sdtdh w16sdtfl w16du wp14">
+  <w:endnote w:type="separator" w:id="-1">
+    <w:p>
+      <w:pPr>
+        <w:spacing w:after="0" w:line="240" w:lineRule="auto"/>
+      </w:pPr>
+      <w:r>
+        <w:separator/>
+      </w:r>
+    </w:p>
+  </w:endnote>
+  <w:endnote w:type="continuationSeparator" w:id="0">
+    <w:p>
+      <w:pPr>
+        <w:spacing w:after="0" w:line="240" w:lineRule="auto"/>
+      </w:pPr>
+      <w:r>
+        <w:continuationSeparator/>
+      </w:r>
+    </w:p>
+  </w:endnote>
+</w:endnotes>
+</file>
+
+<file path=word/footnotes.xml><?xml version="1.0" encoding="utf-8"?>
+<w:footnotes xmlns:wpc="http://schemas.microsoft.com/office/word/2010/wordprocessingCanvas" xmlns:cx="http://schemas.microsoft.com/office/drawing/2014/chartex" xmlns:cx1="http://schemas.microsoft.com/office/drawing/2015/9/8/chartex" xmlns:cx2="http://schemas.microsoft.com/office/drawing/2015/10/21/chartex" xmlns:cx3="http://schemas.microsoft.com/office/drawing/2016/5/9/chartex" xmlns:cx4="http://schemas.microsoft.com/office/drawing/2016/5/10/chartex" xmlns:cx5="http://schemas.microsoft.com/office/drawing/2016/5/11/chartex" xmlns:cx6="http://schemas.microsoft.com/office/drawing/2016/5/12/chartex" xmlns:cx7="http://schemas.microsoft.com/office/drawing/2016/5/13/chartex" xmlns:cx8="http://schemas.microsoft.com/office/drawing/2016/5/14/chartex" xmlns:mc="http://schemas.openxmlformats.org/markup-compatibility/2006" xmlns:aink="http://schemas.microsoft.com/office/drawing/2016/ink" xmlns:am3d="http://schemas.microsoft.com/office/drawing/2017/model3d" xmlns:o="urn:schemas-microsoft-com:office:office" xmlns:oel="http://schemas.microsoft.com/office/2019/extlst" xmlns:r="http://schemas.openxmlformats.org/officeDocument/2006/relationships" xmlns:m="http://schemas.openxmlformats.org/officeDocument/2006/math" xmlns:v="urn:schemas-microsoft-com:vml" xmlns:wp14="http://schemas.microsoft.com/office/word/2010/wordprocessingDrawing" xmlns:wp="http://schemas.openxmlformats.org/drawingml/2006/wordprocessingDrawing" xmlns:w10="urn:schemas-microsoft-com:office:word" xmlns:w="http://schemas.openxmlformats.org/wordprocessingml/2006/main" xmlns:w14="http://schemas.microsoft.com/office/word/2010/wordml" xmlns:w15="http://schemas.microsoft.com/office/word/2012/wordml" xmlns:w16cex="http://schemas.microsoft.com/office/word/2018/wordml/cex" xmlns:w16cid="http://schemas.microsoft.com/office/word/2016/wordml/cid" xmlns:w16="http://schemas.microsoft.com/office/word/2018/wordml" xmlns:w16du="http://schemas.microsoft.com/office/word/2023/wordml/word16du" xmlns:w16sdtdh="http://schemas.microsoft.com/office/word/2020/wordml/sdtdatahash" xmlns:w16sdtfl="http://schemas.microsoft.com/office/word/2024/wordml/sdtformatlock" xmlns:w16se="http://schemas.microsoft.com/office/word/2015/wordml/symex" xmlns:wpg="http://schemas.microsoft.com/office/word/2010/wordprocessingGroup" xmlns:wpi="http://schemas.microsoft.com/office/word/2010/wordprocessingInk" xmlns:wne="http://schemas.microsoft.com/office/word/2006/wordml" xmlns:wps="http://schemas.microsoft.com/office/word/2010/wordprocessingShape" mc:Ignorable="w14 w15 w16se w16cid w16 w16cex w16sdtdh w16sdtfl w16du wp14">
+  <w:footnote w:type="separator" w:id="-1">
+    <w:p>
+      <w:pPr>
+        <w:spacing w:after="0" w:line="240" w:lineRule="auto"/>
+      </w:pPr>
+      <w:r>
+        <w:separator/>
+      </w:r>
+    </w:p>
+  </w:footnote>
+  <w:footnote w:type="continuationSeparator" w:id="0">
+    <w:p>
+      <w:pPr>
+        <w:spacing w:after="0" w:line="240" w:lineRule="auto"/>
+      </w:pPr>
+      <w:r>
+        <w:continuationSeparator/>
+      </w:r>
+    </w:p>
+  </w:footnote>
+</w:footnotes>
 </file>
 
 <file path=word/numbering.xml><?xml version="1.0" encoding="utf-8"?>
@@ -6667,6 +7603,50 @@
       <w:color w:val="666666"/>
     </w:rPr>
   </w:style>
+  <w:style w:type="paragraph" w:styleId="Header">
+    <w:name w:val="header"/>
+    <w:basedOn w:val="Normal"/>
+    <w:link w:val="HeaderChar"/>
+    <w:uiPriority w:val="99"/>
+    <w:unhideWhenUsed/>
+    <w:rsid w:val="00100AD2"/>
+    <w:pPr>
+      <w:tabs>
+        <w:tab w:val="center" w:pos="4320"/>
+        <w:tab w:val="right" w:pos="8640"/>
+      </w:tabs>
+      <w:spacing w:after="0" w:line="240" w:lineRule="auto"/>
+    </w:pPr>
+  </w:style>
+  <w:style w:type="character" w:customStyle="1" w:styleId="HeaderChar">
+    <w:name w:val="Header Char"/>
+    <w:basedOn w:val="DefaultParagraphFont"/>
+    <w:link w:val="Header"/>
+    <w:uiPriority w:val="99"/>
+    <w:rsid w:val="00100AD2"/>
+  </w:style>
+  <w:style w:type="paragraph" w:styleId="Footer">
+    <w:name w:val="footer"/>
+    <w:basedOn w:val="Normal"/>
+    <w:link w:val="FooterChar"/>
+    <w:uiPriority w:val="99"/>
+    <w:unhideWhenUsed/>
+    <w:rsid w:val="00100AD2"/>
+    <w:pPr>
+      <w:tabs>
+        <w:tab w:val="center" w:pos="4320"/>
+        <w:tab w:val="right" w:pos="8640"/>
+      </w:tabs>
+      <w:spacing w:after="0" w:line="240" w:lineRule="auto"/>
+    </w:pPr>
+  </w:style>
+  <w:style w:type="character" w:customStyle="1" w:styleId="FooterChar">
+    <w:name w:val="Footer Char"/>
+    <w:basedOn w:val="DefaultParagraphFont"/>
+    <w:link w:val="Footer"/>
+    <w:uiPriority w:val="99"/>
+    <w:rsid w:val="00100AD2"/>
+  </w:style>
 </w:styles>
 </file>
 

--- a/CST simulation/Wilkinson power divider design and simulation.docx
+++ b/CST simulation/Wilkinson power divider design and simulation.docx
@@ -129,16 +129,11 @@
       <w:r>
         <w:t xml:space="preserve">dielectric constant </w:t>
       </w:r>
-      <w:proofErr w:type="gramStart"/>
       <w:r>
         <w:t>va</w:t>
       </w:r>
       <w:r>
-        <w:t>lue</w:t>
-      </w:r>
-      <w:proofErr w:type="gramEnd"/>
-      <w:r>
-        <w:t xml:space="preserve"> for calculating the impedance of microstrip:</w:t>
+        <w:t>lue for calculating the impedance of microstrip:</w:t>
       </w:r>
     </w:p>
     <w:p>
@@ -232,15 +227,7 @@
         <w:ind w:firstLine="720"/>
       </w:pPr>
       <w:r>
-        <w:t xml:space="preserve">(b). Data from CST software, which is </w:t>
-      </w:r>
-      <w:proofErr w:type="gramStart"/>
-      <w:r>
-        <w:t>3.66 ,</w:t>
-      </w:r>
-      <w:proofErr w:type="gramEnd"/>
-      <w:r>
-        <w:t xml:space="preserve"> as shown in </w:t>
+        <w:t xml:space="preserve">(b). Data from CST software, which is 3.66 , as shown in </w:t>
       </w:r>
       <w:r>
         <w:fldChar w:fldCharType="begin"/>
@@ -361,15 +348,7 @@
         <w:ind w:left="1080"/>
       </w:pPr>
       <w:r>
-        <w:t xml:space="preserve">Claude </w:t>
-      </w:r>
-      <w:proofErr w:type="gramStart"/>
-      <w:r>
-        <w:t>answer</w:t>
-      </w:r>
-      <w:proofErr w:type="gramEnd"/>
-      <w:r>
-        <w:t>:</w:t>
+        <w:t>Claude answer:</w:t>
       </w:r>
     </w:p>
     <w:p>
@@ -388,15 +367,7 @@
         <w:t>3.66</w:t>
       </w:r>
       <w:r>
-        <w:t xml:space="preserve"> — the value already loaded in your CST material (component</w:t>
-      </w:r>
-      <w:proofErr w:type="gramStart"/>
-      <w:r>
-        <w:t>1:solid</w:t>
-      </w:r>
-      <w:proofErr w:type="gramEnd"/>
-      <w:r>
-        <w:t>1), not the 3.75 you're reading off the datasheet plot.</w:t>
+        <w:t xml:space="preserve"> — the value already loaded in your CST material (component1:solid1), not the 3.75 you're reading off the datasheet plot.</w:t>
       </w:r>
     </w:p>
     <w:p>
@@ -418,23 +389,7 @@
           <w:b/>
           <w:bCs/>
         </w:rPr>
-        <w:t xml:space="preserve">The datasheet </w:t>
-      </w:r>
-      <w:proofErr w:type="gramStart"/>
-      <w:r>
-        <w:rPr>
-          <w:b/>
-          <w:bCs/>
-        </w:rPr>
-        <w:t>actually lists</w:t>
-      </w:r>
-      <w:proofErr w:type="gramEnd"/>
-      <w:r>
-        <w:rPr>
-          <w:b/>
-          <w:bCs/>
-        </w:rPr>
-        <w:t xml:space="preserve"> more than one Dk</w:t>
+        <w:t>The datasheet actually lists more than one Dk</w:t>
       </w:r>
       <w:r>
         <w:t>, and they're not interchangeable:</w:t>
@@ -456,33 +411,15 @@
         <w:t>Process Dk = 3.48 ± 0.05</w:t>
       </w:r>
       <w:r>
-        <w:t xml:space="preserve"> — measured by clamped-</w:t>
-      </w:r>
-      <w:proofErr w:type="spellStart"/>
-      <w:r>
-        <w:t>stripline</w:t>
-      </w:r>
-      <w:proofErr w:type="spellEnd"/>
-      <w:r>
-        <w:t xml:space="preserve"> resonator at 10 GHz. This is a QC/process-control number, and the clamped-</w:t>
-      </w:r>
-      <w:proofErr w:type="spellStart"/>
-      <w:r>
-        <w:t>stripline</w:t>
-      </w:r>
-      <w:proofErr w:type="spellEnd"/>
-      <w:r>
-        <w:t xml:space="preserve"> method can potentially lower the actual dielectric constant due to the presence of an air gap. </w:t>
+        <w:t xml:space="preserve"> — measured by clamped-stripline resonator at 10 GHz. This is a QC/process-control number, and the clamped-stripline method can potentially lower the actual dielectric constant due to the presence of an air gap. </w:t>
       </w:r>
       <w:hyperlink r:id="rId12" w:tgtFrame="_blank" w:history="1">
-        <w:proofErr w:type="spellStart"/>
         <w:r>
           <w:rPr>
             <w:rStyle w:val="Hyperlink"/>
           </w:rPr>
           <w:t>Jlcpcb</w:t>
         </w:r>
-        <w:proofErr w:type="spellEnd"/>
       </w:hyperlink>
     </w:p>
     <w:p>
@@ -534,26 +471,9 @@
         <w:t>For a field solver / impedance calculation, always use the design Dk (3.66)</w:t>
       </w:r>
       <w:r>
-        <w:t xml:space="preserve">: the 3.48 figure is the process Dk measured via clamped </w:t>
-      </w:r>
-      <w:proofErr w:type="spellStart"/>
-      <w:r>
-        <w:t>stripline</w:t>
-      </w:r>
-      <w:proofErr w:type="spellEnd"/>
-      <w:r>
-        <w:t xml:space="preserve"> resonator, and it is not the value you should plug into your impedance solver — Rogers recommends design Dk of 3.66 for impedance modeling on microstrip and </w:t>
-      </w:r>
-      <w:proofErr w:type="spellStart"/>
-      <w:r>
-        <w:t>stripline</w:t>
-      </w:r>
-      <w:proofErr w:type="spellEnd"/>
-      <w:r>
-        <w:t xml:space="preserve">. Engineers who plug the lower process value into a solver systematically get traces too narrow and impedance too low: using 3.48 in an impedance calculator gives traces that are too narrow. </w:t>
+        <w:t xml:space="preserve">: the 3.48 figure is the process Dk measured via clamped stripline resonator, and it is not the value you should plug into your impedance solver — Rogers recommends design Dk of 3.66 for impedance modeling on microstrip and stripline. Engineers who plug the lower process value into a solver systematically get traces too narrow and impedance too low: using 3.48 in an impedance calculator gives traces that are too narrow. </w:t>
       </w:r>
       <w:hyperlink r:id="rId14" w:tgtFrame="_blank" w:history="1">
-        <w:proofErr w:type="spellStart"/>
         <w:r>
           <w:rPr>
             <w:rStyle w:val="Hyperlink"/>
@@ -568,7 +488,6 @@
           </w:rPr>
           <w:t>PCBSync</w:t>
         </w:r>
-        <w:proofErr w:type="spellEnd"/>
       </w:hyperlink>
     </w:p>
     <w:p>
@@ -581,47 +500,25 @@
           <w:b/>
           <w:bCs/>
         </w:rPr>
-        <w:t xml:space="preserve">On </w:t>
-      </w:r>
-      <w:proofErr w:type="gramStart"/>
+        <w:t xml:space="preserve">On frequency </w:t>
+      </w:r>
       <w:r>
         <w:rPr>
           <w:b/>
           <w:bCs/>
         </w:rPr>
-        <w:t xml:space="preserve">frequency </w:t>
-      </w:r>
-      <w:r>
-        <w:rPr>
-          <w:b/>
-          <w:bCs/>
-        </w:rPr>
         <w:t>:</w:t>
       </w:r>
       <w:r>
-        <w:t>RO</w:t>
-      </w:r>
-      <w:proofErr w:type="gramEnd"/>
-      <w:r>
-        <w:t xml:space="preserve">4350B's Dk is intentionally very flat across the microwave band — RO4350B provides a stable Dk of 3.48 from 500 MHz to over 40 GHz with minimal variation versus frequency (the corresponding design-Dk figure being 3.66 over the same range). </w:t>
-      </w:r>
-      <w:proofErr w:type="gramStart"/>
-      <w:r>
-        <w:t>So</w:t>
-      </w:r>
-      <w:proofErr w:type="gramEnd"/>
-      <w:r>
-        <w:t xml:space="preserve"> you don't need to chase a frequency-corrected value for 7.1 GHz — 3.66 at 2 GHz and 3.66 at 7.1 GHz are the same design value; dispersion in this material over that span is small enough to ignore for a thin-microstrip Z₀ calculation. </w:t>
+        <w:t xml:space="preserve">RO4350B's Dk is intentionally very flat across the microwave band — RO4350B provides a stable Dk of 3.48 from 500 MHz to over 40 GHz with minimal variation versus frequency (the corresponding design-Dk figure being 3.66 over the same range). So you don't need to chase a frequency-corrected value for 7.1 GHz — 3.66 at 2 GHz and 3.66 at 7.1 GHz are the same design value; dispersion in this material over that span is small enough to ignore for a thin-microstrip Z₀ calculation. </w:t>
       </w:r>
       <w:hyperlink r:id="rId16" w:tgtFrame="_blank" w:history="1">
-        <w:proofErr w:type="spellStart"/>
         <w:r>
           <w:rPr>
             <w:rStyle w:val="Hyperlink"/>
           </w:rPr>
           <w:t>RayPCB</w:t>
         </w:r>
-        <w:proofErr w:type="spellEnd"/>
       </w:hyperlink>
     </w:p>
     <w:p>
@@ -630,15 +527,7 @@
         <w:ind w:left="1080"/>
       </w:pPr>
       <w:r>
-        <w:t xml:space="preserve">So: set </w:t>
-      </w:r>
-      <w:proofErr w:type="spellStart"/>
-      <w:r>
-        <w:t>eps_r</w:t>
-      </w:r>
-      <w:proofErr w:type="spellEnd"/>
-      <w:r>
-        <w:t xml:space="preserve"> = 3.66 in the Impedance Calculation dialog — it matches what CST's material model is already using, so your 3D build and your quick hand-calc will stay self-consistent.</w:t>
+        <w:t>So: set eps_r = 3.66 in the Impedance Calculation dialog — it matches what CST's material model is already using, so your 3D build and your quick hand-calc will stay self-consistent.</w:t>
       </w:r>
     </w:p>
     <w:p>
@@ -663,15 +552,7 @@
         <w:t>Process Dk = 3.48 ± 0.05</w:t>
       </w:r>
       <w:r>
-        <w:t xml:space="preserve"> (10 GHz, clamped-</w:t>
-      </w:r>
-      <w:proofErr w:type="spellStart"/>
-      <w:r>
-        <w:t>stripline</w:t>
-      </w:r>
-      <w:proofErr w:type="spellEnd"/>
-      <w:r>
-        <w:t xml:space="preserve">, QC test) </w:t>
+        <w:t xml:space="preserve"> (10 GHz, clamped-stripline, QC test) </w:t>
       </w:r>
     </w:p>
     <w:p>
@@ -723,15 +604,7 @@
         <w:pStyle w:val="ListParagraph"/>
       </w:pPr>
       <w:r>
-        <w:t xml:space="preserve">2. There are two different </w:t>
-      </w:r>
-      <w:proofErr w:type="gramStart"/>
-      <w:r>
-        <w:t>tool</w:t>
-      </w:r>
-      <w:proofErr w:type="gramEnd"/>
-      <w:r>
-        <w:t xml:space="preserve"> for calculating the impedance of microstrip: KiCAD and CST</w:t>
+        <w:t>2. There are two different tool for calculating the impedance of microstrip: KiCAD and CST</w:t>
       </w:r>
     </w:p>
     <w:p>
@@ -1436,21 +1309,8 @@
       <w:r>
         <w:t>(</w:t>
       </w:r>
-      <w:proofErr w:type="spellStart"/>
-      <w:r>
-        <w:t>KiCad</w:t>
-      </w:r>
-      <w:proofErr w:type="spellEnd"/>
-      <w:r>
-        <w:t xml:space="preserve"> library </w:t>
-      </w:r>
-      <w:proofErr w:type="spellStart"/>
-      <w:r>
-        <w:t>Resistor_SMD</w:t>
-      </w:r>
-      <w:proofErr w:type="spellEnd"/>
-      <w:r>
-        <w:t>, footprint R_0402_1005Metric) has pads with centers that are 20.08 mil apart with dimensions of 21.26 mil and 25.2 mil. The gap between the two pads is 40.16 – 21.26 = 18.9 mil, which needs to be maintained (no metal between y= -9.45 and +9.45 mil)</w:t>
+      <w:r>
+        <w:t>KiCad library Resistor_SMD, footprint R_0402_1005Metric) has pads with centers that are 20.08 mil apart with dimensions of 21.26 mil and 25.2 mil. The gap between the two pads is 40.16 – 21.26 = 18.9 mil, which needs to be maintained (no metal between y= -9.45 and +9.45 mil)</w:t>
       </w:r>
     </w:p>
     <w:p>
@@ -1491,15 +1351,7 @@
         <w:t>)</w:t>
       </w:r>
       <w:r>
-        <w:t xml:space="preserve"> and </w:t>
-      </w:r>
-      <w:proofErr w:type="spellStart"/>
-      <w:r>
-        <w:t>Kicad</w:t>
-      </w:r>
-      <w:proofErr w:type="spellEnd"/>
-      <w:r>
-        <w:t xml:space="preserve"> footprint editor, add a new footprint, add </w:t>
+        <w:t xml:space="preserve"> and Kicad footprint editor, add a new footprint, add </w:t>
       </w:r>
       <w:r>
         <w:t>two</w:t>
@@ -1508,15 +1360,7 @@
         <w:t xml:space="preserve"> SMD pad with size 25.2mil * 21.26 mil and place the center on (0, 20.08) mil</w:t>
       </w:r>
       <w:r>
-        <w:t xml:space="preserve"> and (0, -20.</w:t>
-      </w:r>
-      <w:proofErr w:type="gramStart"/>
-      <w:r>
-        <w:t>08)mil</w:t>
-      </w:r>
-      <w:proofErr w:type="gramEnd"/>
-      <w:r>
-        <w:t>.</w:t>
+        <w:t xml:space="preserve"> and (0, -20.08)mil.</w:t>
       </w:r>
     </w:p>
     <w:p>
@@ -1789,13 +1633,8 @@
         </w:r>
       </w:fldSimple>
       <w:r>
-        <w:t xml:space="preserve">. The arc setup in the </w:t>
-      </w:r>
-      <w:proofErr w:type="spellStart"/>
-      <w:r>
-        <w:t>kicad</w:t>
-      </w:r>
-      <w:proofErr w:type="spellEnd"/>
+        <w:t>. The arc setup in the kicad</w:t>
+      </w:r>
     </w:p>
     <w:p>
       <w:pPr>
@@ -1876,29 +1715,13 @@
         <w:t xml:space="preserve"> </w:t>
       </w:r>
       <w:r>
-        <w:t xml:space="preserve">with the size </w:t>
-      </w:r>
-      <w:proofErr w:type="spellStart"/>
-      <w:r>
-        <w:t>size</w:t>
-      </w:r>
-      <w:proofErr w:type="spellEnd"/>
-      <w:r>
-        <w:t xml:space="preserve"> (Width_T0, Width_T0</w:t>
-      </w:r>
-      <w:proofErr w:type="gramStart"/>
-      <w:r>
-        <w:t>)</w:t>
+        <w:t>with the size size (Width_T0, Width_T0)</w:t>
       </w:r>
       <w:r>
         <w:t>.</w:t>
       </w:r>
       <w:r>
-        <w:t>This</w:t>
-      </w:r>
-      <w:proofErr w:type="gramEnd"/>
-      <w:r>
-        <w:t xml:space="preserve"> completes the </w:t>
+        <w:t xml:space="preserve">This completes the </w:t>
       </w:r>
     </w:p>
     <w:p>
@@ -2104,15 +1927,7 @@
         </w:numPr>
       </w:pPr>
       <w:r>
-        <w:t xml:space="preserve">Repeat </w:t>
-      </w:r>
-      <w:proofErr w:type="gramStart"/>
-      <w:r>
-        <w:t>the step</w:t>
-      </w:r>
-      <w:proofErr w:type="gramEnd"/>
-      <w:r>
-        <w:t xml:space="preserve"> c, d for the </w:t>
+        <w:t xml:space="preserve">Repeat the step c, d for the </w:t>
       </w:r>
       <w:r>
         <w:t>second</w:t>
@@ -2196,15 +2011,7 @@
         </w:numPr>
       </w:pPr>
       <w:r>
-        <w:t xml:space="preserve">Add two SMD </w:t>
-      </w:r>
-      <w:proofErr w:type="gramStart"/>
-      <w:r>
-        <w:t>pad</w:t>
-      </w:r>
-      <w:proofErr w:type="gramEnd"/>
-      <w:r>
-        <w:t xml:space="preserve"> with size 25.2mil * 21.26 mil and place the center on (X_2R, 20.08) mil and (X_2R, -20.</w:t>
+        <w:t>Add two SMD pad with size 25.2mil * 21.26 mil and place the center on (X_2R, 20.08) mil and (X_2R, -20.</w:t>
       </w:r>
       <w:r>
         <w:t>08) mil</w:t>
@@ -2224,19 +2031,12 @@
       <w:r>
         <w:t xml:space="preserve">Keep the same steps </w:t>
       </w:r>
-      <w:proofErr w:type="spellStart"/>
-      <w:proofErr w:type="gramStart"/>
       <w:r>
         <w:t>f,</w:t>
       </w:r>
       <w:r>
-        <w:t>c</w:t>
-      </w:r>
-      <w:proofErr w:type="gramEnd"/>
-      <w:r>
-        <w:t>,d</w:t>
-      </w:r>
-      <w:proofErr w:type="spellEnd"/>
+        <w:t>c,d</w:t>
+      </w:r>
       <w:r>
         <w:t>,</w:t>
       </w:r>
@@ -2244,18 +2044,11 @@
         <w:t xml:space="preserve"> g</w:t>
       </w:r>
       <w:r>
-        <w:t xml:space="preserve"> and </w:t>
-      </w:r>
-      <w:proofErr w:type="spellStart"/>
-      <w:proofErr w:type="gramStart"/>
-      <w:r>
-        <w:t>h</w:t>
+        <w:t xml:space="preserve"> and h</w:t>
       </w:r>
       <w:r>
         <w:t>,i</w:t>
       </w:r>
-      <w:proofErr w:type="spellEnd"/>
-      <w:proofErr w:type="gramEnd"/>
       <w:r>
         <w:t xml:space="preserve">* for the rest of the rings until all the rings finish. </w:t>
       </w:r>
@@ -2269,20 +2062,10 @@
         </w:numPr>
       </w:pPr>
       <w:r>
-        <w:t xml:space="preserve">After finishing all the </w:t>
-      </w:r>
-      <w:proofErr w:type="spellStart"/>
-      <w:proofErr w:type="gramStart"/>
-      <w:r>
-        <w:t>rings,</w:t>
-      </w:r>
-      <w:r>
-        <w:t>create</w:t>
-      </w:r>
-      <w:proofErr w:type="spellEnd"/>
-      <w:proofErr w:type="gramEnd"/>
-      <w:r>
-        <w:t xml:space="preserve"> 50 Ohm traces which line up on the R resistors, taking care that none of the trace falls in the gap between the resistor pads or inside the arc. The other end of the trace should extend to Y= </w:t>
+        <w:t>After finishing all the rings,</w:t>
+      </w:r>
+      <w:r>
+        <w:t xml:space="preserve">create 50 Ohm traces which line up on the R resistors, taking care that none of the trace falls in the gap between the resistor pads or inside the arc. The other end of the trace should extend to Y= </w:t>
       </w:r>
       <w:r>
         <w:rPr>
@@ -2291,23 +2074,7 @@
         <w:t>±</w:t>
       </w:r>
       <w:r>
-        <w:t xml:space="preserve">36 mil, adjusting the X-point (integer value please!) so that you have a roughly </w:t>
-      </w:r>
-      <w:proofErr w:type="gramStart"/>
-      <w:r>
-        <w:t>90 degree</w:t>
-      </w:r>
-      <w:proofErr w:type="gramEnd"/>
-      <w:r>
-        <w:t xml:space="preserve"> angle between this trace and the arc. Place the output pads </w:t>
-      </w:r>
-      <w:proofErr w:type="gramStart"/>
-      <w:r>
-        <w:t>on</w:t>
-      </w:r>
-      <w:proofErr w:type="gramEnd"/>
-      <w:r>
-        <w:t xml:space="preserve"> the end of these traces.</w:t>
+        <w:t>36 mil, adjusting the X-point (integer value please!) so that you have a roughly 90 degree angle between this trace and the arc. Place the output pads on the end of these traces.</w:t>
       </w:r>
     </w:p>
     <w:p>
@@ -2424,15 +2191,7 @@
         </w:numPr>
       </w:pPr>
       <w:r>
-        <w:t xml:space="preserve">Export the </w:t>
-      </w:r>
-      <w:proofErr w:type="spellStart"/>
-      <w:r>
-        <w:t>gerber</w:t>
-      </w:r>
-      <w:proofErr w:type="spellEnd"/>
-      <w:r>
-        <w:t xml:space="preserve"> file to CST for simulation (list detail steps)</w:t>
+        <w:t>Export the gerber file to CST for simulation (list detail steps)</w:t>
       </w:r>
     </w:p>
     <w:p>
@@ -2449,41 +2208,7 @@
         </w:numPr>
       </w:pPr>
       <w:r>
-        <w:t xml:space="preserve">Export the </w:t>
-      </w:r>
-      <w:proofErr w:type="spellStart"/>
-      <w:r>
-        <w:t>gerber</w:t>
-      </w:r>
-      <w:proofErr w:type="spellEnd"/>
-      <w:r>
-        <w:t xml:space="preserve"> file from </w:t>
-      </w:r>
-      <w:proofErr w:type="spellStart"/>
-      <w:r>
-        <w:t>kicad</w:t>
-      </w:r>
-      <w:proofErr w:type="spellEnd"/>
-      <w:r>
-        <w:t xml:space="preserve">, </w:t>
-      </w:r>
-      <w:proofErr w:type="gramStart"/>
-      <w:r>
-        <w:t>only  need</w:t>
-      </w:r>
-      <w:proofErr w:type="gramEnd"/>
-      <w:r>
-        <w:t xml:space="preserve"> </w:t>
-      </w:r>
-      <w:proofErr w:type="spellStart"/>
-      <w:proofErr w:type="gramStart"/>
-      <w:r>
-        <w:t>F.Cu</w:t>
-      </w:r>
-      <w:proofErr w:type="spellEnd"/>
-      <w:proofErr w:type="gramEnd"/>
-      <w:r>
-        <w:t xml:space="preserve"> layer</w:t>
+        <w:t>Export the gerber file from kicad, only  need F.Cu layer</w:t>
       </w:r>
     </w:p>
     <w:p>
@@ -2606,15 +2331,7 @@
         <w:t>im</w:t>
       </w:r>
       <w:r>
-        <w:t xml:space="preserve">port the </w:t>
-      </w:r>
-      <w:proofErr w:type="spellStart"/>
-      <w:r>
-        <w:t>gerber</w:t>
-      </w:r>
-      <w:proofErr w:type="spellEnd"/>
-      <w:r>
-        <w:t xml:space="preserve"> file into CST</w:t>
+        <w:t>port the gerber file into CST</w:t>
       </w:r>
     </w:p>
     <w:p>
@@ -3333,15 +3050,8 @@
         </w:numPr>
       </w:pPr>
       <w:r>
-        <w:t xml:space="preserve">Set the boundary conditions in </w:t>
-      </w:r>
-      <w:proofErr w:type="spellStart"/>
-      <w:proofErr w:type="gramStart"/>
-      <w:r>
-        <w:t>Simulation,Boundaries</w:t>
-      </w:r>
-      <w:proofErr w:type="spellEnd"/>
-      <w:proofErr w:type="gramEnd"/>
+        <w:t>Set the boundary conditions in Simulation,Boundaries</w:t>
+      </w:r>
     </w:p>
     <w:p>
       <w:pPr>
@@ -3556,31 +3266,7 @@
         </w:r>
       </w:fldSimple>
       <w:r>
-        <w:t xml:space="preserve">.Simulation results with R1 = 330 </w:t>
-      </w:r>
-      <w:proofErr w:type="gramStart"/>
-      <w:r>
-        <w:t>ohm,R</w:t>
-      </w:r>
-      <w:proofErr w:type="gramEnd"/>
-      <w:r>
-        <w:t xml:space="preserve">2=200 </w:t>
-      </w:r>
-      <w:proofErr w:type="gramStart"/>
-      <w:r>
-        <w:t>ohm,R</w:t>
-      </w:r>
-      <w:proofErr w:type="gramEnd"/>
-      <w:r>
-        <w:t xml:space="preserve">3=100 </w:t>
-      </w:r>
-      <w:proofErr w:type="gramStart"/>
-      <w:r>
-        <w:t>ohm,R</w:t>
-      </w:r>
-      <w:proofErr w:type="gramEnd"/>
-      <w:r>
-        <w:t>4=100 ohm</w:t>
+        <w:t>.Simulation results with R1 = 330 ohm,R2=200 ohm,R3=100 ohm,R4=100 ohm</w:t>
       </w:r>
     </w:p>
     <w:p>
@@ -3647,31 +3333,7 @@
         <w:t>.</w:t>
       </w:r>
       <w:r>
-        <w:t xml:space="preserve">Simulation results with R1 = 330 </w:t>
-      </w:r>
-      <w:proofErr w:type="gramStart"/>
-      <w:r>
-        <w:t>ohm,R</w:t>
-      </w:r>
-      <w:proofErr w:type="gramEnd"/>
-      <w:r>
-        <w:t xml:space="preserve">2=200 </w:t>
-      </w:r>
-      <w:proofErr w:type="gramStart"/>
-      <w:r>
-        <w:t>ohm,R</w:t>
-      </w:r>
-      <w:proofErr w:type="gramEnd"/>
-      <w:r>
-        <w:t xml:space="preserve">3=100 </w:t>
-      </w:r>
-      <w:proofErr w:type="gramStart"/>
-      <w:r>
-        <w:t>ohm,R</w:t>
-      </w:r>
-      <w:proofErr w:type="gramEnd"/>
-      <w:r>
-        <w:t>4=100 ohm</w:t>
+        <w:t>Simulation results with R1 = 330 ohm,R2=200 ohm,R3=100 ohm,R4=100 ohm</w:t>
       </w:r>
     </w:p>
     <w:p>
@@ -3745,31 +3407,7 @@
         <w:t>20</w:t>
       </w:r>
       <w:r>
-        <w:t xml:space="preserve">0 </w:t>
-      </w:r>
-      <w:proofErr w:type="gramStart"/>
-      <w:r>
-        <w:t>ohm,R</w:t>
-      </w:r>
-      <w:proofErr w:type="gramEnd"/>
-      <w:r>
-        <w:t xml:space="preserve">2=200 </w:t>
-      </w:r>
-      <w:proofErr w:type="gramStart"/>
-      <w:r>
-        <w:t>ohm,R</w:t>
-      </w:r>
-      <w:proofErr w:type="gramEnd"/>
-      <w:r>
-        <w:t xml:space="preserve">3=100 </w:t>
-      </w:r>
-      <w:proofErr w:type="gramStart"/>
-      <w:r>
-        <w:t>ohm,R</w:t>
-      </w:r>
-      <w:proofErr w:type="gramEnd"/>
-      <w:r>
-        <w:t>4=100 ohm</w:t>
+        <w:t>0 ohm,R2=200 ohm,R3=100 ohm,R4=100 ohm</w:t>
       </w:r>
     </w:p>
     <w:p/>
@@ -3792,15 +3430,7 @@
         </w:numPr>
       </w:pPr>
       <w:r>
-        <w:t xml:space="preserve">The VCO frequencies </w:t>
-      </w:r>
-      <w:proofErr w:type="gramStart"/>
-      <w:r>
-        <w:t>on</w:t>
-      </w:r>
-      <w:proofErr w:type="gramEnd"/>
-      <w:r>
-        <w:t xml:space="preserve"> 8 channels</w:t>
+        <w:t>The VCO frequencies on 8 channels</w:t>
       </w:r>
     </w:p>
     <w:p>
@@ -3965,28 +3595,12 @@
     </w:p>
     <w:p>
       <w:r>
-        <w:t>WPD</w:t>
-      </w:r>
-      <w:proofErr w:type="gramStart"/>
-      <w:r>
-        <w:t>1 :</w:t>
-      </w:r>
-      <w:proofErr w:type="gramEnd"/>
-      <w:r>
-        <w:t xml:space="preserve"> 1.9 – 6.5 GHz,4 rings</w:t>
-      </w:r>
-    </w:p>
-    <w:p>
-      <w:r>
-        <w:t>WPD</w:t>
-      </w:r>
-      <w:proofErr w:type="gramStart"/>
-      <w:r>
-        <w:t>3 :</w:t>
-      </w:r>
-      <w:proofErr w:type="gramEnd"/>
-      <w:r>
-        <w:t xml:space="preserve"> 1.9 – 3.7 GHz,2 rings </w:t>
+        <w:t>WPD1 : 1.9 – 6.5 GHz,4 rings</w:t>
+      </w:r>
+    </w:p>
+    <w:p>
+      <w:r>
+        <w:t xml:space="preserve">WPD3 : 1.9 – 3.7 GHz,2 rings </w:t>
       </w:r>
     </w:p>
     <w:p>
@@ -3996,41 +3610,17 @@
     </w:p>
     <w:p>
       <w:r>
-        <w:t>WPD</w:t>
-      </w:r>
-      <w:proofErr w:type="gramStart"/>
-      <w:r>
-        <w:t>2 :</w:t>
-      </w:r>
-      <w:proofErr w:type="gramEnd"/>
-      <w:r>
-        <w:t xml:space="preserve"> 7.5 – 12.40GHz,4 rings</w:t>
-      </w:r>
-    </w:p>
-    <w:p>
-      <w:r>
-        <w:t>WPD</w:t>
-      </w:r>
-      <w:proofErr w:type="gramStart"/>
-      <w:r>
-        <w:t>5 :</w:t>
-      </w:r>
-      <w:proofErr w:type="gramEnd"/>
-      <w:r>
-        <w:t xml:space="preserve"> 7.5 – 9.36 GHz,2 rings</w:t>
-      </w:r>
-    </w:p>
-    <w:p>
-      <w:r>
-        <w:t>WPD</w:t>
-      </w:r>
-      <w:proofErr w:type="gramStart"/>
-      <w:r>
-        <w:t>6 :</w:t>
-      </w:r>
-      <w:proofErr w:type="gramEnd"/>
-      <w:r>
-        <w:t xml:space="preserve"> 10.36 – 12.40 GHz,2 rings</w:t>
+        <w:t>WPD2 : 7.5 – 12.40GHz,4 rings</w:t>
+      </w:r>
+    </w:p>
+    <w:p>
+      <w:r>
+        <w:t>WPD5 : 7.5 – 9.36 GHz,2 rings</w:t>
+      </w:r>
+    </w:p>
+    <w:p>
+      <w:r>
+        <w:t>WPD6 : 10.36 – 12.40 GHz,2 rings</w:t>
       </w:r>
     </w:p>
     <w:p/>
@@ -4063,35 +3653,16 @@
       <w:r>
         <w:t xml:space="preserve">Table </w:t>
       </w:r>
-      <w:r>
-        <w:fldChar w:fldCharType="begin"/>
-      </w:r>
-      <w:r>
-        <w:instrText xml:space="preserve"> SEQ Table \* ARABIC </w:instrText>
-      </w:r>
-      <w:r>
-        <w:fldChar w:fldCharType="separate"/>
-      </w:r>
-      <w:r>
-        <w:rPr>
-          <w:noProof/>
-        </w:rPr>
-        <w:t>4</w:t>
-      </w:r>
-      <w:r>
-        <w:rPr>
-          <w:noProof/>
-        </w:rPr>
-        <w:fldChar w:fldCharType="end"/>
-      </w:r>
-      <w:r>
-        <w:t>. Trace width and length for WPD1(</w:t>
-      </w:r>
-      <w:r>
-        <w:t>Updated value</w:t>
-      </w:r>
-      <w:r>
-        <w:t>)</w:t>
+      <w:fldSimple w:instr=" SEQ Table \* ARABIC ">
+        <w:r>
+          <w:rPr>
+            <w:noProof/>
+          </w:rPr>
+          <w:t>4</w:t>
+        </w:r>
+      </w:fldSimple>
+      <w:r>
+        <w:t>. Trace width and length for WPD1(Updated value)</w:t>
       </w:r>
     </w:p>
     <w:tbl>
@@ -4156,10 +3727,7 @@
               <w:jc w:val="center"/>
             </w:pPr>
             <w:r>
-              <w:t>52.</w:t>
-            </w:r>
-            <w:r>
-              <w:t>73</w:t>
+              <w:t>52.73</w:t>
             </w:r>
           </w:p>
         </w:tc>
@@ -4200,10 +3768,7 @@
               <w:jc w:val="center"/>
             </w:pPr>
             <w:r>
-              <w:t>62.</w:t>
-            </w:r>
-            <w:r>
-              <w:t>64</w:t>
+              <w:t>62.64</w:t>
             </w:r>
           </w:p>
         </w:tc>
@@ -4244,13 +3809,7 @@
               <w:jc w:val="center"/>
             </w:pPr>
             <w:r>
-              <w:t>79</w:t>
-            </w:r>
-            <w:r>
-              <w:t>.</w:t>
-            </w:r>
-            <w:r>
-              <w:t>82</w:t>
+              <w:t>79.82</w:t>
             </w:r>
           </w:p>
         </w:tc>
@@ -4291,13 +3850,7 @@
               <w:jc w:val="center"/>
             </w:pPr>
             <w:r>
-              <w:t>94</w:t>
-            </w:r>
-            <w:r>
-              <w:t>.</w:t>
-            </w:r>
-            <w:r>
-              <w:t>83</w:t>
+              <w:t>94.83</w:t>
             </w:r>
           </w:p>
         </w:tc>
@@ -4373,6 +3926,9 @@
     <w:p/>
     <w:p>
       <w:r>
+        <w:rPr>
+          <w:noProof/>
+        </w:rPr>
         <w:drawing>
           <wp:inline distT="0" distB="0" distL="0" distR="0" wp14:anchorId="3FF75C9F" wp14:editId="1493802F">
             <wp:extent cx="5943600" cy="2860675"/>
@@ -4417,39 +3973,26 @@
       <w:r>
         <w:t xml:space="preserve">Figure </w:t>
       </w:r>
-      <w:r>
-        <w:fldChar w:fldCharType="begin"/>
-      </w:r>
-      <w:r>
-        <w:instrText xml:space="preserve"> SEQ Figure \* ARABIC </w:instrText>
-      </w:r>
-      <w:r>
-        <w:fldChar w:fldCharType="separate"/>
-      </w:r>
+      <w:fldSimple w:instr=" SEQ Figure \* ARABIC ">
+        <w:r>
+          <w:rPr>
+            <w:noProof/>
+          </w:rPr>
+          <w:t>12</w:t>
+        </w:r>
+      </w:fldSimple>
+      <w:r>
+        <w:t>. WPD1 parameters (update)</w:t>
+      </w:r>
+    </w:p>
+    <w:p>
+      <w:pPr>
+        <w:keepNext/>
+      </w:pPr>
       <w:r>
         <w:rPr>
           <w:noProof/>
         </w:rPr>
-        <w:t>12</w:t>
-      </w:r>
-      <w:r>
-        <w:rPr>
-          <w:noProof/>
-        </w:rPr>
-        <w:fldChar w:fldCharType="end"/>
-      </w:r>
-      <w:r>
-        <w:t>. WPD1 parameters</w:t>
-      </w:r>
-      <w:r>
-        <w:t xml:space="preserve"> (update)</w:t>
-      </w:r>
-    </w:p>
-    <w:p>
-      <w:pPr>
-        <w:keepNext/>
-      </w:pPr>
-      <w:r>
         <w:lastRenderedPageBreak/>
         <w:drawing>
           <wp:inline distT="0" distB="0" distL="0" distR="0" wp14:anchorId="0A67207F" wp14:editId="7E7EA2D7">
@@ -4516,6 +4059,9 @@
         <w:keepNext/>
       </w:pPr>
       <w:r>
+        <w:rPr>
+          <w:noProof/>
+        </w:rPr>
         <w:drawing>
           <wp:inline distT="0" distB="0" distL="0" distR="0" wp14:anchorId="0FB19D7F" wp14:editId="03F047FA">
             <wp:extent cx="5943600" cy="2569210"/>
@@ -4604,6 +4150,9 @@
         <w:keepNext/>
       </w:pPr>
       <w:r>
+        <w:rPr>
+          <w:noProof/>
+        </w:rPr>
         <w:lastRenderedPageBreak/>
         <w:drawing>
           <wp:inline distT="0" distB="0" distL="0" distR="0" wp14:anchorId="6D2CED15" wp14:editId="711BF9AB">
@@ -4682,15 +4231,7 @@
         <w:t xml:space="preserve"> </w:t>
       </w:r>
       <w:r>
-        <w:t xml:space="preserve">R2 = </w:t>
-      </w:r>
-      <w:proofErr w:type="gramStart"/>
-      <w:r>
-        <w:t>200,R</w:t>
-      </w:r>
-      <w:proofErr w:type="gramEnd"/>
-      <w:r>
-        <w:t>3 = 100, R4 = 100</w:t>
+        <w:t>R2 = 200,R3 = 100, R4 = 100</w:t>
       </w:r>
     </w:p>
     <w:p/>
@@ -4724,27 +4265,14 @@
       <w:r>
         <w:t xml:space="preserve">Table </w:t>
       </w:r>
-      <w:r>
-        <w:fldChar w:fldCharType="begin"/>
-      </w:r>
-      <w:r>
-        <w:instrText xml:space="preserve"> SEQ Table \* ARABIC </w:instrText>
-      </w:r>
-      <w:r>
-        <w:fldChar w:fldCharType="separate"/>
-      </w:r>
-      <w:r>
-        <w:rPr>
-          <w:noProof/>
-        </w:rPr>
-        <w:t>5</w:t>
-      </w:r>
-      <w:r>
-        <w:rPr>
-          <w:noProof/>
-        </w:rPr>
-        <w:fldChar w:fldCharType="end"/>
-      </w:r>
+      <w:fldSimple w:instr=" SEQ Table \* ARABIC ">
+        <w:r>
+          <w:rPr>
+            <w:noProof/>
+          </w:rPr>
+          <w:t>5</w:t>
+        </w:r>
+      </w:fldSimple>
       <w:r>
         <w:t>. Trace width and length for WPD</w:t>
       </w:r>
@@ -4815,9 +4343,6 @@
           <w:p>
             <w:pPr>
               <w:jc w:val="center"/>
-              <w:rPr>
-                <w:rFonts w:hint="eastAsia"/>
-              </w:rPr>
             </w:pPr>
             <w:r>
               <w:rPr>
@@ -4862,9 +4387,6 @@
           <w:p>
             <w:pPr>
               <w:jc w:val="center"/>
-              <w:rPr>
-                <w:rFonts w:hint="eastAsia"/>
-              </w:rPr>
             </w:pPr>
             <w:r>
               <w:rPr>
@@ -4881,9 +4403,6 @@
           <w:p>
             <w:pPr>
               <w:jc w:val="center"/>
-              <w:rPr>
-                <w:rFonts w:hint="eastAsia"/>
-              </w:rPr>
             </w:pPr>
             <w:r>
               <w:rPr>
@@ -4952,6 +4471,9 @@
     <w:p/>
     <w:p>
       <w:r>
+        <w:rPr>
+          <w:noProof/>
+        </w:rPr>
         <w:drawing>
           <wp:inline distT="0" distB="0" distL="0" distR="0" wp14:anchorId="2704228C" wp14:editId="2BCAF179">
             <wp:extent cx="5943600" cy="2983865"/>
@@ -4996,45 +4518,35 @@
       <w:r>
         <w:t xml:space="preserve">Figure </w:t>
       </w:r>
-      <w:r>
-        <w:fldChar w:fldCharType="begin"/>
-      </w:r>
-      <w:r>
-        <w:instrText xml:space="preserve"> SEQ Figure \* ARABIC </w:instrText>
-      </w:r>
-      <w:r>
-        <w:fldChar w:fldCharType="separate"/>
-      </w:r>
+      <w:fldSimple w:instr=" SEQ Figure \* ARABIC ">
+        <w:r>
+          <w:rPr>
+            <w:noProof/>
+          </w:rPr>
+          <w:t>16</w:t>
+        </w:r>
+      </w:fldSimple>
+      <w:r>
+        <w:t xml:space="preserve">. </w:t>
+      </w:r>
+      <w:r>
+        <w:t>WPD</w:t>
+      </w:r>
+      <w:r>
+        <w:rPr>
+          <w:rFonts w:hint="eastAsia"/>
+        </w:rPr>
+        <w:t>5</w:t>
+      </w:r>
+      <w:r>
+        <w:t xml:space="preserve"> parameters </w:t>
+      </w:r>
+    </w:p>
+    <w:p>
       <w:r>
         <w:rPr>
           <w:noProof/>
         </w:rPr>
-        <w:t>16</w:t>
-      </w:r>
-      <w:r>
-        <w:rPr>
-          <w:noProof/>
-        </w:rPr>
-        <w:fldChar w:fldCharType="end"/>
-      </w:r>
-      <w:r>
-        <w:t xml:space="preserve">. </w:t>
-      </w:r>
-      <w:r>
-        <w:t>WPD</w:t>
-      </w:r>
-      <w:r>
-        <w:rPr>
-          <w:rFonts w:hint="eastAsia"/>
-        </w:rPr>
-        <w:t>5</w:t>
-      </w:r>
-      <w:r>
-        <w:t xml:space="preserve"> parameters </w:t>
-      </w:r>
-    </w:p>
-    <w:p>
-      <w:r>
         <w:lastRenderedPageBreak/>
         <w:drawing>
           <wp:inline distT="0" distB="0" distL="0" distR="0" wp14:anchorId="7E766DBD" wp14:editId="205CE439">
@@ -5078,6 +4590,9 @@
         <w:keepNext/>
       </w:pPr>
       <w:r>
+        <w:rPr>
+          <w:noProof/>
+        </w:rPr>
         <w:drawing>
           <wp:inline distT="0" distB="0" distL="0" distR="0" wp14:anchorId="17FEE5C1" wp14:editId="4626F643">
             <wp:extent cx="5943600" cy="2625725"/>
@@ -5118,9 +4633,6 @@
     <w:p>
       <w:pPr>
         <w:pStyle w:val="Caption"/>
-        <w:rPr>
-          <w:rFonts w:hint="eastAsia"/>
-        </w:rPr>
       </w:pPr>
       <w:r>
         <w:t xml:space="preserve">Figure </w:t>
@@ -5140,17 +4652,14 @@
         <w:t>. The S parameters with vertical output arms</w:t>
       </w:r>
     </w:p>
-    <w:p>
-      <w:pPr>
-        <w:rPr>
-          <w:rFonts w:hint="eastAsia"/>
-        </w:rPr>
-      </w:pPr>
-    </w:p>
     <w:p/>
     <w:p/>
-    <w:p>
-      <w:r>
+    <w:p/>
+    <w:p>
+      <w:r>
+        <w:rPr>
+          <w:noProof/>
+        </w:rPr>
         <w:drawing>
           <wp:inline distT="0" distB="0" distL="0" distR="0" wp14:anchorId="52D69106" wp14:editId="0C867C4F">
             <wp:extent cx="5315692" cy="5096586"/>
@@ -5193,6 +4702,9 @@
         <w:keepNext/>
       </w:pPr>
       <w:r>
+        <w:rPr>
+          <w:noProof/>
+        </w:rPr>
         <w:lastRenderedPageBreak/>
         <w:drawing>
           <wp:inline distT="0" distB="0" distL="0" distR="0" wp14:anchorId="458F36EB" wp14:editId="457DB291">
@@ -5234,9 +4746,6 @@
     <w:p>
       <w:pPr>
         <w:pStyle w:val="Caption"/>
-        <w:rPr>
-          <w:rFonts w:hint="eastAsia"/>
-        </w:rPr>
       </w:pPr>
       <w:r>
         <w:t xml:space="preserve">Figure </w:t>
@@ -5314,27 +4823,14 @@
       <w:r>
         <w:t xml:space="preserve">Table </w:t>
       </w:r>
-      <w:r>
-        <w:fldChar w:fldCharType="begin"/>
-      </w:r>
-      <w:r>
-        <w:instrText xml:space="preserve"> SEQ Table \* ARABIC </w:instrText>
-      </w:r>
-      <w:r>
-        <w:fldChar w:fldCharType="separate"/>
-      </w:r>
-      <w:r>
-        <w:rPr>
-          <w:noProof/>
-        </w:rPr>
-        <w:t>5</w:t>
-      </w:r>
-      <w:r>
-        <w:rPr>
-          <w:noProof/>
-        </w:rPr>
-        <w:fldChar w:fldCharType="end"/>
-      </w:r>
+      <w:fldSimple w:instr=" SEQ Table \* ARABIC ">
+        <w:r>
+          <w:rPr>
+            <w:noProof/>
+          </w:rPr>
+          <w:t>5</w:t>
+        </w:r>
+      </w:fldSimple>
       <w:r>
         <w:t>. Trace width and length for WPD</w:t>
       </w:r>
@@ -5405,9 +4901,6 @@
           <w:p>
             <w:pPr>
               <w:jc w:val="center"/>
-              <w:rPr>
-                <w:rFonts w:hint="eastAsia"/>
-              </w:rPr>
             </w:pPr>
             <w:r>
               <w:rPr>
@@ -5430,9 +4923,6 @@
           <w:p>
             <w:pPr>
               <w:jc w:val="center"/>
-              <w:rPr>
-                <w:rFonts w:hint="eastAsia"/>
-              </w:rPr>
             </w:pPr>
             <w:r>
               <w:t>30.8</w:t>
@@ -5467,9 +4957,6 @@
           <w:p>
             <w:pPr>
               <w:jc w:val="center"/>
-              <w:rPr>
-                <w:rFonts w:hint="eastAsia"/>
-              </w:rPr>
             </w:pPr>
             <w:r>
               <w:rPr>
@@ -5492,9 +4979,6 @@
           <w:p>
             <w:pPr>
               <w:jc w:val="center"/>
-              <w:rPr>
-                <w:rFonts w:hint="eastAsia"/>
-              </w:rPr>
             </w:pPr>
             <w:r>
               <w:t>14.39</w:t>
@@ -5561,10 +5045,10 @@
     <w:p>
       <w:r>
         <w:drawing>
-          <wp:inline distT="0" distB="0" distL="0" distR="0" wp14:anchorId="45569F25" wp14:editId="6AD9F0A5">
-            <wp:extent cx="5943600" cy="3025775"/>
-            <wp:effectExtent l="0" t="0" r="0" b="3175"/>
-            <wp:docPr id="558701736" name="Picture 1"/>
+          <wp:inline distT="0" distB="0" distL="0" distR="0" wp14:anchorId="1D53F341" wp14:editId="0E45FC31">
+            <wp:extent cx="5943600" cy="3068955"/>
+            <wp:effectExtent l="0" t="0" r="0" b="0"/>
+            <wp:docPr id="1103128806" name="Picture 1"/>
             <wp:cNvGraphicFramePr>
               <a:graphicFrameLocks xmlns:a="http://schemas.openxmlformats.org/drawingml/2006/main" noChangeAspect="1"/>
             </wp:cNvGraphicFramePr>
@@ -5572,7 +5056,7 @@
               <a:graphicData uri="http://schemas.openxmlformats.org/drawingml/2006/picture">
                 <pic:pic xmlns:pic="http://schemas.openxmlformats.org/drawingml/2006/picture">
                   <pic:nvPicPr>
-                    <pic:cNvPr id="558701736" name=""/>
+                    <pic:cNvPr id="1103128806" name=""/>
                     <pic:cNvPicPr/>
                   </pic:nvPicPr>
                   <pic:blipFill>
@@ -5584,7 +5068,7 @@
                   <pic:spPr>
                     <a:xfrm>
                       <a:off x="0" y="0"/>
-                      <a:ext cx="5943600" cy="3025775"/>
+                      <a:ext cx="5943600" cy="3068955"/>
                     </a:xfrm>
                     <a:prstGeom prst="rect">
                       <a:avLst/>
@@ -5605,27 +5089,14 @@
         <w:lastRenderedPageBreak/>
         <w:t xml:space="preserve">Figure </w:t>
       </w:r>
-      <w:r>
-        <w:fldChar w:fldCharType="begin"/>
-      </w:r>
-      <w:r>
-        <w:instrText xml:space="preserve"> SEQ Figure \* ARABIC </w:instrText>
-      </w:r>
-      <w:r>
-        <w:fldChar w:fldCharType="separate"/>
-      </w:r>
-      <w:r>
-        <w:rPr>
-          <w:noProof/>
-        </w:rPr>
-        <w:t>19</w:t>
-      </w:r>
-      <w:r>
-        <w:rPr>
-          <w:noProof/>
-        </w:rPr>
-        <w:fldChar w:fldCharType="end"/>
-      </w:r>
+      <w:fldSimple w:instr=" SEQ Figure \* ARABIC ">
+        <w:r>
+          <w:rPr>
+            <w:noProof/>
+          </w:rPr>
+          <w:t>19</w:t>
+        </w:r>
+      </w:fldSimple>
       <w:r>
         <w:t>. WPD</w:t>
       </w:r>
@@ -5639,7 +5110,84 @@
         <w:t xml:space="preserve"> parameters </w:t>
       </w:r>
     </w:p>
-    <w:p/>
+    <w:p>
+      <w:r>
+        <w:drawing>
+          <wp:inline distT="0" distB="0" distL="0" distR="0" wp14:anchorId="31F26171" wp14:editId="2C42FA3F">
+            <wp:extent cx="5943600" cy="5248910"/>
+            <wp:effectExtent l="0" t="0" r="0" b="8890"/>
+            <wp:docPr id="2105723039" name="Picture 1"/>
+            <wp:cNvGraphicFramePr>
+              <a:graphicFrameLocks xmlns:a="http://schemas.openxmlformats.org/drawingml/2006/main" noChangeAspect="1"/>
+            </wp:cNvGraphicFramePr>
+            <a:graphic xmlns:a="http://schemas.openxmlformats.org/drawingml/2006/main">
+              <a:graphicData uri="http://schemas.openxmlformats.org/drawingml/2006/picture">
+                <pic:pic xmlns:pic="http://schemas.openxmlformats.org/drawingml/2006/picture">
+                  <pic:nvPicPr>
+                    <pic:cNvPr id="2105723039" name=""/>
+                    <pic:cNvPicPr/>
+                  </pic:nvPicPr>
+                  <pic:blipFill>
+                    <a:blip r:embed="rId66"/>
+                    <a:stretch>
+                      <a:fillRect/>
+                    </a:stretch>
+                  </pic:blipFill>
+                  <pic:spPr>
+                    <a:xfrm>
+                      <a:off x="0" y="0"/>
+                      <a:ext cx="5943600" cy="5248910"/>
+                    </a:xfrm>
+                    <a:prstGeom prst="rect">
+                      <a:avLst/>
+                    </a:prstGeom>
+                  </pic:spPr>
+                </pic:pic>
+              </a:graphicData>
+            </a:graphic>
+          </wp:inline>
+        </w:drawing>
+      </w:r>
+    </w:p>
+    <w:p>
+      <w:r>
+        <w:drawing>
+          <wp:inline distT="0" distB="0" distL="0" distR="0" wp14:anchorId="74FC178B" wp14:editId="5D509997">
+            <wp:extent cx="5943600" cy="2538730"/>
+            <wp:effectExtent l="0" t="0" r="0" b="0"/>
+            <wp:docPr id="1425492189" name="Picture 1"/>
+            <wp:cNvGraphicFramePr>
+              <a:graphicFrameLocks xmlns:a="http://schemas.openxmlformats.org/drawingml/2006/main" noChangeAspect="1"/>
+            </wp:cNvGraphicFramePr>
+            <a:graphic xmlns:a="http://schemas.openxmlformats.org/drawingml/2006/main">
+              <a:graphicData uri="http://schemas.openxmlformats.org/drawingml/2006/picture">
+                <pic:pic xmlns:pic="http://schemas.openxmlformats.org/drawingml/2006/picture">
+                  <pic:nvPicPr>
+                    <pic:cNvPr id="1425492189" name=""/>
+                    <pic:cNvPicPr/>
+                  </pic:nvPicPr>
+                  <pic:blipFill>
+                    <a:blip r:embed="rId67"/>
+                    <a:stretch>
+                      <a:fillRect/>
+                    </a:stretch>
+                  </pic:blipFill>
+                  <pic:spPr>
+                    <a:xfrm>
+                      <a:off x="0" y="0"/>
+                      <a:ext cx="5943600" cy="2538730"/>
+                    </a:xfrm>
+                    <a:prstGeom prst="rect">
+                      <a:avLst/>
+                    </a:prstGeom>
+                  </pic:spPr>
+                </pic:pic>
+              </a:graphicData>
+            </a:graphic>
+          </wp:inline>
+        </w:drawing>
+      </w:r>
+    </w:p>
     <w:sectPr>
       <w:pgSz w:w="12240" w:h="15840"/>
       <w:pgMar w:top="1440" w:right="1440" w:bottom="1440" w:left="1440" w:header="720" w:footer="720" w:gutter="0"/>

--- a/CST simulation/Wilkinson power divider design and simulation.docx
+++ b/CST simulation/Wilkinson power divider design and simulation.docx
@@ -1,6 +1,6 @@
 
 <file path=word/document.xml><?xml version="1.0" encoding="utf-8"?>
-<w:document xmlns:wpc="http://schemas.microsoft.com/office/word/2010/wordprocessingCanvas" xmlns:cx="http://schemas.microsoft.com/office/drawing/2014/chartex" xmlns:cx1="http://schemas.microsoft.com/office/drawing/2015/9/8/chartex" xmlns:cx2="http://schemas.microsoft.com/office/drawing/2015/10/21/chartex" xmlns:cx3="http://schemas.microsoft.com/office/drawing/2016/5/9/chartex" xmlns:cx4="http://schemas.microsoft.com/office/drawing/2016/5/10/chartex" xmlns:cx5="http://schemas.microsoft.com/office/drawing/2016/5/11/chartex" xmlns:cx6="http://schemas.microsoft.com/office/drawing/2016/5/12/chartex" xmlns:cx7="http://schemas.microsoft.com/office/drawing/2016/5/13/chartex" xmlns:cx8="http://schemas.microsoft.com/office/drawing/2016/5/14/chartex" xmlns:mc="http://schemas.openxmlformats.org/markup-compatibility/2006" xmlns:aink="http://schemas.microsoft.com/office/drawing/2016/ink" xmlns:am3d="http://schemas.microsoft.com/office/drawing/2017/model3d" xmlns:o="urn:schemas-microsoft-com:office:office" xmlns:oel="http://schemas.microsoft.com/office/2019/extlst" xmlns:r="http://schemas.openxmlformats.org/officeDocument/2006/relationships" xmlns:m="http://schemas.openxmlformats.org/officeDocument/2006/math" xmlns:v="urn:schemas-microsoft-com:vml" xmlns:wp14="http://schemas.microsoft.com/office/word/2010/wordprocessingDrawing" xmlns:wp="http://schemas.openxmlformats.org/drawingml/2006/wordprocessingDrawing" xmlns:w10="urn:schemas-microsoft-com:office:word" xmlns:w="http://schemas.openxmlformats.org/wordprocessingml/2006/main" xmlns:w14="http://schemas.microsoft.com/office/word/2010/wordml" xmlns:w15="http://schemas.microsoft.com/office/word/2012/wordml" xmlns:w16cex="http://schemas.microsoft.com/office/word/2018/wordml/cex" xmlns:w16cid="http://schemas.microsoft.com/office/word/2016/wordml/cid" xmlns:w16="http://schemas.microsoft.com/office/word/2018/wordml" xmlns:w16du="http://schemas.microsoft.com/office/word/2023/wordml/word16du" xmlns:w16sdtdh="http://schemas.microsoft.com/office/word/2020/wordml/sdtdatahash" xmlns:w16sdtfl="http://schemas.microsoft.com/office/word/2024/wordml/sdtformatlock" xmlns:w16se="http://schemas.microsoft.com/office/word/2015/wordml/symex" xmlns:wpg="http://schemas.microsoft.com/office/word/2010/wordprocessingGroup" xmlns:wpi="http://schemas.microsoft.com/office/word/2010/wordprocessingInk" xmlns:wne="http://schemas.microsoft.com/office/word/2006/wordml" xmlns:wps="http://schemas.microsoft.com/office/word/2010/wordprocessingShape" mc:Ignorable="w14 w15 w16se w16cid w16 w16cex w16sdtdh w16sdtfl w16du wp14">
+<w:document xmlns:wpc="http://schemas.microsoft.com/office/word/2010/wordprocessingCanvas" xmlns:cx="http://schemas.microsoft.com/office/drawing/2014/chartex" xmlns:cx1="http://schemas.microsoft.com/office/drawing/2015/9/8/chartex" xmlns:cx2="http://schemas.microsoft.com/office/drawing/2015/10/21/chartex" xmlns:cx3="http://schemas.microsoft.com/office/drawing/2016/5/9/chartex" xmlns:cx4="http://schemas.microsoft.com/office/drawing/2016/5/10/chartex" xmlns:cx5="http://schemas.microsoft.com/office/drawing/2016/5/11/chartex" xmlns:cx6="http://schemas.microsoft.com/office/drawing/2016/5/12/chartex" xmlns:cx7="http://schemas.microsoft.com/office/drawing/2016/5/13/chartex" xmlns:cx8="http://schemas.microsoft.com/office/drawing/2016/5/14/chartex" xmlns:mc="http://schemas.openxmlformats.org/markup-compatibility/2006" xmlns:aink="http://schemas.microsoft.com/office/drawing/2016/ink" xmlns:am3d="http://schemas.microsoft.com/office/drawing/2017/model3d" xmlns:o="urn:schemas-microsoft-com:office:office" xmlns:r="http://schemas.openxmlformats.org/officeDocument/2006/relationships" xmlns:m="http://schemas.openxmlformats.org/officeDocument/2006/math" xmlns:v="urn:schemas-microsoft-com:vml" xmlns:wp14="http://schemas.microsoft.com/office/word/2010/wordprocessingDrawing" xmlns:wp="http://schemas.openxmlformats.org/drawingml/2006/wordprocessingDrawing" xmlns:w10="urn:schemas-microsoft-com:office:word" xmlns:w="http://schemas.openxmlformats.org/wordprocessingml/2006/main" xmlns:w14="http://schemas.microsoft.com/office/word/2010/wordml" xmlns:w15="http://schemas.microsoft.com/office/word/2012/wordml" xmlns:w16cid="http://schemas.microsoft.com/office/word/2016/wordml/cid" xmlns:w16se="http://schemas.microsoft.com/office/word/2015/wordml/symex" xmlns:wpg="http://schemas.microsoft.com/office/word/2010/wordprocessingGroup" xmlns:wpi="http://schemas.microsoft.com/office/word/2010/wordprocessingInk" xmlns:wne="http://schemas.microsoft.com/office/word/2006/wordml" xmlns:wps="http://schemas.microsoft.com/office/word/2010/wordprocessingShape" mc:Ignorable="w14 w15 w16se w16cid wp14">
   <w:body>
     <w:p>
       <w:pPr>
@@ -108,7 +108,15 @@
         </w:numPr>
       </w:pPr>
       <w:r>
-        <w:t>Calculate the width of the microstrip for specifical impedance.</w:t>
+        <w:t xml:space="preserve">Calculate the width of the microstrip for </w:t>
+      </w:r>
+      <w:proofErr w:type="spellStart"/>
+      <w:r>
+        <w:t>specifical</w:t>
+      </w:r>
+      <w:proofErr w:type="spellEnd"/>
+      <w:r>
+        <w:t xml:space="preserve"> impedance.</w:t>
       </w:r>
     </w:p>
     <w:p>
@@ -227,7 +235,15 @@
         <w:ind w:firstLine="720"/>
       </w:pPr>
       <w:r>
-        <w:t xml:space="preserve">(b). Data from CST software, which is 3.66 , as shown in </w:t>
+        <w:t xml:space="preserve">(b). Data from CST software, which is </w:t>
+      </w:r>
+      <w:proofErr w:type="gramStart"/>
+      <w:r>
+        <w:t>3.66 ,</w:t>
+      </w:r>
+      <w:proofErr w:type="gramEnd"/>
+      <w:r>
+        <w:t xml:space="preserve"> as shown in </w:t>
       </w:r>
       <w:r>
         <w:fldChar w:fldCharType="begin"/>
@@ -367,7 +383,15 @@
         <w:t>3.66</w:t>
       </w:r>
       <w:r>
-        <w:t xml:space="preserve"> — the value already loaded in your CST material (component1:solid1), not the 3.75 you're reading off the datasheet plot.</w:t>
+        <w:t xml:space="preserve"> — the value already loaded in your CST material (component</w:t>
+      </w:r>
+      <w:proofErr w:type="gramStart"/>
+      <w:r>
+        <w:t>1:solid</w:t>
+      </w:r>
+      <w:proofErr w:type="gramEnd"/>
+      <w:r>
+        <w:t>1), not the 3.75 you're reading off the datasheet plot.</w:t>
       </w:r>
     </w:p>
     <w:p>
@@ -411,15 +435,33 @@
         <w:t>Process Dk = 3.48 ± 0.05</w:t>
       </w:r>
       <w:r>
-        <w:t xml:space="preserve"> — measured by clamped-stripline resonator at 10 GHz. This is a QC/process-control number, and the clamped-stripline method can potentially lower the actual dielectric constant due to the presence of an air gap. </w:t>
+        <w:t xml:space="preserve"> — measured by clamped-</w:t>
+      </w:r>
+      <w:proofErr w:type="spellStart"/>
+      <w:r>
+        <w:t>stripline</w:t>
+      </w:r>
+      <w:proofErr w:type="spellEnd"/>
+      <w:r>
+        <w:t xml:space="preserve"> resonator at 10 GHz. This is a QC/process-control number, and the clamped-</w:t>
+      </w:r>
+      <w:proofErr w:type="spellStart"/>
+      <w:r>
+        <w:t>stripline</w:t>
+      </w:r>
+      <w:proofErr w:type="spellEnd"/>
+      <w:r>
+        <w:t xml:space="preserve"> method can potentially lower the actual dielectric constant due to the presence of an air gap. </w:t>
       </w:r>
       <w:hyperlink r:id="rId12" w:tgtFrame="_blank" w:history="1">
+        <w:proofErr w:type="spellStart"/>
         <w:r>
           <w:rPr>
             <w:rStyle w:val="Hyperlink"/>
           </w:rPr>
           <w:t>Jlcpcb</w:t>
         </w:r>
+        <w:proofErr w:type="spellEnd"/>
       </w:hyperlink>
     </w:p>
     <w:p>
@@ -471,9 +513,26 @@
         <w:t>For a field solver / impedance calculation, always use the design Dk (3.66)</w:t>
       </w:r>
       <w:r>
-        <w:t xml:space="preserve">: the 3.48 figure is the process Dk measured via clamped stripline resonator, and it is not the value you should plug into your impedance solver — Rogers recommends design Dk of 3.66 for impedance modeling on microstrip and stripline. Engineers who plug the lower process value into a solver systematically get traces too narrow and impedance too low: using 3.48 in an impedance calculator gives traces that are too narrow. </w:t>
+        <w:t xml:space="preserve">: the 3.48 figure is the process Dk measured via clamped </w:t>
+      </w:r>
+      <w:proofErr w:type="spellStart"/>
+      <w:r>
+        <w:t>stripline</w:t>
+      </w:r>
+      <w:proofErr w:type="spellEnd"/>
+      <w:r>
+        <w:t xml:space="preserve"> resonator, and it is not the value you should plug into your impedance solver — Rogers recommends design Dk of 3.66 for impedance modeling on microstrip and </w:t>
+      </w:r>
+      <w:proofErr w:type="spellStart"/>
+      <w:r>
+        <w:t>stripline</w:t>
+      </w:r>
+      <w:proofErr w:type="spellEnd"/>
+      <w:r>
+        <w:t xml:space="preserve">. Engineers who plug the lower process value into a solver systematically get traces too narrow and impedance too low: using 3.48 in an impedance calculator gives traces that are too narrow. </w:t>
       </w:r>
       <w:hyperlink r:id="rId14" w:tgtFrame="_blank" w:history="1">
+        <w:proofErr w:type="spellStart"/>
         <w:r>
           <w:rPr>
             <w:rStyle w:val="Hyperlink"/>
@@ -488,6 +547,7 @@
           </w:rPr>
           <w:t>PCBSync</w:t>
         </w:r>
+        <w:proofErr w:type="spellEnd"/>
       </w:hyperlink>
     </w:p>
     <w:p>
@@ -500,25 +560,47 @@
           <w:b/>
           <w:bCs/>
         </w:rPr>
-        <w:t xml:space="preserve">On frequency </w:t>
-      </w:r>
+        <w:t xml:space="preserve">On </w:t>
+      </w:r>
+      <w:proofErr w:type="gramStart"/>
       <w:r>
         <w:rPr>
           <w:b/>
           <w:bCs/>
         </w:rPr>
+        <w:t xml:space="preserve">frequency </w:t>
+      </w:r>
+      <w:r>
+        <w:rPr>
+          <w:b/>
+          <w:bCs/>
+        </w:rPr>
         <w:t>:</w:t>
       </w:r>
       <w:r>
-        <w:t xml:space="preserve">RO4350B's Dk is intentionally very flat across the microwave band — RO4350B provides a stable Dk of 3.48 from 500 MHz to over 40 GHz with minimal variation versus frequency (the corresponding design-Dk figure being 3.66 over the same range). So you don't need to chase a frequency-corrected value for 7.1 GHz — 3.66 at 2 GHz and 3.66 at 7.1 GHz are the same design value; dispersion in this material over that span is small enough to ignore for a thin-microstrip Z₀ calculation. </w:t>
+        <w:t>RO</w:t>
+      </w:r>
+      <w:proofErr w:type="gramEnd"/>
+      <w:r>
+        <w:t xml:space="preserve">4350B's Dk is intentionally very flat across the microwave band — RO4350B provides a stable Dk of 3.48 from 500 MHz to over 40 GHz with minimal variation versus frequency (the corresponding design-Dk figure being 3.66 over the same range). </w:t>
+      </w:r>
+      <w:proofErr w:type="gramStart"/>
+      <w:r>
+        <w:t>So</w:t>
+      </w:r>
+      <w:proofErr w:type="gramEnd"/>
+      <w:r>
+        <w:t xml:space="preserve"> you don't need to chase a frequency-corrected value for 7.1 GHz — 3.66 at 2 GHz and 3.66 at 7.1 GHz are the same design value; dispersion in this material over that span is small enough to ignore for a thin-microstrip Z₀ calculation. </w:t>
       </w:r>
       <w:hyperlink r:id="rId16" w:tgtFrame="_blank" w:history="1">
+        <w:proofErr w:type="spellStart"/>
         <w:r>
           <w:rPr>
             <w:rStyle w:val="Hyperlink"/>
           </w:rPr>
           <w:t>RayPCB</w:t>
         </w:r>
+        <w:proofErr w:type="spellEnd"/>
       </w:hyperlink>
     </w:p>
     <w:p>
@@ -527,7 +609,23 @@
         <w:ind w:left="1080"/>
       </w:pPr>
       <w:r>
-        <w:t>So: set eps_r = 3.66 in the Impedance Calculation dialog — it matches what CST's material model is already using, so your 3D build and your quick hand-calc will stay self-consistent.</w:t>
+        <w:t xml:space="preserve">So: set </w:t>
+      </w:r>
+      <w:proofErr w:type="spellStart"/>
+      <w:r>
+        <w:t>eps_r</w:t>
+      </w:r>
+      <w:proofErr w:type="spellEnd"/>
+      <w:r>
+        <w:t xml:space="preserve"> = 3.66 in the Impedance Calculation dialog — it matches what CST's material model is already using, so your 3D </w:t>
+      </w:r>
+      <w:proofErr w:type="gramStart"/>
+      <w:r>
+        <w:t>build</w:t>
+      </w:r>
+      <w:proofErr w:type="gramEnd"/>
+      <w:r>
+        <w:t xml:space="preserve"> and your quick hand-calc will stay self-consistent.</w:t>
       </w:r>
     </w:p>
     <w:p>
@@ -552,7 +650,15 @@
         <w:t>Process Dk = 3.48 ± 0.05</w:t>
       </w:r>
       <w:r>
-        <w:t xml:space="preserve"> (10 GHz, clamped-stripline, QC test) </w:t>
+        <w:t xml:space="preserve"> (10 GHz, clamped-</w:t>
+      </w:r>
+      <w:proofErr w:type="spellStart"/>
+      <w:r>
+        <w:t>stripline</w:t>
+      </w:r>
+      <w:proofErr w:type="spellEnd"/>
+      <w:r>
+        <w:t xml:space="preserve">, QC test) </w:t>
       </w:r>
     </w:p>
     <w:p>
@@ -604,7 +710,15 @@
         <w:pStyle w:val="ListParagraph"/>
       </w:pPr>
       <w:r>
-        <w:t>2. There are two different tool for calculating the impedance of microstrip: KiCAD and CST</w:t>
+        <w:t xml:space="preserve">2. There are two different </w:t>
+      </w:r>
+      <w:proofErr w:type="gramStart"/>
+      <w:r>
+        <w:t>tool</w:t>
+      </w:r>
+      <w:proofErr w:type="gramEnd"/>
+      <w:r>
+        <w:t xml:space="preserve"> for calculating the impedance of microstrip: KiCAD and CST</w:t>
       </w:r>
     </w:p>
     <w:p>
@@ -1309,8 +1423,21 @@
       <w:r>
         <w:t>(</w:t>
       </w:r>
-      <w:r>
-        <w:t>KiCad library Resistor_SMD, footprint R_0402_1005Metric) has pads with centers that are 20.08 mil apart with dimensions of 21.26 mil and 25.2 mil. The gap between the two pads is 40.16 – 21.26 = 18.9 mil, which needs to be maintained (no metal between y= -9.45 and +9.45 mil)</w:t>
+      <w:proofErr w:type="spellStart"/>
+      <w:r>
+        <w:t>KiCad</w:t>
+      </w:r>
+      <w:proofErr w:type="spellEnd"/>
+      <w:r>
+        <w:t xml:space="preserve"> library </w:t>
+      </w:r>
+      <w:proofErr w:type="spellStart"/>
+      <w:r>
+        <w:t>Resistor_SMD</w:t>
+      </w:r>
+      <w:proofErr w:type="spellEnd"/>
+      <w:r>
+        <w:t>, footprint R_0402_1005Metric) has pads with centers that are 20.08 mil apart with dimensions of 21.26 mil and 25.2 mil. The gap between the two pads is 40.16 – 21.26 = 18.9 mil, which needs to be maintained (no metal between y= -9.45 and +9.45 mil)</w:t>
       </w:r>
     </w:p>
     <w:p>
@@ -1351,7 +1478,15 @@
         <w:t>)</w:t>
       </w:r>
       <w:r>
-        <w:t xml:space="preserve"> and Kicad footprint editor, add a new footprint, add </w:t>
+        <w:t xml:space="preserve"> and </w:t>
+      </w:r>
+      <w:proofErr w:type="spellStart"/>
+      <w:r>
+        <w:t>Kicad</w:t>
+      </w:r>
+      <w:proofErr w:type="spellEnd"/>
+      <w:r>
+        <w:t xml:space="preserve"> footprint editor, add a new footprint, add </w:t>
       </w:r>
       <w:r>
         <w:t>two</w:t>
@@ -1633,8 +1768,13 @@
         </w:r>
       </w:fldSimple>
       <w:r>
-        <w:t>. The arc setup in the kicad</w:t>
-      </w:r>
+        <w:t xml:space="preserve">. The arc setup in the </w:t>
+      </w:r>
+      <w:proofErr w:type="spellStart"/>
+      <w:r>
+        <w:t>kicad</w:t>
+      </w:r>
+      <w:proofErr w:type="spellEnd"/>
     </w:p>
     <w:p>
       <w:pPr>
@@ -1715,13 +1855,29 @@
         <w:t xml:space="preserve"> </w:t>
       </w:r>
       <w:r>
-        <w:t>with the size size (Width_T0, Width_T0)</w:t>
+        <w:t xml:space="preserve">with the size </w:t>
+      </w:r>
+      <w:proofErr w:type="spellStart"/>
+      <w:r>
+        <w:t>size</w:t>
+      </w:r>
+      <w:proofErr w:type="spellEnd"/>
+      <w:r>
+        <w:t xml:space="preserve"> (Width_T0, Width_T0</w:t>
+      </w:r>
+      <w:proofErr w:type="gramStart"/>
+      <w:r>
+        <w:t>)</w:t>
       </w:r>
       <w:r>
         <w:t>.</w:t>
       </w:r>
       <w:r>
-        <w:t xml:space="preserve">This completes the </w:t>
+        <w:t>This</w:t>
+      </w:r>
+      <w:proofErr w:type="gramEnd"/>
+      <w:r>
+        <w:t xml:space="preserve"> completes the </w:t>
       </w:r>
     </w:p>
     <w:p>
@@ -2031,12 +2187,19 @@
       <w:r>
         <w:t xml:space="preserve">Keep the same steps </w:t>
       </w:r>
+      <w:proofErr w:type="spellStart"/>
+      <w:proofErr w:type="gramStart"/>
       <w:r>
         <w:t>f,</w:t>
       </w:r>
       <w:r>
-        <w:t>c,d</w:t>
-      </w:r>
+        <w:t>c</w:t>
+      </w:r>
+      <w:proofErr w:type="gramEnd"/>
+      <w:r>
+        <w:t>,d</w:t>
+      </w:r>
+      <w:proofErr w:type="spellEnd"/>
       <w:r>
         <w:t>,</w:t>
       </w:r>
@@ -2044,11 +2207,16 @@
         <w:t xml:space="preserve"> g</w:t>
       </w:r>
       <w:r>
-        <w:t xml:space="preserve"> and h</w:t>
+        <w:t xml:space="preserve"> and </w:t>
+      </w:r>
+      <w:proofErr w:type="spellStart"/>
+      <w:r>
+        <w:t>h</w:t>
       </w:r>
       <w:r>
         <w:t>,i</w:t>
       </w:r>
+      <w:proofErr w:type="spellEnd"/>
       <w:r>
         <w:t xml:space="preserve">* for the rest of the rings until all the rings finish. </w:t>
       </w:r>
@@ -2062,10 +2230,20 @@
         </w:numPr>
       </w:pPr>
       <w:r>
-        <w:t>After finishing all the rings,</w:t>
-      </w:r>
-      <w:r>
-        <w:t xml:space="preserve">create 50 Ohm traces which line up on the R resistors, taking care that none of the trace falls in the gap between the resistor pads or inside the arc. The other end of the trace should extend to Y= </w:t>
+        <w:t xml:space="preserve">After finishing all the </w:t>
+      </w:r>
+      <w:proofErr w:type="spellStart"/>
+      <w:proofErr w:type="gramStart"/>
+      <w:r>
+        <w:t>rings,</w:t>
+      </w:r>
+      <w:r>
+        <w:t>create</w:t>
+      </w:r>
+      <w:proofErr w:type="spellEnd"/>
+      <w:proofErr w:type="gramEnd"/>
+      <w:r>
+        <w:t xml:space="preserve"> 50 Ohm traces which line up on the R resistors, taking care that none of the trace falls in the gap between the resistor pads or inside the arc. The other end of the trace should extend to Y= </w:t>
       </w:r>
       <w:r>
         <w:rPr>
@@ -2074,7 +2252,15 @@
         <w:t>±</w:t>
       </w:r>
       <w:r>
-        <w:t>36 mil, adjusting the X-point (integer value please!) so that you have a roughly 90 degree angle between this trace and the arc. Place the output pads on the end of these traces.</w:t>
+        <w:t xml:space="preserve">36 mil, adjusting the X-point (integer value please!) so that you have a roughly </w:t>
+      </w:r>
+      <w:proofErr w:type="gramStart"/>
+      <w:r>
+        <w:t>90 degree</w:t>
+      </w:r>
+      <w:proofErr w:type="gramEnd"/>
+      <w:r>
+        <w:t xml:space="preserve"> angle between this trace and the arc. Place the output pads on the end of these traces.</w:t>
       </w:r>
     </w:p>
     <w:p>
@@ -2191,7 +2377,15 @@
         </w:numPr>
       </w:pPr>
       <w:r>
-        <w:t>Export the gerber file to CST for simulation (list detail steps)</w:t>
+        <w:t xml:space="preserve">Export the </w:t>
+      </w:r>
+      <w:proofErr w:type="spellStart"/>
+      <w:r>
+        <w:t>gerber</w:t>
+      </w:r>
+      <w:proofErr w:type="spellEnd"/>
+      <w:r>
+        <w:t xml:space="preserve"> file to CST for simulation (list detail steps)</w:t>
       </w:r>
     </w:p>
     <w:p>
@@ -2208,7 +2402,39 @@
         </w:numPr>
       </w:pPr>
       <w:r>
-        <w:t>Export the gerber file from kicad, only  need F.Cu layer</w:t>
+        <w:t xml:space="preserve">Export the </w:t>
+      </w:r>
+      <w:proofErr w:type="spellStart"/>
+      <w:r>
+        <w:t>gerber</w:t>
+      </w:r>
+      <w:proofErr w:type="spellEnd"/>
+      <w:r>
+        <w:t xml:space="preserve"> file from </w:t>
+      </w:r>
+      <w:proofErr w:type="spellStart"/>
+      <w:r>
+        <w:t>kicad</w:t>
+      </w:r>
+      <w:proofErr w:type="spellEnd"/>
+      <w:r>
+        <w:t xml:space="preserve">, </w:t>
+      </w:r>
+      <w:proofErr w:type="gramStart"/>
+      <w:r>
+        <w:t>only  need</w:t>
+      </w:r>
+      <w:proofErr w:type="gramEnd"/>
+      <w:r>
+        <w:t xml:space="preserve"> </w:t>
+      </w:r>
+      <w:proofErr w:type="spellStart"/>
+      <w:r>
+        <w:t>F.Cu</w:t>
+      </w:r>
+      <w:proofErr w:type="spellEnd"/>
+      <w:r>
+        <w:t xml:space="preserve"> layer</w:t>
       </w:r>
     </w:p>
     <w:p>
@@ -2331,7 +2557,15 @@
         <w:t>im</w:t>
       </w:r>
       <w:r>
-        <w:t>port the gerber file into CST</w:t>
+        <w:t xml:space="preserve">port the </w:t>
+      </w:r>
+      <w:proofErr w:type="spellStart"/>
+      <w:r>
+        <w:t>gerber</w:t>
+      </w:r>
+      <w:proofErr w:type="spellEnd"/>
+      <w:r>
+        <w:t xml:space="preserve"> file into CST</w:t>
       </w:r>
     </w:p>
     <w:p>
@@ -2500,7 +2734,25 @@
           <w:sz w:val="18"/>
           <w:szCs w:val="18"/>
         </w:rPr>
-        <w:t xml:space="preserve"> Create the 3d trace by selecting the surface and extruding the face with 1oz (1.37 mil) heigh.</w:t>
+        <w:t xml:space="preserve"> Create the 3d trace by selecting the surface and extruding the face with 1oz (1.37 mil) </w:t>
+      </w:r>
+      <w:proofErr w:type="spellStart"/>
+      <w:r>
+        <w:rPr>
+          <w:color w:val="44546A" w:themeColor="text2"/>
+          <w:sz w:val="18"/>
+          <w:szCs w:val="18"/>
+        </w:rPr>
+        <w:t>heigh</w:t>
+      </w:r>
+      <w:proofErr w:type="spellEnd"/>
+      <w:r>
+        <w:rPr>
+          <w:color w:val="44546A" w:themeColor="text2"/>
+          <w:sz w:val="18"/>
+          <w:szCs w:val="18"/>
+        </w:rPr>
+        <w:t>.</w:t>
       </w:r>
     </w:p>
     <w:p>
@@ -3050,8 +3302,15 @@
         </w:numPr>
       </w:pPr>
       <w:r>
-        <w:t>Set the boundary conditions in Simulation,Boundaries</w:t>
-      </w:r>
+        <w:t xml:space="preserve">Set the boundary conditions in </w:t>
+      </w:r>
+      <w:proofErr w:type="spellStart"/>
+      <w:proofErr w:type="gramStart"/>
+      <w:r>
+        <w:t>Simulation,Boundaries</w:t>
+      </w:r>
+      <w:proofErr w:type="spellEnd"/>
+      <w:proofErr w:type="gramEnd"/>
     </w:p>
     <w:p>
       <w:pPr>
@@ -3266,7 +3525,15 @@
         </w:r>
       </w:fldSimple>
       <w:r>
-        <w:t>.Simulation results with R1 = 330 ohm,R2=200 ohm,R3=100 ohm,R4=100 ohm</w:t>
+        <w:t xml:space="preserve">.Simulation results with R1 = 330 </w:t>
+      </w:r>
+      <w:proofErr w:type="gramStart"/>
+      <w:r>
+        <w:t>ohm,R</w:t>
+      </w:r>
+      <w:proofErr w:type="gramEnd"/>
+      <w:r>
+        <w:t>2=200 ohm,R3=100 ohm,R4=100 ohm</w:t>
       </w:r>
     </w:p>
     <w:p>
@@ -3333,7 +3600,15 @@
         <w:t>.</w:t>
       </w:r>
       <w:r>
-        <w:t>Simulation results with R1 = 330 ohm,R2=200 ohm,R3=100 ohm,R4=100 ohm</w:t>
+        <w:t xml:space="preserve">Simulation results with R1 = 330 </w:t>
+      </w:r>
+      <w:proofErr w:type="gramStart"/>
+      <w:r>
+        <w:t>ohm,R</w:t>
+      </w:r>
+      <w:proofErr w:type="gramEnd"/>
+      <w:r>
+        <w:t>2=200 ohm,R3=100 ohm,R4=100 ohm</w:t>
       </w:r>
     </w:p>
     <w:p>
@@ -3407,7 +3682,15 @@
         <w:t>20</w:t>
       </w:r>
       <w:r>
-        <w:t>0 ohm,R2=200 ohm,R3=100 ohm,R4=100 ohm</w:t>
+        <w:t xml:space="preserve">0 </w:t>
+      </w:r>
+      <w:proofErr w:type="gramStart"/>
+      <w:r>
+        <w:t>ohm,R</w:t>
+      </w:r>
+      <w:proofErr w:type="gramEnd"/>
+      <w:r>
+        <w:t>2=200 ohm,R3=100 ohm,R4=100 ohm</w:t>
       </w:r>
     </w:p>
     <w:p/>
@@ -3595,12 +3878,28 @@
     </w:p>
     <w:p>
       <w:r>
-        <w:t>WPD1 : 1.9 – 6.5 GHz,4 rings</w:t>
-      </w:r>
-    </w:p>
-    <w:p>
-      <w:r>
-        <w:t xml:space="preserve">WPD3 : 1.9 – 3.7 GHz,2 rings </w:t>
+        <w:t>WPD</w:t>
+      </w:r>
+      <w:proofErr w:type="gramStart"/>
+      <w:r>
+        <w:t>1 :</w:t>
+      </w:r>
+      <w:proofErr w:type="gramEnd"/>
+      <w:r>
+        <w:t xml:space="preserve"> 1.9 – 6.5 GHz,4 rings</w:t>
+      </w:r>
+    </w:p>
+    <w:p>
+      <w:r>
+        <w:t>WPD</w:t>
+      </w:r>
+      <w:proofErr w:type="gramStart"/>
+      <w:r>
+        <w:t>3 :</w:t>
+      </w:r>
+      <w:proofErr w:type="gramEnd"/>
+      <w:r>
+        <w:t xml:space="preserve"> 1.9 – 3.7 GHz,2 rings </w:t>
       </w:r>
     </w:p>
     <w:p>
@@ -3610,17 +3909,41 @@
     </w:p>
     <w:p>
       <w:r>
-        <w:t>WPD2 : 7.5 – 12.40GHz,4 rings</w:t>
-      </w:r>
-    </w:p>
-    <w:p>
-      <w:r>
-        <w:t>WPD5 : 7.5 – 9.36 GHz,2 rings</w:t>
-      </w:r>
-    </w:p>
-    <w:p>
-      <w:r>
-        <w:t>WPD6 : 10.36 – 12.40 GHz,2 rings</w:t>
+        <w:t>WPD</w:t>
+      </w:r>
+      <w:proofErr w:type="gramStart"/>
+      <w:r>
+        <w:t>2 :</w:t>
+      </w:r>
+      <w:proofErr w:type="gramEnd"/>
+      <w:r>
+        <w:t xml:space="preserve"> 7.5 – 12.40GHz,4 rings</w:t>
+      </w:r>
+    </w:p>
+    <w:p>
+      <w:r>
+        <w:t>WPD</w:t>
+      </w:r>
+      <w:proofErr w:type="gramStart"/>
+      <w:r>
+        <w:t>5 :</w:t>
+      </w:r>
+      <w:proofErr w:type="gramEnd"/>
+      <w:r>
+        <w:t xml:space="preserve"> 7.5 – 9.36 GHz,2 rings</w:t>
+      </w:r>
+    </w:p>
+    <w:p>
+      <w:r>
+        <w:t>WPD</w:t>
+      </w:r>
+      <w:proofErr w:type="gramStart"/>
+      <w:r>
+        <w:t>6 :</w:t>
+      </w:r>
+      <w:proofErr w:type="gramEnd"/>
+      <w:r>
+        <w:t xml:space="preserve"> 10.36 – 12.40 GHz,2 rings</w:t>
       </w:r>
     </w:p>
     <w:p/>
@@ -4231,7 +4554,18 @@
         <w:t xml:space="preserve"> </w:t>
       </w:r>
       <w:r>
-        <w:t>R2 = 200,R3 = 100, R4 = 100</w:t>
+        <w:t xml:space="preserve">R2 = </w:t>
+      </w:r>
+      <w:proofErr w:type="gramStart"/>
+      <w:r>
+        <w:t>200,R</w:t>
+      </w:r>
+      <w:proofErr w:type="gramEnd"/>
+      <w:r>
+        <w:t>3 = 100, R4 = 100</w:t>
+      </w:r>
+      <w:r>
+        <w:t xml:space="preserve"> Ohm</w:t>
       </w:r>
     </w:p>
     <w:p/>
@@ -4241,6 +4575,7 @@
           <w:noProof/>
         </w:rPr>
       </w:pPr>
+      <w:bookmarkStart w:id="2" w:name="_Hlk239896624"/>
       <w:r>
         <w:t>WPD</w:t>
       </w:r>
@@ -4467,18 +4802,16 @@
           </w:p>
         </w:tc>
       </w:tr>
+      <w:bookmarkEnd w:id="2"/>
     </w:tbl>
     <w:p/>
     <w:p>
       <w:r>
-        <w:rPr>
-          <w:noProof/>
-        </w:rPr>
         <w:drawing>
-          <wp:inline distT="0" distB="0" distL="0" distR="0" wp14:anchorId="2704228C" wp14:editId="2BCAF179">
-            <wp:extent cx="5943600" cy="2983865"/>
-            <wp:effectExtent l="0" t="0" r="0" b="6985"/>
-            <wp:docPr id="51631047" name="Picture 1"/>
+          <wp:inline distT="0" distB="0" distL="0" distR="0" wp14:anchorId="125F7632" wp14:editId="2F7E8E44">
+            <wp:extent cx="5943600" cy="2929890"/>
+            <wp:effectExtent l="0" t="0" r="0" b="3810"/>
+            <wp:docPr id="7" name="Picture 7"/>
             <wp:cNvGraphicFramePr>
               <a:graphicFrameLocks xmlns:a="http://schemas.openxmlformats.org/drawingml/2006/main" noChangeAspect="1"/>
             </wp:cNvGraphicFramePr>
@@ -4486,7 +4819,7 @@
               <a:graphicData uri="http://schemas.openxmlformats.org/drawingml/2006/picture">
                 <pic:pic xmlns:pic="http://schemas.openxmlformats.org/drawingml/2006/picture">
                   <pic:nvPicPr>
-                    <pic:cNvPr id="51631047" name=""/>
+                    <pic:cNvPr id="1" name=""/>
                     <pic:cNvPicPr/>
                   </pic:nvPicPr>
                   <pic:blipFill>
@@ -4498,7 +4831,7 @@
                   <pic:spPr>
                     <a:xfrm>
                       <a:off x="0" y="0"/>
-                      <a:ext cx="5943600" cy="2983865"/>
+                      <a:ext cx="5943600" cy="2929890"/>
                     </a:xfrm>
                     <a:prstGeom prst="rect">
                       <a:avLst/>
@@ -4782,6 +5115,165 @@
         <w:pStyle w:val="Caption"/>
       </w:pPr>
     </w:p>
+    <w:p/>
+    <w:p>
+      <w:pPr>
+        <w:keepNext/>
+      </w:pPr>
+      <w:r>
+        <w:rPr>
+          <w:noProof/>
+        </w:rPr>
+        <w:lastRenderedPageBreak/>
+        <w:drawing>
+          <wp:inline distT="0" distB="0" distL="0" distR="0" wp14:anchorId="24CF2134" wp14:editId="1EF22590">
+            <wp:extent cx="5943600" cy="2799080"/>
+            <wp:effectExtent l="0" t="0" r="0" b="1270"/>
+            <wp:docPr id="4" name="Picture 4"/>
+            <wp:cNvGraphicFramePr>
+              <a:graphicFrameLocks xmlns:a="http://schemas.openxmlformats.org/drawingml/2006/main" noChangeAspect="1"/>
+            </wp:cNvGraphicFramePr>
+            <a:graphic xmlns:a="http://schemas.openxmlformats.org/drawingml/2006/main">
+              <a:graphicData uri="http://schemas.openxmlformats.org/drawingml/2006/picture">
+                <pic:pic xmlns:pic="http://schemas.openxmlformats.org/drawingml/2006/picture">
+                  <pic:nvPicPr>
+                    <pic:cNvPr id="1" name=""/>
+                    <pic:cNvPicPr/>
+                  </pic:nvPicPr>
+                  <pic:blipFill>
+                    <a:blip r:embed="rId65"/>
+                    <a:stretch>
+                      <a:fillRect/>
+                    </a:stretch>
+                  </pic:blipFill>
+                  <pic:spPr>
+                    <a:xfrm>
+                      <a:off x="0" y="0"/>
+                      <a:ext cx="5943600" cy="2799080"/>
+                    </a:xfrm>
+                    <a:prstGeom prst="rect">
+                      <a:avLst/>
+                    </a:prstGeom>
+                  </pic:spPr>
+                </pic:pic>
+              </a:graphicData>
+            </a:graphic>
+          </wp:inline>
+        </w:drawing>
+      </w:r>
+    </w:p>
+    <w:p>
+      <w:pPr>
+        <w:keepNext/>
+      </w:pPr>
+      <w:r>
+        <w:rPr>
+          <w:noProof/>
+        </w:rPr>
+        <w:drawing>
+          <wp:inline distT="0" distB="0" distL="0" distR="0" wp14:anchorId="661183E2" wp14:editId="01F78572">
+            <wp:extent cx="5943600" cy="2310130"/>
+            <wp:effectExtent l="0" t="0" r="0" b="0"/>
+            <wp:docPr id="5" name="Picture 5"/>
+            <wp:cNvGraphicFramePr>
+              <a:graphicFrameLocks xmlns:a="http://schemas.openxmlformats.org/drawingml/2006/main" noChangeAspect="1"/>
+            </wp:cNvGraphicFramePr>
+            <a:graphic xmlns:a="http://schemas.openxmlformats.org/drawingml/2006/main">
+              <a:graphicData uri="http://schemas.openxmlformats.org/drawingml/2006/picture">
+                <pic:pic xmlns:pic="http://schemas.openxmlformats.org/drawingml/2006/picture">
+                  <pic:nvPicPr>
+                    <pic:cNvPr id="1" name=""/>
+                    <pic:cNvPicPr/>
+                  </pic:nvPicPr>
+                  <pic:blipFill>
+                    <a:blip r:embed="rId66"/>
+                    <a:stretch>
+                      <a:fillRect/>
+                    </a:stretch>
+                  </pic:blipFill>
+                  <pic:spPr>
+                    <a:xfrm>
+                      <a:off x="0" y="0"/>
+                      <a:ext cx="5943600" cy="2310130"/>
+                    </a:xfrm>
+                    <a:prstGeom prst="rect">
+                      <a:avLst/>
+                    </a:prstGeom>
+                  </pic:spPr>
+                </pic:pic>
+              </a:graphicData>
+            </a:graphic>
+          </wp:inline>
+        </w:drawing>
+      </w:r>
+    </w:p>
+    <w:p>
+      <w:pPr>
+        <w:pStyle w:val="Caption"/>
+      </w:pPr>
+      <w:r>
+        <w:t xml:space="preserve">Figure </w:t>
+      </w:r>
+      <w:r>
+        <w:fldChar w:fldCharType="begin"/>
+      </w:r>
+      <w:r>
+        <w:instrText xml:space="preserve"> SEQ Figure \* ARABIC </w:instrText>
+      </w:r>
+      <w:r>
+        <w:fldChar w:fldCharType="separate"/>
+      </w:r>
+      <w:r>
+        <w:rPr>
+          <w:noProof/>
+        </w:rPr>
+        <w:t>19</w:t>
+      </w:r>
+      <w:r>
+        <w:rPr>
+          <w:noProof/>
+        </w:rPr>
+        <w:fldChar w:fldCharType="end"/>
+      </w:r>
+      <w:r>
+        <w:t>. The S parameters without consider</w:t>
+      </w:r>
+      <w:r>
+        <w:t>ing</w:t>
+      </w:r>
+      <w:r>
+        <w:t xml:space="preserve"> the distance between the </w:t>
+      </w:r>
+      <w:r>
+        <w:t>resistors (</w:t>
+      </w:r>
+      <w:r>
+        <w:t>WPD_2Rings_8500GHz_RO4350B_V3</w:t>
+      </w:r>
+      <w:r>
+        <w:t>)</w:t>
+      </w:r>
+    </w:p>
+    <w:p/>
+    <w:p/>
+    <w:p/>
+    <w:p/>
+    <w:p/>
+    <w:p/>
+    <w:p/>
+    <w:p/>
+    <w:p/>
+    <w:p/>
+    <w:p/>
+    <w:p/>
+    <w:p/>
+    <w:p/>
+    <w:p/>
+    <w:p/>
+    <w:p/>
+    <w:p/>
+    <w:p/>
+    <w:p/>
     <w:p>
       <w:r>
         <w:t>WPD</w:t>
@@ -5044,6 +5536,9 @@
     <w:p/>
     <w:p>
       <w:r>
+        <w:rPr>
+          <w:noProof/>
+        </w:rPr>
         <w:drawing>
           <wp:inline distT="0" distB="0" distL="0" distR="0" wp14:anchorId="1D53F341" wp14:editId="0E45FC31">
             <wp:extent cx="5943600" cy="3068955"/>
@@ -5060,7 +5555,7 @@
                     <pic:cNvPicPr/>
                   </pic:nvPicPr>
                   <pic:blipFill>
-                    <a:blip r:embed="rId65"/>
+                    <a:blip r:embed="rId67"/>
                     <a:stretch>
                       <a:fillRect/>
                     </a:stretch>
@@ -5094,7 +5589,7 @@
           <w:rPr>
             <w:noProof/>
           </w:rPr>
-          <w:t>19</w:t>
+          <w:t>20</w:t>
         </w:r>
       </w:fldSimple>
       <w:r>
@@ -5112,6 +5607,9 @@
     </w:p>
     <w:p>
       <w:r>
+        <w:rPr>
+          <w:noProof/>
+        </w:rPr>
         <w:drawing>
           <wp:inline distT="0" distB="0" distL="0" distR="0" wp14:anchorId="31F26171" wp14:editId="2C42FA3F">
             <wp:extent cx="5943600" cy="5248910"/>
@@ -5128,7 +5626,7 @@
                     <pic:cNvPicPr/>
                   </pic:nvPicPr>
                   <pic:blipFill>
-                    <a:blip r:embed="rId66"/>
+                    <a:blip r:embed="rId68"/>
                     <a:stretch>
                       <a:fillRect/>
                     </a:stretch>
@@ -5150,7 +5648,14 @@
       </w:r>
     </w:p>
     <w:p>
-      <w:r>
+      <w:pPr>
+        <w:keepNext/>
+      </w:pPr>
+      <w:r>
+        <w:rPr>
+          <w:noProof/>
+        </w:rPr>
+        <w:lastRenderedPageBreak/>
         <w:drawing>
           <wp:inline distT="0" distB="0" distL="0" distR="0" wp14:anchorId="74FC178B" wp14:editId="5D509997">
             <wp:extent cx="5943600" cy="2538730"/>
@@ -5167,7 +5672,7 @@
                     <pic:cNvPicPr/>
                   </pic:nvPicPr>
                   <pic:blipFill>
-                    <a:blip r:embed="rId67"/>
+                    <a:blip r:embed="rId69"/>
                     <a:stretch>
                       <a:fillRect/>
                     </a:stretch>
@@ -5188,6 +5693,514 @@
         </w:drawing>
       </w:r>
     </w:p>
+    <w:p>
+      <w:pPr>
+        <w:pStyle w:val="Caption"/>
+      </w:pPr>
+      <w:r>
+        <w:t xml:space="preserve">Figure </w:t>
+      </w:r>
+      <w:r>
+        <w:fldChar w:fldCharType="begin"/>
+      </w:r>
+      <w:r>
+        <w:instrText xml:space="preserve"> SEQ Figure \* ARABIC </w:instrText>
+      </w:r>
+      <w:r>
+        <w:fldChar w:fldCharType="separate"/>
+      </w:r>
+      <w:r>
+        <w:rPr>
+          <w:noProof/>
+        </w:rPr>
+        <w:t>21</w:t>
+      </w:r>
+      <w:r>
+        <w:rPr>
+          <w:noProof/>
+        </w:rPr>
+        <w:fldChar w:fldCharType="end"/>
+      </w:r>
+      <w:r>
+        <w:t>. The S parameters with considering the distance between the pads of the resistors</w:t>
+      </w:r>
+    </w:p>
+    <w:p>
+      <w:pPr>
+        <w:keepNext/>
+      </w:pPr>
+      <w:r>
+        <w:rPr>
+          <w:noProof/>
+        </w:rPr>
+        <w:drawing>
+          <wp:inline distT="0" distB="0" distL="0" distR="0" wp14:anchorId="42E07B15" wp14:editId="749FC532">
+            <wp:extent cx="5943600" cy="2768600"/>
+            <wp:effectExtent l="0" t="0" r="0" b="0"/>
+            <wp:docPr id="6" name="Picture 6"/>
+            <wp:cNvGraphicFramePr>
+              <a:graphicFrameLocks xmlns:a="http://schemas.openxmlformats.org/drawingml/2006/main" noChangeAspect="1"/>
+            </wp:cNvGraphicFramePr>
+            <a:graphic xmlns:a="http://schemas.openxmlformats.org/drawingml/2006/main">
+              <a:graphicData uri="http://schemas.openxmlformats.org/drawingml/2006/picture">
+                <pic:pic xmlns:pic="http://schemas.openxmlformats.org/drawingml/2006/picture">
+                  <pic:nvPicPr>
+                    <pic:cNvPr id="1" name=""/>
+                    <pic:cNvPicPr/>
+                  </pic:nvPicPr>
+                  <pic:blipFill>
+                    <a:blip r:embed="rId70"/>
+                    <a:stretch>
+                      <a:fillRect/>
+                    </a:stretch>
+                  </pic:blipFill>
+                  <pic:spPr>
+                    <a:xfrm>
+                      <a:off x="0" y="0"/>
+                      <a:ext cx="5943600" cy="2768600"/>
+                    </a:xfrm>
+                    <a:prstGeom prst="rect">
+                      <a:avLst/>
+                    </a:prstGeom>
+                  </pic:spPr>
+                </pic:pic>
+              </a:graphicData>
+            </a:graphic>
+          </wp:inline>
+        </w:drawing>
+      </w:r>
+    </w:p>
+    <w:p>
+      <w:pPr>
+        <w:pStyle w:val="Caption"/>
+      </w:pPr>
+      <w:r>
+        <w:t xml:space="preserve">Figure </w:t>
+      </w:r>
+      <w:r>
+        <w:fldChar w:fldCharType="begin"/>
+      </w:r>
+      <w:r>
+        <w:instrText xml:space="preserve"> SEQ Figure \* ARABIC </w:instrText>
+      </w:r>
+      <w:r>
+        <w:fldChar w:fldCharType="separate"/>
+      </w:r>
+      <w:r>
+        <w:rPr>
+          <w:noProof/>
+        </w:rPr>
+        <w:t>22</w:t>
+      </w:r>
+      <w:r>
+        <w:rPr>
+          <w:noProof/>
+        </w:rPr>
+        <w:fldChar w:fldCharType="end"/>
+      </w:r>
+      <w:r>
+        <w:t>.</w:t>
+      </w:r>
+      <w:r>
+        <w:t xml:space="preserve"> The S parameters with</w:t>
+      </w:r>
+      <w:r>
+        <w:t>out</w:t>
+      </w:r>
+      <w:r>
+        <w:t xml:space="preserve"> considering the distance between the pads of the resistors</w:t>
+      </w:r>
+      <w:r>
+        <w:t xml:space="preserve"> (R=330,100)</w:t>
+      </w:r>
+    </w:p>
+    <w:p/>
+    <w:p>
+      <w:r>
+        <w:rPr>
+          <w:noProof/>
+        </w:rPr>
+        <w:lastRenderedPageBreak/>
+        <w:drawing>
+          <wp:inline distT="0" distB="0" distL="0" distR="0" wp14:anchorId="5B7AA4F3" wp14:editId="0B16F738">
+            <wp:extent cx="5896798" cy="5220429"/>
+            <wp:effectExtent l="0" t="0" r="8890" b="0"/>
+            <wp:docPr id="11" name="Picture 11"/>
+            <wp:cNvGraphicFramePr>
+              <a:graphicFrameLocks xmlns:a="http://schemas.openxmlformats.org/drawingml/2006/main" noChangeAspect="1"/>
+            </wp:cNvGraphicFramePr>
+            <a:graphic xmlns:a="http://schemas.openxmlformats.org/drawingml/2006/main">
+              <a:graphicData uri="http://schemas.openxmlformats.org/drawingml/2006/picture">
+                <pic:pic xmlns:pic="http://schemas.openxmlformats.org/drawingml/2006/picture">
+                  <pic:nvPicPr>
+                    <pic:cNvPr id="1" name=""/>
+                    <pic:cNvPicPr/>
+                  </pic:nvPicPr>
+                  <pic:blipFill>
+                    <a:blip r:embed="rId71"/>
+                    <a:stretch>
+                      <a:fillRect/>
+                    </a:stretch>
+                  </pic:blipFill>
+                  <pic:spPr>
+                    <a:xfrm>
+                      <a:off x="0" y="0"/>
+                      <a:ext cx="5896798" cy="5220429"/>
+                    </a:xfrm>
+                    <a:prstGeom prst="rect">
+                      <a:avLst/>
+                    </a:prstGeom>
+                  </pic:spPr>
+                </pic:pic>
+              </a:graphicData>
+            </a:graphic>
+          </wp:inline>
+        </w:drawing>
+      </w:r>
+    </w:p>
+    <w:p>
+      <w:pPr>
+        <w:keepNext/>
+      </w:pPr>
+      <w:r>
+        <w:rPr>
+          <w:noProof/>
+        </w:rPr>
+        <w:drawing>
+          <wp:inline distT="0" distB="0" distL="0" distR="0" wp14:anchorId="02FFBB15" wp14:editId="13038A54">
+            <wp:extent cx="5943600" cy="2235835"/>
+            <wp:effectExtent l="0" t="0" r="0" b="0"/>
+            <wp:docPr id="8" name="Picture 8"/>
+            <wp:cNvGraphicFramePr>
+              <a:graphicFrameLocks xmlns:a="http://schemas.openxmlformats.org/drawingml/2006/main" noChangeAspect="1"/>
+            </wp:cNvGraphicFramePr>
+            <a:graphic xmlns:a="http://schemas.openxmlformats.org/drawingml/2006/main">
+              <a:graphicData uri="http://schemas.openxmlformats.org/drawingml/2006/picture">
+                <pic:pic xmlns:pic="http://schemas.openxmlformats.org/drawingml/2006/picture">
+                  <pic:nvPicPr>
+                    <pic:cNvPr id="1" name=""/>
+                    <pic:cNvPicPr/>
+                  </pic:nvPicPr>
+                  <pic:blipFill>
+                    <a:blip r:embed="rId72"/>
+                    <a:stretch>
+                      <a:fillRect/>
+                    </a:stretch>
+                  </pic:blipFill>
+                  <pic:spPr>
+                    <a:xfrm>
+                      <a:off x="0" y="0"/>
+                      <a:ext cx="5943600" cy="2235835"/>
+                    </a:xfrm>
+                    <a:prstGeom prst="rect">
+                      <a:avLst/>
+                    </a:prstGeom>
+                  </pic:spPr>
+                </pic:pic>
+              </a:graphicData>
+            </a:graphic>
+          </wp:inline>
+        </w:drawing>
+      </w:r>
+    </w:p>
+    <w:p>
+      <w:pPr>
+        <w:pStyle w:val="Caption"/>
+      </w:pPr>
+      <w:r>
+        <w:t xml:space="preserve">Figure </w:t>
+      </w:r>
+      <w:r>
+        <w:fldChar w:fldCharType="begin"/>
+      </w:r>
+      <w:r>
+        <w:instrText xml:space="preserve"> SEQ Figure \* ARABIC </w:instrText>
+      </w:r>
+      <w:r>
+        <w:fldChar w:fldCharType="separate"/>
+      </w:r>
+      <w:r>
+        <w:rPr>
+          <w:noProof/>
+        </w:rPr>
+        <w:t>24</w:t>
+      </w:r>
+      <w:r>
+        <w:rPr>
+          <w:noProof/>
+        </w:rPr>
+        <w:fldChar w:fldCharType="end"/>
+      </w:r>
+      <w:r>
+        <w:t>. R=200,100</w:t>
+      </w:r>
+    </w:p>
+    <w:p>
+      <w:r>
+        <w:rPr>
+          <w:noProof/>
+        </w:rPr>
+        <w:lastRenderedPageBreak/>
+        <w:drawing>
+          <wp:inline distT="0" distB="0" distL="0" distR="0" wp14:anchorId="19ED7CBA" wp14:editId="46D6ADA8">
+            <wp:extent cx="3505689" cy="5296639"/>
+            <wp:effectExtent l="0" t="0" r="0" b="0"/>
+            <wp:docPr id="10" name="Picture 10"/>
+            <wp:cNvGraphicFramePr>
+              <a:graphicFrameLocks xmlns:a="http://schemas.openxmlformats.org/drawingml/2006/main" noChangeAspect="1"/>
+            </wp:cNvGraphicFramePr>
+            <a:graphic xmlns:a="http://schemas.openxmlformats.org/drawingml/2006/main">
+              <a:graphicData uri="http://schemas.openxmlformats.org/drawingml/2006/picture">
+                <pic:pic xmlns:pic="http://schemas.openxmlformats.org/drawingml/2006/picture">
+                  <pic:nvPicPr>
+                    <pic:cNvPr id="1" name=""/>
+                    <pic:cNvPicPr/>
+                  </pic:nvPicPr>
+                  <pic:blipFill>
+                    <a:blip r:embed="rId73"/>
+                    <a:stretch>
+                      <a:fillRect/>
+                    </a:stretch>
+                  </pic:blipFill>
+                  <pic:spPr>
+                    <a:xfrm>
+                      <a:off x="0" y="0"/>
+                      <a:ext cx="3505689" cy="5296639"/>
+                    </a:xfrm>
+                    <a:prstGeom prst="rect">
+                      <a:avLst/>
+                    </a:prstGeom>
+                  </pic:spPr>
+                </pic:pic>
+              </a:graphicData>
+            </a:graphic>
+          </wp:inline>
+        </w:drawing>
+      </w:r>
+    </w:p>
+    <w:p>
+      <w:r>
+        <w:rPr>
+          <w:noProof/>
+        </w:rPr>
+        <w:drawing>
+          <wp:inline distT="0" distB="0" distL="0" distR="0" wp14:anchorId="3E89D93A" wp14:editId="79B4AE94">
+            <wp:extent cx="5943600" cy="2291715"/>
+            <wp:effectExtent l="0" t="0" r="0" b="0"/>
+            <wp:docPr id="9" name="Picture 9"/>
+            <wp:cNvGraphicFramePr>
+              <a:graphicFrameLocks xmlns:a="http://schemas.openxmlformats.org/drawingml/2006/main" noChangeAspect="1"/>
+            </wp:cNvGraphicFramePr>
+            <a:graphic xmlns:a="http://schemas.openxmlformats.org/drawingml/2006/main">
+              <a:graphicData uri="http://schemas.openxmlformats.org/drawingml/2006/picture">
+                <pic:pic xmlns:pic="http://schemas.openxmlformats.org/drawingml/2006/picture">
+                  <pic:nvPicPr>
+                    <pic:cNvPr id="1" name=""/>
+                    <pic:cNvPicPr/>
+                  </pic:nvPicPr>
+                  <pic:blipFill>
+                    <a:blip r:embed="rId74"/>
+                    <a:stretch>
+                      <a:fillRect/>
+                    </a:stretch>
+                  </pic:blipFill>
+                  <pic:spPr>
+                    <a:xfrm>
+                      <a:off x="0" y="0"/>
+                      <a:ext cx="5943600" cy="2291715"/>
+                    </a:xfrm>
+                    <a:prstGeom prst="rect">
+                      <a:avLst/>
+                    </a:prstGeom>
+                  </pic:spPr>
+                </pic:pic>
+              </a:graphicData>
+            </a:graphic>
+          </wp:inline>
+        </w:drawing>
+      </w:r>
+    </w:p>
+    <w:p/>
+    <w:p/>
+    <w:p/>
+    <w:p/>
+    <w:p>
+      <w:pPr>
+        <w:rPr>
+          <w:rFonts w:cs="Times New Roman"/>
+        </w:rPr>
+      </w:pPr>
+      <w:bookmarkStart w:id="3" w:name="_Hlk239897623"/>
+      <w:r>
+        <w:rPr>
+          <w:rFonts w:cs="Times New Roman"/>
+          <w:noProof/>
+        </w:rPr>
+        <w:drawing>
+          <wp:inline distT="0" distB="0" distL="0" distR="0" wp14:anchorId="312AC58D" wp14:editId="50E991E8">
+            <wp:extent cx="5165090" cy="5355590"/>
+            <wp:effectExtent l="0" t="0" r="0" b="0"/>
+            <wp:docPr id="13" name="Picture 13"/>
+            <wp:cNvGraphicFramePr>
+              <a:graphicFrameLocks xmlns:a="http://schemas.openxmlformats.org/drawingml/2006/main" noChangeAspect="1"/>
+            </wp:cNvGraphicFramePr>
+            <a:graphic xmlns:a="http://schemas.openxmlformats.org/drawingml/2006/main">
+              <a:graphicData uri="http://schemas.openxmlformats.org/drawingml/2006/picture">
+                <pic:pic xmlns:pic="http://schemas.openxmlformats.org/drawingml/2006/picture">
+                  <pic:nvPicPr>
+                    <pic:cNvPr id="0" name="Picture 1"/>
+                    <pic:cNvPicPr>
+                      <a:picLocks noChangeAspect="1" noChangeArrowheads="1"/>
+                    </pic:cNvPicPr>
+                  </pic:nvPicPr>
+                  <pic:blipFill>
+                    <a:blip r:embed="rId75">
+                      <a:extLst>
+                        <a:ext uri="{28A0092B-C50C-407E-A947-70E740481C1C}">
+                          <a14:useLocalDpi xmlns:a14="http://schemas.microsoft.com/office/drawing/2010/main" val="0"/>
+                        </a:ext>
+                      </a:extLst>
+                    </a:blip>
+                    <a:srcRect/>
+                    <a:stretch>
+                      <a:fillRect/>
+                    </a:stretch>
+                  </pic:blipFill>
+                  <pic:spPr bwMode="auto">
+                    <a:xfrm>
+                      <a:off x="0" y="0"/>
+                      <a:ext cx="5165090" cy="5355590"/>
+                    </a:xfrm>
+                    <a:prstGeom prst="rect">
+                      <a:avLst/>
+                    </a:prstGeom>
+                    <a:noFill/>
+                    <a:ln>
+                      <a:noFill/>
+                    </a:ln>
+                  </pic:spPr>
+                </pic:pic>
+              </a:graphicData>
+            </a:graphic>
+          </wp:inline>
+        </w:drawing>
+      </w:r>
+    </w:p>
+    <w:p>
+      <w:pPr>
+        <w:keepNext/>
+      </w:pPr>
+      <w:r>
+        <w:rPr>
+          <w:rFonts w:cs="Times New Roman"/>
+          <w:noProof/>
+        </w:rPr>
+        <w:lastRenderedPageBreak/>
+        <w:drawing>
+          <wp:inline distT="0" distB="0" distL="0" distR="0" wp14:anchorId="2B8F4966" wp14:editId="32FF98E9">
+            <wp:extent cx="5835015" cy="3118485"/>
+            <wp:effectExtent l="0" t="0" r="0" b="5715"/>
+            <wp:docPr id="12" name="Picture 12"/>
+            <wp:cNvGraphicFramePr>
+              <a:graphicFrameLocks xmlns:a="http://schemas.openxmlformats.org/drawingml/2006/main" noChangeAspect="1"/>
+            </wp:cNvGraphicFramePr>
+            <a:graphic xmlns:a="http://schemas.openxmlformats.org/drawingml/2006/main">
+              <a:graphicData uri="http://schemas.openxmlformats.org/drawingml/2006/picture">
+                <pic:pic xmlns:pic="http://schemas.openxmlformats.org/drawingml/2006/picture">
+                  <pic:nvPicPr>
+                    <pic:cNvPr id="0" name="Picture 1"/>
+                    <pic:cNvPicPr>
+                      <a:picLocks noChangeAspect="1" noChangeArrowheads="1"/>
+                    </pic:cNvPicPr>
+                  </pic:nvPicPr>
+                  <pic:blipFill>
+                    <a:blip r:embed="rId76" cstate="print">
+                      <a:extLst>
+                        <a:ext uri="{28A0092B-C50C-407E-A947-70E740481C1C}">
+                          <a14:useLocalDpi xmlns:a14="http://schemas.microsoft.com/office/drawing/2010/main" val="0"/>
+                        </a:ext>
+                      </a:extLst>
+                    </a:blip>
+                    <a:srcRect/>
+                    <a:stretch>
+                      <a:fillRect/>
+                    </a:stretch>
+                  </pic:blipFill>
+                  <pic:spPr bwMode="auto">
+                    <a:xfrm>
+                      <a:off x="0" y="0"/>
+                      <a:ext cx="5835015" cy="3118485"/>
+                    </a:xfrm>
+                    <a:prstGeom prst="rect">
+                      <a:avLst/>
+                    </a:prstGeom>
+                    <a:noFill/>
+                    <a:ln>
+                      <a:noFill/>
+                    </a:ln>
+                  </pic:spPr>
+                </pic:pic>
+              </a:graphicData>
+            </a:graphic>
+          </wp:inline>
+        </w:drawing>
+      </w:r>
+      <w:bookmarkEnd w:id="3"/>
+    </w:p>
+    <w:p>
+      <w:pPr>
+        <w:pStyle w:val="Caption"/>
+      </w:pPr>
+      <w:r>
+        <w:t xml:space="preserve">Figure </w:t>
+      </w:r>
+      <w:r>
+        <w:fldChar w:fldCharType="begin"/>
+      </w:r>
+      <w:r>
+        <w:instrText xml:space="preserve"> SEQ Figure \* ARABIC </w:instrText>
+      </w:r>
+      <w:r>
+        <w:fldChar w:fldCharType="separate"/>
+      </w:r>
+      <w:r>
+        <w:rPr>
+          <w:noProof/>
+        </w:rPr>
+        <w:t>23</w:t>
+      </w:r>
+      <w:r>
+        <w:fldChar w:fldCharType="end"/>
+      </w:r>
+      <w:r>
+        <w:t>.</w:t>
+      </w:r>
+      <w:r>
+        <w:t xml:space="preserve"> The S parameters with</w:t>
+      </w:r>
+      <w:r>
+        <w:t xml:space="preserve"> </w:t>
+      </w:r>
+      <w:r>
+        <w:t>considering the</w:t>
+      </w:r>
+      <w:r>
+        <w:t xml:space="preserve"> half of</w:t>
+      </w:r>
+      <w:r>
+        <w:t xml:space="preserve"> distance between the pads of the resistors (R=</w:t>
+      </w:r>
+      <w:r>
+        <w:t>20</w:t>
+      </w:r>
+      <w:r>
+        <w:t>0,100)</w:t>
+      </w:r>
+    </w:p>
+    <w:p>
+      <w:bookmarkStart w:id="4" w:name="_GoBack"/>
+      <w:bookmarkEnd w:id="4"/>
+    </w:p>
     <w:sectPr>
       <w:pgSz w:w="12240" w:h="15840"/>
       <w:pgMar w:top="1440" w:right="1440" w:bottom="1440" w:left="1440" w:header="720" w:footer="720" w:gutter="0"/>
@@ -5199,7 +6212,7 @@
 </file>
 
 <file path=word/endnotes.xml><?xml version="1.0" encoding="utf-8"?>
-<w:endnotes xmlns:wpc="http://schemas.microsoft.com/office/word/2010/wordprocessingCanvas" xmlns:cx="http://schemas.microsoft.com/office/drawing/2014/chartex" xmlns:cx1="http://schemas.microsoft.com/office/drawing/2015/9/8/chartex" xmlns:cx2="http://schemas.microsoft.com/office/drawing/2015/10/21/chartex" xmlns:cx3="http://schemas.microsoft.com/office/drawing/2016/5/9/chartex" xmlns:cx4="http://schemas.microsoft.com/office/drawing/2016/5/10/chartex" xmlns:cx5="http://schemas.microsoft.com/office/drawing/2016/5/11/chartex" xmlns:cx6="http://schemas.microsoft.com/office/drawing/2016/5/12/chartex" xmlns:cx7="http://schemas.microsoft.com/office/drawing/2016/5/13/chartex" xmlns:cx8="http://schemas.microsoft.com/office/drawing/2016/5/14/chartex" xmlns:mc="http://schemas.openxmlformats.org/markup-compatibility/2006" xmlns:aink="http://schemas.microsoft.com/office/drawing/2016/ink" xmlns:am3d="http://schemas.microsoft.com/office/drawing/2017/model3d" xmlns:o="urn:schemas-microsoft-com:office:office" xmlns:oel="http://schemas.microsoft.com/office/2019/extlst" xmlns:r="http://schemas.openxmlformats.org/officeDocument/2006/relationships" xmlns:m="http://schemas.openxmlformats.org/officeDocument/2006/math" xmlns:v="urn:schemas-microsoft-com:vml" xmlns:wp14="http://schemas.microsoft.com/office/word/2010/wordprocessingDrawing" xmlns:wp="http://schemas.openxmlformats.org/drawingml/2006/wordprocessingDrawing" xmlns:w10="urn:schemas-microsoft-com:office:word" xmlns:w="http://schemas.openxmlformats.org/wordprocessingml/2006/main" xmlns:w14="http://schemas.microsoft.com/office/word/2010/wordml" xmlns:w15="http://schemas.microsoft.com/office/word/2012/wordml" xmlns:w16cex="http://schemas.microsoft.com/office/word/2018/wordml/cex" xmlns:w16cid="http://schemas.microsoft.com/office/word/2016/wordml/cid" xmlns:w16="http://schemas.microsoft.com/office/word/2018/wordml" xmlns:w16du="http://schemas.microsoft.com/office/word/2023/wordml/word16du" xmlns:w16sdtdh="http://schemas.microsoft.com/office/word/2020/wordml/sdtdatahash" xmlns:w16sdtfl="http://schemas.microsoft.com/office/word/2024/wordml/sdtformatlock" xmlns:w16se="http://schemas.microsoft.com/office/word/2015/wordml/symex" xmlns:wpg="http://schemas.microsoft.com/office/word/2010/wordprocessingGroup" xmlns:wpi="http://schemas.microsoft.com/office/word/2010/wordprocessingInk" xmlns:wne="http://schemas.microsoft.com/office/word/2006/wordml" xmlns:wps="http://schemas.microsoft.com/office/word/2010/wordprocessingShape" mc:Ignorable="w14 w15 w16se w16cid w16 w16cex w16sdtdh w16sdtfl w16du wp14">
+<w:endnotes xmlns:wpc="http://schemas.microsoft.com/office/word/2010/wordprocessingCanvas" xmlns:cx="http://schemas.microsoft.com/office/drawing/2014/chartex" xmlns:cx1="http://schemas.microsoft.com/office/drawing/2015/9/8/chartex" xmlns:cx2="http://schemas.microsoft.com/office/drawing/2015/10/21/chartex" xmlns:cx3="http://schemas.microsoft.com/office/drawing/2016/5/9/chartex" xmlns:cx4="http://schemas.microsoft.com/office/drawing/2016/5/10/chartex" xmlns:cx5="http://schemas.microsoft.com/office/drawing/2016/5/11/chartex" xmlns:cx6="http://schemas.microsoft.com/office/drawing/2016/5/12/chartex" xmlns:cx7="http://schemas.microsoft.com/office/drawing/2016/5/13/chartex" xmlns:cx8="http://schemas.microsoft.com/office/drawing/2016/5/14/chartex" xmlns:mc="http://schemas.openxmlformats.org/markup-compatibility/2006" xmlns:aink="http://schemas.microsoft.com/office/drawing/2016/ink" xmlns:am3d="http://schemas.microsoft.com/office/drawing/2017/model3d" xmlns:o="urn:schemas-microsoft-com:office:office" xmlns:r="http://schemas.openxmlformats.org/officeDocument/2006/relationships" xmlns:m="http://schemas.openxmlformats.org/officeDocument/2006/math" xmlns:v="urn:schemas-microsoft-com:vml" xmlns:wp14="http://schemas.microsoft.com/office/word/2010/wordprocessingDrawing" xmlns:wp="http://schemas.openxmlformats.org/drawingml/2006/wordprocessingDrawing" xmlns:w10="urn:schemas-microsoft-com:office:word" xmlns:w="http://schemas.openxmlformats.org/wordprocessingml/2006/main" xmlns:w14="http://schemas.microsoft.com/office/word/2010/wordml" xmlns:w15="http://schemas.microsoft.com/office/word/2012/wordml" xmlns:w16cid="http://schemas.microsoft.com/office/word/2016/wordml/cid" xmlns:w16se="http://schemas.microsoft.com/office/word/2015/wordml/symex" xmlns:wpg="http://schemas.microsoft.com/office/word/2010/wordprocessingGroup" xmlns:wpi="http://schemas.microsoft.com/office/word/2010/wordprocessingInk" xmlns:wne="http://schemas.microsoft.com/office/word/2006/wordml" xmlns:wps="http://schemas.microsoft.com/office/word/2010/wordprocessingShape" mc:Ignorable="w14 w15 w16se w16cid wp14">
   <w:endnote w:type="separator" w:id="-1">
     <w:p>
       <w:pPr>
@@ -5224,7 +6237,7 @@
 </file>
 
 <file path=word/footnotes.xml><?xml version="1.0" encoding="utf-8"?>
-<w:footnotes xmlns:wpc="http://schemas.microsoft.com/office/word/2010/wordprocessingCanvas" xmlns:cx="http://schemas.microsoft.com/office/drawing/2014/chartex" xmlns:cx1="http://schemas.microsoft.com/office/drawing/2015/9/8/chartex" xmlns:cx2="http://schemas.microsoft.com/office/drawing/2015/10/21/chartex" xmlns:cx3="http://schemas.microsoft.com/office/drawing/2016/5/9/chartex" xmlns:cx4="http://schemas.microsoft.com/office/drawing/2016/5/10/chartex" xmlns:cx5="http://schemas.microsoft.com/office/drawing/2016/5/11/chartex" xmlns:cx6="http://schemas.microsoft.com/office/drawing/2016/5/12/chartex" xmlns:cx7="http://schemas.microsoft.com/office/drawing/2016/5/13/chartex" xmlns:cx8="http://schemas.microsoft.com/office/drawing/2016/5/14/chartex" xmlns:mc="http://schemas.openxmlformats.org/markup-compatibility/2006" xmlns:aink="http://schemas.microsoft.com/office/drawing/2016/ink" xmlns:am3d="http://schemas.microsoft.com/office/drawing/2017/model3d" xmlns:o="urn:schemas-microsoft-com:office:office" xmlns:oel="http://schemas.microsoft.com/office/2019/extlst" xmlns:r="http://schemas.openxmlformats.org/officeDocument/2006/relationships" xmlns:m="http://schemas.openxmlformats.org/officeDocument/2006/math" xmlns:v="urn:schemas-microsoft-com:vml" xmlns:wp14="http://schemas.microsoft.com/office/word/2010/wordprocessingDrawing" xmlns:wp="http://schemas.openxmlformats.org/drawingml/2006/wordprocessingDrawing" xmlns:w10="urn:schemas-microsoft-com:office:word" xmlns:w="http://schemas.openxmlformats.org/wordprocessingml/2006/main" xmlns:w14="http://schemas.microsoft.com/office/word/2010/wordml" xmlns:w15="http://schemas.microsoft.com/office/word/2012/wordml" xmlns:w16cex="http://schemas.microsoft.com/office/word/2018/wordml/cex" xmlns:w16cid="http://schemas.microsoft.com/office/word/2016/wordml/cid" xmlns:w16="http://schemas.microsoft.com/office/word/2018/wordml" xmlns:w16du="http://schemas.microsoft.com/office/word/2023/wordml/word16du" xmlns:w16sdtdh="http://schemas.microsoft.com/office/word/2020/wordml/sdtdatahash" xmlns:w16sdtfl="http://schemas.microsoft.com/office/word/2024/wordml/sdtformatlock" xmlns:w16se="http://schemas.microsoft.com/office/word/2015/wordml/symex" xmlns:wpg="http://schemas.microsoft.com/office/word/2010/wordprocessingGroup" xmlns:wpi="http://schemas.microsoft.com/office/word/2010/wordprocessingInk" xmlns:wne="http://schemas.microsoft.com/office/word/2006/wordml" xmlns:wps="http://schemas.microsoft.com/office/word/2010/wordprocessingShape" mc:Ignorable="w14 w15 w16se w16cid w16 w16cex w16sdtdh w16sdtfl w16du wp14">
+<w:footnotes xmlns:wpc="http://schemas.microsoft.com/office/word/2010/wordprocessingCanvas" xmlns:cx="http://schemas.microsoft.com/office/drawing/2014/chartex" xmlns:cx1="http://schemas.microsoft.com/office/drawing/2015/9/8/chartex" xmlns:cx2="http://schemas.microsoft.com/office/drawing/2015/10/21/chartex" xmlns:cx3="http://schemas.microsoft.com/office/drawing/2016/5/9/chartex" xmlns:cx4="http://schemas.microsoft.com/office/drawing/2016/5/10/chartex" xmlns:cx5="http://schemas.microsoft.com/office/drawing/2016/5/11/chartex" xmlns:cx6="http://schemas.microsoft.com/office/drawing/2016/5/12/chartex" xmlns:cx7="http://schemas.microsoft.com/office/drawing/2016/5/13/chartex" xmlns:cx8="http://schemas.microsoft.com/office/drawing/2016/5/14/chartex" xmlns:mc="http://schemas.openxmlformats.org/markup-compatibility/2006" xmlns:aink="http://schemas.microsoft.com/office/drawing/2016/ink" xmlns:am3d="http://schemas.microsoft.com/office/drawing/2017/model3d" xmlns:o="urn:schemas-microsoft-com:office:office" xmlns:r="http://schemas.openxmlformats.org/officeDocument/2006/relationships" xmlns:m="http://schemas.openxmlformats.org/officeDocument/2006/math" xmlns:v="urn:schemas-microsoft-com:vml" xmlns:wp14="http://schemas.microsoft.com/office/word/2010/wordprocessingDrawing" xmlns:wp="http://schemas.openxmlformats.org/drawingml/2006/wordprocessingDrawing" xmlns:w10="urn:schemas-microsoft-com:office:word" xmlns:w="http://schemas.openxmlformats.org/wordprocessingml/2006/main" xmlns:w14="http://schemas.microsoft.com/office/word/2010/wordml" xmlns:w15="http://schemas.microsoft.com/office/word/2012/wordml" xmlns:w16cid="http://schemas.microsoft.com/office/word/2016/wordml/cid" xmlns:w16se="http://schemas.microsoft.com/office/word/2015/wordml/symex" xmlns:wpg="http://schemas.microsoft.com/office/word/2010/wordprocessingGroup" xmlns:wpi="http://schemas.microsoft.com/office/word/2010/wordprocessingInk" xmlns:wne="http://schemas.microsoft.com/office/word/2006/wordml" xmlns:wps="http://schemas.microsoft.com/office/word/2010/wordprocessingShape" mc:Ignorable="w14 w15 w16se w16cid wp14">
   <w:footnote w:type="separator" w:id="-1">
     <w:p>
       <w:pPr>
@@ -5249,7 +6262,7 @@
 </file>
 
 <file path=word/numbering.xml><?xml version="1.0" encoding="utf-8"?>
-<w:numbering xmlns:wpc="http://schemas.microsoft.com/office/word/2010/wordprocessingCanvas" xmlns:cx="http://schemas.microsoft.com/office/drawing/2014/chartex" xmlns:cx1="http://schemas.microsoft.com/office/drawing/2015/9/8/chartex" xmlns:cx2="http://schemas.microsoft.com/office/drawing/2015/10/21/chartex" xmlns:cx3="http://schemas.microsoft.com/office/drawing/2016/5/9/chartex" xmlns:cx4="http://schemas.microsoft.com/office/drawing/2016/5/10/chartex" xmlns:cx5="http://schemas.microsoft.com/office/drawing/2016/5/11/chartex" xmlns:cx6="http://schemas.microsoft.com/office/drawing/2016/5/12/chartex" xmlns:cx7="http://schemas.microsoft.com/office/drawing/2016/5/13/chartex" xmlns:cx8="http://schemas.microsoft.com/office/drawing/2016/5/14/chartex" xmlns:mc="http://schemas.openxmlformats.org/markup-compatibility/2006" xmlns:aink="http://schemas.microsoft.com/office/drawing/2016/ink" xmlns:am3d="http://schemas.microsoft.com/office/drawing/2017/model3d" xmlns:o="urn:schemas-microsoft-com:office:office" xmlns:oel="http://schemas.microsoft.com/office/2019/extlst" xmlns:r="http://schemas.openxmlformats.org/officeDocument/2006/relationships" xmlns:m="http://schemas.openxmlformats.org/officeDocument/2006/math" xmlns:v="urn:schemas-microsoft-com:vml" xmlns:wp14="http://schemas.microsoft.com/office/word/2010/wordprocessingDrawing" xmlns:wp="http://schemas.openxmlformats.org/drawingml/2006/wordprocessingDrawing" xmlns:w10="urn:schemas-microsoft-com:office:word" xmlns:w="http://schemas.openxmlformats.org/wordprocessingml/2006/main" xmlns:w14="http://schemas.microsoft.com/office/word/2010/wordml" xmlns:w15="http://schemas.microsoft.com/office/word/2012/wordml" xmlns:w16cex="http://schemas.microsoft.com/office/word/2018/wordml/cex" xmlns:w16cid="http://schemas.microsoft.com/office/word/2016/wordml/cid" xmlns:w16="http://schemas.microsoft.com/office/word/2018/wordml" xmlns:w16du="http://schemas.microsoft.com/office/word/2023/wordml/word16du" xmlns:w16sdtdh="http://schemas.microsoft.com/office/word/2020/wordml/sdtdatahash" xmlns:w16sdtfl="http://schemas.microsoft.com/office/word/2024/wordml/sdtformatlock" xmlns:w16se="http://schemas.microsoft.com/office/word/2015/wordml/symex" xmlns:wpg="http://schemas.microsoft.com/office/word/2010/wordprocessingGroup" xmlns:wpi="http://schemas.microsoft.com/office/word/2010/wordprocessingInk" xmlns:wne="http://schemas.microsoft.com/office/word/2006/wordml" xmlns:wps="http://schemas.microsoft.com/office/word/2010/wordprocessingShape" mc:Ignorable="w14 w15 w16se w16cid w16 w16cex w16sdtdh w16sdtfl w16du wp14">
+<w:numbering xmlns:wpc="http://schemas.microsoft.com/office/word/2010/wordprocessingCanvas" xmlns:cx="http://schemas.microsoft.com/office/drawing/2014/chartex" xmlns:cx1="http://schemas.microsoft.com/office/drawing/2015/9/8/chartex" xmlns:cx2="http://schemas.microsoft.com/office/drawing/2015/10/21/chartex" xmlns:cx3="http://schemas.microsoft.com/office/drawing/2016/5/9/chartex" xmlns:cx4="http://schemas.microsoft.com/office/drawing/2016/5/10/chartex" xmlns:cx5="http://schemas.microsoft.com/office/drawing/2016/5/11/chartex" xmlns:cx6="http://schemas.microsoft.com/office/drawing/2016/5/12/chartex" xmlns:cx7="http://schemas.microsoft.com/office/drawing/2016/5/13/chartex" xmlns:cx8="http://schemas.microsoft.com/office/drawing/2016/5/14/chartex" xmlns:mc="http://schemas.openxmlformats.org/markup-compatibility/2006" xmlns:aink="http://schemas.microsoft.com/office/drawing/2016/ink" xmlns:am3d="http://schemas.microsoft.com/office/drawing/2017/model3d" xmlns:o="urn:schemas-microsoft-com:office:office" xmlns:r="http://schemas.openxmlformats.org/officeDocument/2006/relationships" xmlns:m="http://schemas.openxmlformats.org/officeDocument/2006/math" xmlns:v="urn:schemas-microsoft-com:vml" xmlns:wp14="http://schemas.microsoft.com/office/word/2010/wordprocessingDrawing" xmlns:wp="http://schemas.openxmlformats.org/drawingml/2006/wordprocessingDrawing" xmlns:w10="urn:schemas-microsoft-com:office:word" xmlns:w="http://schemas.openxmlformats.org/wordprocessingml/2006/main" xmlns:w14="http://schemas.microsoft.com/office/word/2010/wordml" xmlns:w15="http://schemas.microsoft.com/office/word/2012/wordml" xmlns:w16cid="http://schemas.microsoft.com/office/word/2016/wordml/cid" xmlns:w16se="http://schemas.microsoft.com/office/word/2015/wordml/symex" xmlns:wpg="http://schemas.microsoft.com/office/word/2010/wordprocessingGroup" xmlns:wpi="http://schemas.microsoft.com/office/word/2010/wordprocessingInk" xmlns:wne="http://schemas.microsoft.com/office/word/2006/wordml" xmlns:wps="http://schemas.microsoft.com/office/word/2010/wordprocessingShape" mc:Ignorable="w14 w15 w16se w16cid wp14">
   <w:abstractNum w:abstractNumId="0" w15:restartNumberingAfterBreak="0">
     <w:nsid w:val="02437890"/>
     <w:multiLevelType w:val="hybridMultilevel"/>
@@ -6568,53 +7581,53 @@
       </w:pPr>
     </w:lvl>
   </w:abstractNum>
-  <w:num w:numId="1" w16cid:durableId="928317628">
+  <w:num w:numId="1">
     <w:abstractNumId w:val="6"/>
   </w:num>
-  <w:num w:numId="2" w16cid:durableId="135075306">
+  <w:num w:numId="2">
     <w:abstractNumId w:val="1"/>
   </w:num>
-  <w:num w:numId="3" w16cid:durableId="181168272">
+  <w:num w:numId="3">
     <w:abstractNumId w:val="11"/>
   </w:num>
-  <w:num w:numId="4" w16cid:durableId="694572735">
+  <w:num w:numId="4">
     <w:abstractNumId w:val="3"/>
   </w:num>
-  <w:num w:numId="5" w16cid:durableId="1498839235">
+  <w:num w:numId="5">
     <w:abstractNumId w:val="2"/>
   </w:num>
-  <w:num w:numId="6" w16cid:durableId="1705787491">
+  <w:num w:numId="6">
     <w:abstractNumId w:val="0"/>
   </w:num>
-  <w:num w:numId="7" w16cid:durableId="1051854274">
+  <w:num w:numId="7">
     <w:abstractNumId w:val="9"/>
   </w:num>
-  <w:num w:numId="8" w16cid:durableId="847519085">
+  <w:num w:numId="8">
     <w:abstractNumId w:val="4"/>
   </w:num>
-  <w:num w:numId="9" w16cid:durableId="1195538711">
+  <w:num w:numId="9">
     <w:abstractNumId w:val="7"/>
   </w:num>
-  <w:num w:numId="10" w16cid:durableId="2046322946">
+  <w:num w:numId="10">
     <w:abstractNumId w:val="5"/>
   </w:num>
-  <w:num w:numId="11" w16cid:durableId="1884710667">
+  <w:num w:numId="11">
     <w:abstractNumId w:val="12"/>
   </w:num>
-  <w:num w:numId="12" w16cid:durableId="1664044065">
+  <w:num w:numId="12">
     <w:abstractNumId w:val="8"/>
   </w:num>
-  <w:num w:numId="13" w16cid:durableId="1047027744">
+  <w:num w:numId="13">
     <w:abstractNumId w:val="13"/>
   </w:num>
-  <w:num w:numId="14" w16cid:durableId="224219243">
+  <w:num w:numId="14">
     <w:abstractNumId w:val="10"/>
   </w:num>
 </w:numbering>
 </file>
 
 <file path=word/styles.xml><?xml version="1.0" encoding="utf-8"?>
-<w:styles xmlns:mc="http://schemas.openxmlformats.org/markup-compatibility/2006" xmlns:r="http://schemas.openxmlformats.org/officeDocument/2006/relationships" xmlns:w="http://schemas.openxmlformats.org/wordprocessingml/2006/main" xmlns:w14="http://schemas.microsoft.com/office/word/2010/wordml" xmlns:w15="http://schemas.microsoft.com/office/word/2012/wordml" xmlns:w16cex="http://schemas.microsoft.com/office/word/2018/wordml/cex" xmlns:w16cid="http://schemas.microsoft.com/office/word/2016/wordml/cid" xmlns:w16="http://schemas.microsoft.com/office/word/2018/wordml" xmlns:w16du="http://schemas.microsoft.com/office/word/2023/wordml/word16du" xmlns:w16sdtdh="http://schemas.microsoft.com/office/word/2020/wordml/sdtdatahash" xmlns:w16sdtfl="http://schemas.microsoft.com/office/word/2024/wordml/sdtformatlock" xmlns:w16se="http://schemas.microsoft.com/office/word/2015/wordml/symex" mc:Ignorable="w14 w15 w16se w16cid w16 w16cex w16sdtdh w16sdtfl w16du">
+<w:styles xmlns:mc="http://schemas.openxmlformats.org/markup-compatibility/2006" xmlns:r="http://schemas.openxmlformats.org/officeDocument/2006/relationships" xmlns:w="http://schemas.openxmlformats.org/wordprocessingml/2006/main" xmlns:w14="http://schemas.microsoft.com/office/word/2010/wordml" xmlns:w15="http://schemas.microsoft.com/office/word/2012/wordml" xmlns:w16cid="http://schemas.microsoft.com/office/word/2016/wordml/cid" xmlns:w16se="http://schemas.microsoft.com/office/word/2015/wordml/symex" mc:Ignorable="w14 w15 w16se w16cid">
   <w:docDefaults>
     <w:rPrDefault>
       <w:rPr>
@@ -6630,7 +7643,7 @@
       </w:pPr>
     </w:pPrDefault>
   </w:docDefaults>
-  <w:latentStyles w:defLockedState="0" w:defUIPriority="99" w:defSemiHidden="0" w:defUnhideWhenUsed="0" w:defQFormat="0" w:count="376">
+  <w:latentStyles w:defLockedState="0" w:defUIPriority="99" w:defSemiHidden="0" w:defUnhideWhenUsed="0" w:defQFormat="0" w:count="375">
     <w:lsdException w:name="Normal" w:uiPriority="0" w:qFormat="1"/>
     <w:lsdException w:name="heading 1" w:uiPriority="9" w:qFormat="1"/>
     <w:lsdException w:name="heading 2" w:semiHidden="1" w:uiPriority="9" w:unhideWhenUsed="1" w:qFormat="1"/>
@@ -7006,7 +8019,6 @@
     <w:lsdException w:name="Smart Hyperlink" w:semiHidden="1" w:unhideWhenUsed="1"/>
     <w:lsdException w:name="Hashtag" w:semiHidden="1" w:unhideWhenUsed="1"/>
     <w:lsdException w:name="Unresolved Mention" w:semiHidden="1" w:unhideWhenUsed="1"/>
-    <w:lsdException w:name="Smart Link" w:semiHidden="1" w:unhideWhenUsed="1"/>
   </w:latentStyles>
   <w:style w:type="paragraph" w:default="1" w:styleId="Normal">
     <w:name w:val="Normal"/>
@@ -7498,7 +8510,7 @@
 </file>
 
 <file path=customXml/itemProps1.xml><?xml version="1.0" encoding="utf-8"?>
-<ds:datastoreItem xmlns:ds="http://schemas.openxmlformats.org/officeDocument/2006/customXml" ds:itemID="{7043E7B6-BCD9-41B9-B29E-870759DA1078}">
+<ds:datastoreItem xmlns:ds="http://schemas.openxmlformats.org/officeDocument/2006/customXml" ds:itemID="{423126AA-5D9F-43F0-910C-2B0909EC2959}">
   <ds:schemaRefs>
     <ds:schemaRef ds:uri="http://schemas.openxmlformats.org/officeDocument/2006/bibliography"/>
   </ds:schemaRefs>
